--- a/ฟอร์มรายงานผล/Word/แบคทีเรียวิทยา/กรอกข้อมูล/D25-4930.docx
+++ b/ฟอร์มรายงานผล/Word/แบคทีเรียวิทยา/กรอกข้อมูล/D25-4930.docx
@@ -1,6 +1,6 @@
 
 <file path=word/document.xml><?xml version="1.0" encoding="utf-8"?>
-<w:document xmlns:wpc="http://schemas.microsoft.com/office/word/2010/wordprocessingCanvas" xmlns:mc="http://schemas.openxmlformats.org/markup-compatibility/2006" xmlns:o="urn:schemas-microsoft-com:office:office" xmlns:r="http://schemas.openxmlformats.org/officeDocument/2006/relationships" xmlns:m="http://schemas.openxmlformats.org/officeDocument/2006/math" xmlns:v="urn:schemas-microsoft-com:vml" xmlns:wp14="http://schemas.microsoft.com/office/word/2010/wordprocessingDrawing" xmlns:wp="http://schemas.openxmlformats.org/drawingml/2006/wordprocessingDrawing" xmlns:w10="urn:schemas-microsoft-com:office:word" xmlns:w="http://schemas.openxmlformats.org/wordprocessingml/2006/main" xmlns:w14="http://schemas.microsoft.com/office/word/2010/wordml" xmlns:wpg="http://schemas.microsoft.com/office/word/2010/wordprocessingGroup" xmlns:wpi="http://schemas.microsoft.com/office/word/2010/wordprocessingInk" xmlns:wne="http://schemas.microsoft.com/office/word/2006/wordml" xmlns:wps="http://schemas.microsoft.com/office/word/2010/wordprocessingShape" mc:Ignorable="w14 wp14">
+<w:document xmlns:wpc="http://schemas.microsoft.com/office/word/2010/wordprocessingCanvas" xmlns:cx="http://schemas.microsoft.com/office/drawing/2014/chartex" xmlns:cx1="http://schemas.microsoft.com/office/drawing/2015/9/8/chartex" xmlns:cx2="http://schemas.microsoft.com/office/drawing/2015/10/21/chartex" xmlns:cx3="http://schemas.microsoft.com/office/drawing/2016/5/9/chartex" xmlns:cx4="http://schemas.microsoft.com/office/drawing/2016/5/10/chartex" xmlns:cx5="http://schemas.microsoft.com/office/drawing/2016/5/11/chartex" xmlns:cx6="http://schemas.microsoft.com/office/drawing/2016/5/12/chartex" xmlns:cx7="http://schemas.microsoft.com/office/drawing/2016/5/13/chartex" xmlns:cx8="http://schemas.microsoft.com/office/drawing/2016/5/14/chartex" xmlns:mc="http://schemas.openxmlformats.org/markup-compatibility/2006" xmlns:aink="http://schemas.microsoft.com/office/drawing/2016/ink" xmlns:am3d="http://schemas.microsoft.com/office/drawing/2017/model3d" xmlns:o="urn:schemas-microsoft-com:office:office" xmlns:oel="http://schemas.microsoft.com/office/2019/extlst" xmlns:r="http://schemas.openxmlformats.org/officeDocument/2006/relationships" xmlns:m="http://schemas.openxmlformats.org/officeDocument/2006/math" xmlns:v="urn:schemas-microsoft-com:vml" xmlns:wp14="http://schemas.microsoft.com/office/word/2010/wordprocessingDrawing" xmlns:wp="http://schemas.openxmlformats.org/drawingml/2006/wordprocessingDrawing" xmlns:w10="urn:schemas-microsoft-com:office:word" xmlns:w="http://schemas.openxmlformats.org/wordprocessingml/2006/main" xmlns:w14="http://schemas.microsoft.com/office/word/2010/wordml" xmlns:w15="http://schemas.microsoft.com/office/word/2012/wordml" xmlns:w16cex="http://schemas.microsoft.com/office/word/2018/wordml/cex" xmlns:w16cid="http://schemas.microsoft.com/office/word/2016/wordml/cid" xmlns:w16="http://schemas.microsoft.com/office/word/2018/wordml" xmlns:w16du="http://schemas.microsoft.com/office/word/2023/wordml/word16du" xmlns:w16sdtdh="http://schemas.microsoft.com/office/word/2020/wordml/sdtdatahash" xmlns:w16sdtfl="http://schemas.microsoft.com/office/word/2024/wordml/sdtformatlock" xmlns:w16se="http://schemas.microsoft.com/office/word/2015/wordml/symex" xmlns:wpg="http://schemas.microsoft.com/office/word/2010/wordprocessingGroup" xmlns:wpi="http://schemas.microsoft.com/office/word/2010/wordprocessingInk" xmlns:wne="http://schemas.microsoft.com/office/word/2006/wordml" xmlns:wps="http://schemas.microsoft.com/office/word/2010/wordprocessingShape" mc:Ignorable="w14 w15 w16se w16cid w16 w16cex w16sdtdh w16sdtfl w16du wp14">
   <w:body>
     <w:tbl>
       <w:tblPr>
@@ -74,7 +74,6 @@
                   <w:docPart w:val="C50F8CBE0D524DA794806A6E0D14340C"/>
                 </w:placeholder>
               </w:sdtPr>
-              <w:sdtEndPr/>
               <w:sdtContent>
                 <w:r>
                   <w:rPr>
@@ -146,7 +145,6 @@
                   <w:docPart w:val="FEE028E79C5448A581232EFEB79E328E"/>
                 </w:placeholder>
               </w:sdtPr>
-              <w:sdtEndPr/>
               <w:sdtContent>
                 <w:r>
                   <w:rPr>
@@ -240,7 +238,6 @@
                   <w:docPart w:val="0566F4F622F248388A73DB4C97BAC01B"/>
                 </w:placeholder>
               </w:sdtPr>
-              <w:sdtEndPr/>
               <w:sdtContent>
                 <w:r>
                   <w:rPr>
@@ -334,7 +331,6 @@
                   <w:calendar w:val="thai"/>
                 </w:date>
               </w:sdtPr>
-              <w:sdtEndPr/>
               <w:sdtContent>
                 <w:r>
                   <w:rPr>
@@ -413,7 +409,6 @@
                   <w:calendar w:val="thai"/>
                 </w:date>
               </w:sdtPr>
-              <w:sdtEndPr/>
               <w:sdtContent>
                 <w:r>
                   <w:rPr>
@@ -491,7 +486,6 @@
                   <w:calendar w:val="thai"/>
                 </w:date>
               </w:sdtPr>
-              <w:sdtEndPr/>
               <w:sdtContent>
                 <w:r>
                   <w:rPr>
@@ -605,7 +599,7 @@
                           </pic:cNvPicPr>
                         </pic:nvPicPr>
                         <pic:blipFill>
-                          <a:blip r:embed="rId7">
+                          <a:blip r:embed="rId6">
                             <a:extLst>
                               <a:ext uri="{28A0092B-C50C-407E-A947-70E740481C1C}">
                                 <a14:useLocalDpi xmlns:a14="http://schemas.microsoft.com/office/drawing/2010/main" val="0"/>
@@ -693,7 +687,7 @@
           <w:p>
             <w:pPr>
               <w:rPr>
-                <w:rFonts w:ascii="TH SarabunPSK" w:hAnsi="TH SarabunPSK" w:cs="TH SarabunPSK" w:hint="cs"/>
+                <w:rFonts w:ascii="TH SarabunPSK" w:hAnsi="TH SarabunPSK" w:cs="TH SarabunPSK"/>
                 <w:sz w:val="28"/>
               </w:rPr>
             </w:pPr>
@@ -726,7 +720,7 @@
           <w:p>
             <w:pPr>
               <w:rPr>
-                <w:rFonts w:ascii="TH SarabunPSK" w:hAnsi="TH SarabunPSK" w:cs="TH SarabunPSK" w:hint="cs"/>
+                <w:rFonts w:ascii="TH SarabunPSK" w:hAnsi="TH SarabunPSK" w:cs="TH SarabunPSK"/>
                 <w:sz w:val="28"/>
               </w:rPr>
             </w:pPr>
@@ -795,7 +789,6 @@
               </w:rPr>
               <w:t xml:space="preserve">ที่ส่งตรวจพบเชื้อ </w:t>
             </w:r>
-            <w:proofErr w:type="spellStart"/>
             <w:r>
               <w:rPr>
                 <w:rFonts w:ascii="TH SarabunPSK" w:hAnsi="TH SarabunPSK" w:cs="TH SarabunPSK"/>
@@ -803,17 +796,7 @@
                 <w:iCs/>
                 <w:sz w:val="28"/>
               </w:rPr>
-              <w:t>Enterobacter</w:t>
-            </w:r>
-            <w:proofErr w:type="spellEnd"/>
-            <w:r>
-              <w:rPr>
-                <w:rFonts w:ascii="TH SarabunPSK" w:hAnsi="TH SarabunPSK" w:cs="TH SarabunPSK"/>
-                <w:i/>
-                <w:iCs/>
-                <w:sz w:val="28"/>
-              </w:rPr>
-              <w:t xml:space="preserve"> cloacae</w:t>
+              <w:t>Enterobacter cloacae</w:t>
             </w:r>
             <w:r>
               <w:rPr>
@@ -896,23 +879,7 @@
                 <w:rFonts w:ascii="TH SarabunPSK" w:hAnsi="TH SarabunPSK" w:cs="TH SarabunPSK"/>
                 <w:sz w:val="28"/>
               </w:rPr>
-              <w:t>2.2 Trimethoprim/</w:t>
-            </w:r>
-            <w:proofErr w:type="spellStart"/>
-            <w:r>
-              <w:rPr>
-                <w:rFonts w:ascii="TH SarabunPSK" w:hAnsi="TH SarabunPSK" w:cs="TH SarabunPSK"/>
-                <w:sz w:val="28"/>
-              </w:rPr>
-              <w:t>sulfamethoxazole</w:t>
-            </w:r>
-            <w:proofErr w:type="spellEnd"/>
-            <w:r>
-              <w:rPr>
-                <w:rFonts w:ascii="TH SarabunPSK" w:hAnsi="TH SarabunPSK" w:cs="TH SarabunPSK"/>
-                <w:sz w:val="28"/>
-              </w:rPr>
-              <w:t xml:space="preserve"> dose 30 mg/kg q8h PO (T&gt;MIC, 56.25% dosing interval)</w:t>
+              <w:t>2.2 Trimethoprim/sulfamethoxazole dose 30 mg/kg q8h PO (T&gt;MIC, 56.25% dosing interval)</w:t>
             </w:r>
           </w:p>
           <w:p>
@@ -927,23 +894,7 @@
                 <w:rFonts w:ascii="TH SarabunPSK" w:hAnsi="TH SarabunPSK" w:cs="TH SarabunPSK"/>
                 <w:sz w:val="28"/>
               </w:rPr>
-              <w:t>2.3 Trimethoprim/</w:t>
-            </w:r>
-            <w:proofErr w:type="spellStart"/>
-            <w:r>
-              <w:rPr>
-                <w:rFonts w:ascii="TH SarabunPSK" w:hAnsi="TH SarabunPSK" w:cs="TH SarabunPSK"/>
-                <w:sz w:val="28"/>
-              </w:rPr>
-              <w:t>sulfamethoxazole</w:t>
-            </w:r>
-            <w:proofErr w:type="spellEnd"/>
-            <w:r>
-              <w:rPr>
-                <w:rFonts w:ascii="TH SarabunPSK" w:hAnsi="TH SarabunPSK" w:cs="TH SarabunPSK"/>
-                <w:sz w:val="28"/>
-              </w:rPr>
-              <w:t xml:space="preserve"> dose 30 mg/kg q12h PO (T&gt;MIC, 37.50% dosing interval)</w:t>
+              <w:t>2.3 Trimethoprim/sulfamethoxazole dose 30 mg/kg q12h PO (T&gt;MIC, 37.50% dosing interval)</w:t>
             </w:r>
           </w:p>
           <w:p>
@@ -1097,8 +1048,6 @@
                 <w:sz w:val="28"/>
               </w:rPr>
             </w:pPr>
-            <w:bookmarkStart w:id="0" w:name="_GoBack"/>
-            <w:bookmarkEnd w:id="0"/>
           </w:p>
           <w:p>
             <w:pPr>
@@ -1146,7 +1095,7 @@
               </w:rPr>
               <w:t xml:space="preserve">หรือลิงค์ </w:t>
             </w:r>
-            <w:hyperlink r:id="rId8" w:history="1">
+            <w:hyperlink r:id="rId7" w:history="1">
               <w:r>
                 <w:rPr>
                   <w:rStyle w:val="Hyperlink"/>
@@ -1177,7 +1126,7 @@
               </w:rPr>
               <w:lastRenderedPageBreak/>
               <w:drawing>
-                <wp:inline distT="0" distB="0" distL="0" distR="0" wp14:anchorId="7B0671D6" wp14:editId="414A22D7">
+                <wp:inline distT="0" distB="0" distL="0" distR="0" wp14:anchorId="7B0671D6" wp14:editId="1790DB1B">
                   <wp:extent cx="1010652" cy="1010652"/>
                   <wp:effectExtent l="0" t="0" r="5715" b="5715"/>
                   <wp:docPr id="1807952536" name="Picture 1" descr="A qr code with a white background&#10;&#10;Description automatically generated"/>
@@ -1192,7 +1141,7 @@
                           <pic:cNvPicPr/>
                         </pic:nvPicPr>
                         <pic:blipFill>
-                          <a:blip r:embed="rId9" cstate="print">
+                          <a:blip r:embed="rId8" cstate="print">
                             <a:extLst>
                               <a:ext uri="{28A0092B-C50C-407E-A947-70E740481C1C}">
                                 <a14:useLocalDpi xmlns:a14="http://schemas.microsoft.com/office/drawing/2010/main" val="0"/>
@@ -1287,7 +1236,7 @@
                           <pic:cNvPicPr/>
                         </pic:nvPicPr>
                         <pic:blipFill rotWithShape="1">
-                          <a:blip r:embed="rId10">
+                          <a:blip r:embed="rId9">
                             <a:biLevel thresh="25000"/>
                           </a:blip>
                           <a:srcRect l="15313" t="22855" r="20828" b="15429"/>
@@ -1351,7 +1300,6 @@
                   <w:docPart w:val="B202C43A14A54D0D8F526D87AA51DF86"/>
                 </w:placeholder>
               </w:sdtPr>
-              <w:sdtEndPr/>
               <w:sdtContent>
                 <w:r>
                   <w:rPr>
@@ -1375,7 +1323,6 @@
                       <w:docPart w:val="825AE8BA90B54021904E34A730A206EC"/>
                     </w:placeholder>
                   </w:sdtPr>
-                  <w:sdtEndPr/>
                   <w:sdtContent>
                     <w:r>
                       <w:rPr>
@@ -1490,7 +1437,7 @@
                           <pic:cNvPicPr/>
                         </pic:nvPicPr>
                         <pic:blipFill>
-                          <a:blip r:embed="rId11"/>
+                          <a:blip r:embed="rId10"/>
                           <a:stretch>
                             <a:fillRect/>
                           </a:stretch>
@@ -1542,7 +1489,6 @@
                   <w:docPart w:val="63DFF691C0614CA780FF21B38BA9AC53"/>
                 </w:placeholder>
               </w:sdtPr>
-              <w:sdtEndPr/>
               <w:sdtContent>
                 <w:r>
                   <w:rPr>
@@ -1566,7 +1512,6 @@
                       <w:docPart w:val="C101429624734B5DBDFA44CE09DEC2DD"/>
                     </w:placeholder>
                   </w:sdtPr>
-                  <w:sdtEndPr/>
                   <w:sdtContent>
                     <w:r>
                       <w:rPr>
@@ -1681,7 +1626,7 @@
                           <pic:cNvPicPr/>
                         </pic:nvPicPr>
                         <pic:blipFill>
-                          <a:blip r:embed="rId12"/>
+                          <a:blip r:embed="rId11"/>
                           <a:stretch>
                             <a:fillRect/>
                           </a:stretch>
@@ -1733,7 +1678,6 @@
                   <w:docPart w:val="9DF79C5E213647DA97BB821966E9B799"/>
                 </w:placeholder>
               </w:sdtPr>
-              <w:sdtEndPr/>
               <w:sdtContent>
                 <w:r>
                   <w:rPr>
@@ -1798,10 +1742,10 @@
     </w:p>
     <w:p/>
     <w:sectPr>
-      <w:headerReference w:type="even" r:id="rId13"/>
-      <w:headerReference w:type="default" r:id="rId14"/>
-      <w:footerReference w:type="default" r:id="rId15"/>
-      <w:headerReference w:type="first" r:id="rId16"/>
+      <w:headerReference w:type="even" r:id="rId12"/>
+      <w:headerReference w:type="default" r:id="rId13"/>
+      <w:footerReference w:type="default" r:id="rId14"/>
+      <w:headerReference w:type="first" r:id="rId15"/>
       <w:pgSz w:w="11906" w:h="16838"/>
       <w:pgMar w:top="1916" w:right="1440" w:bottom="851" w:left="1440" w:header="283" w:footer="516" w:gutter="0"/>
       <w:cols w:space="708"/>
@@ -1812,7 +1756,7 @@
 </file>
 
 <file path=word/endnotes.xml><?xml version="1.0" encoding="utf-8"?>
-<w:endnotes xmlns:wpc="http://schemas.microsoft.com/office/word/2010/wordprocessingCanvas" xmlns:mc="http://schemas.openxmlformats.org/markup-compatibility/2006" xmlns:o="urn:schemas-microsoft-com:office:office" xmlns:r="http://schemas.openxmlformats.org/officeDocument/2006/relationships" xmlns:m="http://schemas.openxmlformats.org/officeDocument/2006/math" xmlns:v="urn:schemas-microsoft-com:vml" xmlns:wp14="http://schemas.microsoft.com/office/word/2010/wordprocessingDrawing" xmlns:wp="http://schemas.openxmlformats.org/drawingml/2006/wordprocessingDrawing" xmlns:w10="urn:schemas-microsoft-com:office:word" xmlns:w="http://schemas.openxmlformats.org/wordprocessingml/2006/main" xmlns:w14="http://schemas.microsoft.com/office/word/2010/wordml" xmlns:wpg="http://schemas.microsoft.com/office/word/2010/wordprocessingGroup" xmlns:wpi="http://schemas.microsoft.com/office/word/2010/wordprocessingInk" xmlns:wne="http://schemas.microsoft.com/office/word/2006/wordml" xmlns:wps="http://schemas.microsoft.com/office/word/2010/wordprocessingShape" mc:Ignorable="w14 wp14">
+<w:endnotes xmlns:wpc="http://schemas.microsoft.com/office/word/2010/wordprocessingCanvas" xmlns:cx="http://schemas.microsoft.com/office/drawing/2014/chartex" xmlns:cx1="http://schemas.microsoft.com/office/drawing/2015/9/8/chartex" xmlns:cx2="http://schemas.microsoft.com/office/drawing/2015/10/21/chartex" xmlns:cx3="http://schemas.microsoft.com/office/drawing/2016/5/9/chartex" xmlns:cx4="http://schemas.microsoft.com/office/drawing/2016/5/10/chartex" xmlns:cx5="http://schemas.microsoft.com/office/drawing/2016/5/11/chartex" xmlns:cx6="http://schemas.microsoft.com/office/drawing/2016/5/12/chartex" xmlns:cx7="http://schemas.microsoft.com/office/drawing/2016/5/13/chartex" xmlns:cx8="http://schemas.microsoft.com/office/drawing/2016/5/14/chartex" xmlns:mc="http://schemas.openxmlformats.org/markup-compatibility/2006" xmlns:aink="http://schemas.microsoft.com/office/drawing/2016/ink" xmlns:am3d="http://schemas.microsoft.com/office/drawing/2017/model3d" xmlns:o="urn:schemas-microsoft-com:office:office" xmlns:oel="http://schemas.microsoft.com/office/2019/extlst" xmlns:r="http://schemas.openxmlformats.org/officeDocument/2006/relationships" xmlns:m="http://schemas.openxmlformats.org/officeDocument/2006/math" xmlns:v="urn:schemas-microsoft-com:vml" xmlns:wp14="http://schemas.microsoft.com/office/word/2010/wordprocessingDrawing" xmlns:wp="http://schemas.openxmlformats.org/drawingml/2006/wordprocessingDrawing" xmlns:w10="urn:schemas-microsoft-com:office:word" xmlns:w="http://schemas.openxmlformats.org/wordprocessingml/2006/main" xmlns:w14="http://schemas.microsoft.com/office/word/2010/wordml" xmlns:w15="http://schemas.microsoft.com/office/word/2012/wordml" xmlns:w16cex="http://schemas.microsoft.com/office/word/2018/wordml/cex" xmlns:w16cid="http://schemas.microsoft.com/office/word/2016/wordml/cid" xmlns:w16="http://schemas.microsoft.com/office/word/2018/wordml" xmlns:w16du="http://schemas.microsoft.com/office/word/2023/wordml/word16du" xmlns:w16sdtdh="http://schemas.microsoft.com/office/word/2020/wordml/sdtdatahash" xmlns:w16sdtfl="http://schemas.microsoft.com/office/word/2024/wordml/sdtformatlock" xmlns:w16se="http://schemas.microsoft.com/office/word/2015/wordml/symex" xmlns:wpg="http://schemas.microsoft.com/office/word/2010/wordprocessingGroup" xmlns:wpi="http://schemas.microsoft.com/office/word/2010/wordprocessingInk" xmlns:wne="http://schemas.microsoft.com/office/word/2006/wordml" xmlns:wps="http://schemas.microsoft.com/office/word/2010/wordprocessingShape" mc:Ignorable="w14 w15 w16se w16cid w16 w16cex w16sdtdh w16sdtfl w16du wp14">
   <w:endnote w:type="separator" w:id="-1">
     <w:p>
       <w:r>
@@ -1831,7 +1775,7 @@
 </file>
 
 <file path=word/footer1.xml><?xml version="1.0" encoding="utf-8"?>
-<w:ftr xmlns:wpc="http://schemas.microsoft.com/office/word/2010/wordprocessingCanvas" xmlns:mc="http://schemas.openxmlformats.org/markup-compatibility/2006" xmlns:o="urn:schemas-microsoft-com:office:office" xmlns:r="http://schemas.openxmlformats.org/officeDocument/2006/relationships" xmlns:m="http://schemas.openxmlformats.org/officeDocument/2006/math" xmlns:v="urn:schemas-microsoft-com:vml" xmlns:wp14="http://schemas.microsoft.com/office/word/2010/wordprocessingDrawing" xmlns:wp="http://schemas.openxmlformats.org/drawingml/2006/wordprocessingDrawing" xmlns:w10="urn:schemas-microsoft-com:office:word" xmlns:w="http://schemas.openxmlformats.org/wordprocessingml/2006/main" xmlns:w14="http://schemas.microsoft.com/office/word/2010/wordml" xmlns:wpg="http://schemas.microsoft.com/office/word/2010/wordprocessingGroup" xmlns:wpi="http://schemas.microsoft.com/office/word/2010/wordprocessingInk" xmlns:wne="http://schemas.microsoft.com/office/word/2006/wordml" xmlns:wps="http://schemas.microsoft.com/office/word/2010/wordprocessingShape" mc:Ignorable="w14 wp14">
+<w:ftr xmlns:wpc="http://schemas.microsoft.com/office/word/2010/wordprocessingCanvas" xmlns:cx="http://schemas.microsoft.com/office/drawing/2014/chartex" xmlns:cx1="http://schemas.microsoft.com/office/drawing/2015/9/8/chartex" xmlns:cx2="http://schemas.microsoft.com/office/drawing/2015/10/21/chartex" xmlns:cx3="http://schemas.microsoft.com/office/drawing/2016/5/9/chartex" xmlns:cx4="http://schemas.microsoft.com/office/drawing/2016/5/10/chartex" xmlns:cx5="http://schemas.microsoft.com/office/drawing/2016/5/11/chartex" xmlns:cx6="http://schemas.microsoft.com/office/drawing/2016/5/12/chartex" xmlns:cx7="http://schemas.microsoft.com/office/drawing/2016/5/13/chartex" xmlns:cx8="http://schemas.microsoft.com/office/drawing/2016/5/14/chartex" xmlns:mc="http://schemas.openxmlformats.org/markup-compatibility/2006" xmlns:aink="http://schemas.microsoft.com/office/drawing/2016/ink" xmlns:am3d="http://schemas.microsoft.com/office/drawing/2017/model3d" xmlns:o="urn:schemas-microsoft-com:office:office" xmlns:oel="http://schemas.microsoft.com/office/2019/extlst" xmlns:r="http://schemas.openxmlformats.org/officeDocument/2006/relationships" xmlns:m="http://schemas.openxmlformats.org/officeDocument/2006/math" xmlns:v="urn:schemas-microsoft-com:vml" xmlns:wp14="http://schemas.microsoft.com/office/word/2010/wordprocessingDrawing" xmlns:wp="http://schemas.openxmlformats.org/drawingml/2006/wordprocessingDrawing" xmlns:w10="urn:schemas-microsoft-com:office:word" xmlns:w="http://schemas.openxmlformats.org/wordprocessingml/2006/main" xmlns:w14="http://schemas.microsoft.com/office/word/2010/wordml" xmlns:w15="http://schemas.microsoft.com/office/word/2012/wordml" xmlns:w16cex="http://schemas.microsoft.com/office/word/2018/wordml/cex" xmlns:w16cid="http://schemas.microsoft.com/office/word/2016/wordml/cid" xmlns:w16="http://schemas.microsoft.com/office/word/2018/wordml" xmlns:w16du="http://schemas.microsoft.com/office/word/2023/wordml/word16du" xmlns:w16sdtdh="http://schemas.microsoft.com/office/word/2020/wordml/sdtdatahash" xmlns:w16sdtfl="http://schemas.microsoft.com/office/word/2024/wordml/sdtformatlock" xmlns:w16se="http://schemas.microsoft.com/office/word/2015/wordml/symex" xmlns:wpg="http://schemas.microsoft.com/office/word/2010/wordprocessingGroup" xmlns:wpi="http://schemas.microsoft.com/office/word/2010/wordprocessingInk" xmlns:wne="http://schemas.microsoft.com/office/word/2006/wordml" xmlns:wps="http://schemas.microsoft.com/office/word/2010/wordprocessingShape" mc:Ignorable="w14 w15 w16se w16cid w16 w16cex w16sdtdh w16sdtfl w16du wp14">
   <w:p>
     <w:pPr>
       <w:keepNext/>
@@ -1965,7 +1909,7 @@
 </file>
 
 <file path=word/footnotes.xml><?xml version="1.0" encoding="utf-8"?>
-<w:footnotes xmlns:wpc="http://schemas.microsoft.com/office/word/2010/wordprocessingCanvas" xmlns:mc="http://schemas.openxmlformats.org/markup-compatibility/2006" xmlns:o="urn:schemas-microsoft-com:office:office" xmlns:r="http://schemas.openxmlformats.org/officeDocument/2006/relationships" xmlns:m="http://schemas.openxmlformats.org/officeDocument/2006/math" xmlns:v="urn:schemas-microsoft-com:vml" xmlns:wp14="http://schemas.microsoft.com/office/word/2010/wordprocessingDrawing" xmlns:wp="http://schemas.openxmlformats.org/drawingml/2006/wordprocessingDrawing" xmlns:w10="urn:schemas-microsoft-com:office:word" xmlns:w="http://schemas.openxmlformats.org/wordprocessingml/2006/main" xmlns:w14="http://schemas.microsoft.com/office/word/2010/wordml" xmlns:wpg="http://schemas.microsoft.com/office/word/2010/wordprocessingGroup" xmlns:wpi="http://schemas.microsoft.com/office/word/2010/wordprocessingInk" xmlns:wne="http://schemas.microsoft.com/office/word/2006/wordml" xmlns:wps="http://schemas.microsoft.com/office/word/2010/wordprocessingShape" mc:Ignorable="w14 wp14">
+<w:footnotes xmlns:wpc="http://schemas.microsoft.com/office/word/2010/wordprocessingCanvas" xmlns:cx="http://schemas.microsoft.com/office/drawing/2014/chartex" xmlns:cx1="http://schemas.microsoft.com/office/drawing/2015/9/8/chartex" xmlns:cx2="http://schemas.microsoft.com/office/drawing/2015/10/21/chartex" xmlns:cx3="http://schemas.microsoft.com/office/drawing/2016/5/9/chartex" xmlns:cx4="http://schemas.microsoft.com/office/drawing/2016/5/10/chartex" xmlns:cx5="http://schemas.microsoft.com/office/drawing/2016/5/11/chartex" xmlns:cx6="http://schemas.microsoft.com/office/drawing/2016/5/12/chartex" xmlns:cx7="http://schemas.microsoft.com/office/drawing/2016/5/13/chartex" xmlns:cx8="http://schemas.microsoft.com/office/drawing/2016/5/14/chartex" xmlns:mc="http://schemas.openxmlformats.org/markup-compatibility/2006" xmlns:aink="http://schemas.microsoft.com/office/drawing/2016/ink" xmlns:am3d="http://schemas.microsoft.com/office/drawing/2017/model3d" xmlns:o="urn:schemas-microsoft-com:office:office" xmlns:oel="http://schemas.microsoft.com/office/2019/extlst" xmlns:r="http://schemas.openxmlformats.org/officeDocument/2006/relationships" xmlns:m="http://schemas.openxmlformats.org/officeDocument/2006/math" xmlns:v="urn:schemas-microsoft-com:vml" xmlns:wp14="http://schemas.microsoft.com/office/word/2010/wordprocessingDrawing" xmlns:wp="http://schemas.openxmlformats.org/drawingml/2006/wordprocessingDrawing" xmlns:w10="urn:schemas-microsoft-com:office:word" xmlns:w="http://schemas.openxmlformats.org/wordprocessingml/2006/main" xmlns:w14="http://schemas.microsoft.com/office/word/2010/wordml" xmlns:w15="http://schemas.microsoft.com/office/word/2012/wordml" xmlns:w16cex="http://schemas.microsoft.com/office/word/2018/wordml/cex" xmlns:w16cid="http://schemas.microsoft.com/office/word/2016/wordml/cid" xmlns:w16="http://schemas.microsoft.com/office/word/2018/wordml" xmlns:w16du="http://schemas.microsoft.com/office/word/2023/wordml/word16du" xmlns:w16sdtdh="http://schemas.microsoft.com/office/word/2020/wordml/sdtdatahash" xmlns:w16sdtfl="http://schemas.microsoft.com/office/word/2024/wordml/sdtformatlock" xmlns:w16se="http://schemas.microsoft.com/office/word/2015/wordml/symex" xmlns:wpg="http://schemas.microsoft.com/office/word/2010/wordprocessingGroup" xmlns:wpi="http://schemas.microsoft.com/office/word/2010/wordprocessingInk" xmlns:wne="http://schemas.microsoft.com/office/word/2006/wordml" xmlns:wps="http://schemas.microsoft.com/office/word/2010/wordprocessingShape" mc:Ignorable="w14 w15 w16se w16cid w16 w16cex w16sdtdh w16sdtfl w16du wp14">
   <w:footnote w:type="separator" w:id="-1">
     <w:p>
       <w:r>
@@ -1984,7 +1928,7 @@
 </file>
 
 <file path=word/header1.xml><?xml version="1.0" encoding="utf-8"?>
-<w:hdr xmlns:wpc="http://schemas.microsoft.com/office/word/2010/wordprocessingCanvas" xmlns:mc="http://schemas.openxmlformats.org/markup-compatibility/2006" xmlns:o="urn:schemas-microsoft-com:office:office" xmlns:r="http://schemas.openxmlformats.org/officeDocument/2006/relationships" xmlns:m="http://schemas.openxmlformats.org/officeDocument/2006/math" xmlns:v="urn:schemas-microsoft-com:vml" xmlns:wp14="http://schemas.microsoft.com/office/word/2010/wordprocessingDrawing" xmlns:wp="http://schemas.openxmlformats.org/drawingml/2006/wordprocessingDrawing" xmlns:w10="urn:schemas-microsoft-com:office:word" xmlns:w="http://schemas.openxmlformats.org/wordprocessingml/2006/main" xmlns:w14="http://schemas.microsoft.com/office/word/2010/wordml" xmlns:wpg="http://schemas.microsoft.com/office/word/2010/wordprocessingGroup" xmlns:wpi="http://schemas.microsoft.com/office/word/2010/wordprocessingInk" xmlns:wne="http://schemas.microsoft.com/office/word/2006/wordml" xmlns:wps="http://schemas.microsoft.com/office/word/2010/wordprocessingShape" mc:Ignorable="w14 wp14">
+<w:hdr xmlns:wpc="http://schemas.microsoft.com/office/word/2010/wordprocessingCanvas" xmlns:cx="http://schemas.microsoft.com/office/drawing/2014/chartex" xmlns:cx1="http://schemas.microsoft.com/office/drawing/2015/9/8/chartex" xmlns:cx2="http://schemas.microsoft.com/office/drawing/2015/10/21/chartex" xmlns:cx3="http://schemas.microsoft.com/office/drawing/2016/5/9/chartex" xmlns:cx4="http://schemas.microsoft.com/office/drawing/2016/5/10/chartex" xmlns:cx5="http://schemas.microsoft.com/office/drawing/2016/5/11/chartex" xmlns:cx6="http://schemas.microsoft.com/office/drawing/2016/5/12/chartex" xmlns:cx7="http://schemas.microsoft.com/office/drawing/2016/5/13/chartex" xmlns:cx8="http://schemas.microsoft.com/office/drawing/2016/5/14/chartex" xmlns:mc="http://schemas.openxmlformats.org/markup-compatibility/2006" xmlns:aink="http://schemas.microsoft.com/office/drawing/2016/ink" xmlns:am3d="http://schemas.microsoft.com/office/drawing/2017/model3d" xmlns:o="urn:schemas-microsoft-com:office:office" xmlns:oel="http://schemas.microsoft.com/office/2019/extlst" xmlns:r="http://schemas.openxmlformats.org/officeDocument/2006/relationships" xmlns:m="http://schemas.openxmlformats.org/officeDocument/2006/math" xmlns:v="urn:schemas-microsoft-com:vml" xmlns:wp14="http://schemas.microsoft.com/office/word/2010/wordprocessingDrawing" xmlns:wp="http://schemas.openxmlformats.org/drawingml/2006/wordprocessingDrawing" xmlns:w10="urn:schemas-microsoft-com:office:word" xmlns:w="http://schemas.openxmlformats.org/wordprocessingml/2006/main" xmlns:w14="http://schemas.microsoft.com/office/word/2010/wordml" xmlns:w15="http://schemas.microsoft.com/office/word/2012/wordml" xmlns:w16cex="http://schemas.microsoft.com/office/word/2018/wordml/cex" xmlns:w16cid="http://schemas.microsoft.com/office/word/2016/wordml/cid" xmlns:w16="http://schemas.microsoft.com/office/word/2018/wordml" xmlns:w16du="http://schemas.microsoft.com/office/word/2023/wordml/word16du" xmlns:w16sdtdh="http://schemas.microsoft.com/office/word/2020/wordml/sdtdatahash" xmlns:w16sdtfl="http://schemas.microsoft.com/office/word/2024/wordml/sdtformatlock" xmlns:w16se="http://schemas.microsoft.com/office/word/2015/wordml/symex" xmlns:wpg="http://schemas.microsoft.com/office/word/2010/wordprocessingGroup" xmlns:wpi="http://schemas.microsoft.com/office/word/2010/wordprocessingInk" xmlns:wne="http://schemas.microsoft.com/office/word/2006/wordml" xmlns:wps="http://schemas.microsoft.com/office/word/2010/wordprocessingShape" mc:Ignorable="w14 w15 w16se w16cid w16 w16cex w16sdtdh w16sdtfl w16du wp14">
   <w:p>
     <w:pPr>
       <w:pStyle w:val="Header"/>
@@ -2013,7 +1957,7 @@
           <v:path o:extrusionok="f" gradientshapeok="t" o:connecttype="rect"/>
           <o:lock v:ext="edit" aspectratio="t"/>
         </v:shapetype>
-        <v:shape id="WordPictureWatermark31032579" o:spid="_x0000_s2050" type="#_x0000_t75" style="position:absolute;margin-left:0;margin-top:0;width:450.15pt;height:416.3pt;z-index:-251656192;mso-position-horizontal:center;mso-position-horizontal-relative:margin;mso-position-vertical:center;mso-position-vertical-relative:margin" o:allowincell="f">
+        <v:shape id="WordPictureWatermark31032579" o:spid="_x0000_s1026" type="#_x0000_t75" style="position:absolute;margin-left:0;margin-top:0;width:450.15pt;height:416.3pt;z-index:-251656192;mso-position-horizontal:center;mso-position-horizontal-relative:margin;mso-position-vertical:center;mso-position-vertical-relative:margin" o:allowincell="f">
           <v:imagedata r:id="rId1" o:title="1 (1)" gain="19661f" blacklevel="22938f"/>
           <w10:wrap anchorx="margin" anchory="margin"/>
         </v:shape>
@@ -2024,7 +1968,7 @@
 </file>
 
 <file path=word/header2.xml><?xml version="1.0" encoding="utf-8"?>
-<w:hdr xmlns:wpc="http://schemas.microsoft.com/office/word/2010/wordprocessingCanvas" xmlns:mc="http://schemas.openxmlformats.org/markup-compatibility/2006" xmlns:o="urn:schemas-microsoft-com:office:office" xmlns:r="http://schemas.openxmlformats.org/officeDocument/2006/relationships" xmlns:m="http://schemas.openxmlformats.org/officeDocument/2006/math" xmlns:v="urn:schemas-microsoft-com:vml" xmlns:wp14="http://schemas.microsoft.com/office/word/2010/wordprocessingDrawing" xmlns:wp="http://schemas.openxmlformats.org/drawingml/2006/wordprocessingDrawing" xmlns:w10="urn:schemas-microsoft-com:office:word" xmlns:w="http://schemas.openxmlformats.org/wordprocessingml/2006/main" xmlns:w14="http://schemas.microsoft.com/office/word/2010/wordml" xmlns:wpg="http://schemas.microsoft.com/office/word/2010/wordprocessingGroup" xmlns:wpi="http://schemas.microsoft.com/office/word/2010/wordprocessingInk" xmlns:wne="http://schemas.microsoft.com/office/word/2006/wordml" xmlns:wps="http://schemas.microsoft.com/office/word/2010/wordprocessingShape" mc:Ignorable="w14 wp14">
+<w:hdr xmlns:wpc="http://schemas.microsoft.com/office/word/2010/wordprocessingCanvas" xmlns:cx="http://schemas.microsoft.com/office/drawing/2014/chartex" xmlns:cx1="http://schemas.microsoft.com/office/drawing/2015/9/8/chartex" xmlns:cx2="http://schemas.microsoft.com/office/drawing/2015/10/21/chartex" xmlns:cx3="http://schemas.microsoft.com/office/drawing/2016/5/9/chartex" xmlns:cx4="http://schemas.microsoft.com/office/drawing/2016/5/10/chartex" xmlns:cx5="http://schemas.microsoft.com/office/drawing/2016/5/11/chartex" xmlns:cx6="http://schemas.microsoft.com/office/drawing/2016/5/12/chartex" xmlns:cx7="http://schemas.microsoft.com/office/drawing/2016/5/13/chartex" xmlns:cx8="http://schemas.microsoft.com/office/drawing/2016/5/14/chartex" xmlns:mc="http://schemas.openxmlformats.org/markup-compatibility/2006" xmlns:aink="http://schemas.microsoft.com/office/drawing/2016/ink" xmlns:am3d="http://schemas.microsoft.com/office/drawing/2017/model3d" xmlns:o="urn:schemas-microsoft-com:office:office" xmlns:oel="http://schemas.microsoft.com/office/2019/extlst" xmlns:r="http://schemas.openxmlformats.org/officeDocument/2006/relationships" xmlns:m="http://schemas.openxmlformats.org/officeDocument/2006/math" xmlns:v="urn:schemas-microsoft-com:vml" xmlns:wp14="http://schemas.microsoft.com/office/word/2010/wordprocessingDrawing" xmlns:wp="http://schemas.openxmlformats.org/drawingml/2006/wordprocessingDrawing" xmlns:w10="urn:schemas-microsoft-com:office:word" xmlns:w="http://schemas.openxmlformats.org/wordprocessingml/2006/main" xmlns:w14="http://schemas.microsoft.com/office/word/2010/wordml" xmlns:w15="http://schemas.microsoft.com/office/word/2012/wordml" xmlns:w16cex="http://schemas.microsoft.com/office/word/2018/wordml/cex" xmlns:w16cid="http://schemas.microsoft.com/office/word/2016/wordml/cid" xmlns:w16="http://schemas.microsoft.com/office/word/2018/wordml" xmlns:w16du="http://schemas.microsoft.com/office/word/2023/wordml/word16du" xmlns:w16sdtdh="http://schemas.microsoft.com/office/word/2020/wordml/sdtdatahash" xmlns:w16sdtfl="http://schemas.microsoft.com/office/word/2024/wordml/sdtformatlock" xmlns:w16se="http://schemas.microsoft.com/office/word/2015/wordml/symex" xmlns:wpg="http://schemas.microsoft.com/office/word/2010/wordprocessingGroup" xmlns:wpi="http://schemas.microsoft.com/office/word/2010/wordprocessingInk" xmlns:wne="http://schemas.microsoft.com/office/word/2006/wordml" xmlns:wps="http://schemas.microsoft.com/office/word/2010/wordprocessingShape" mc:Ignorable="w14 w15 w16se w16cid w16 w16cex w16sdtdh w16sdtfl w16du wp14">
   <w:p>
     <w:pPr>
       <w:pStyle w:val="Header"/>
@@ -2109,7 +2053,7 @@
           <v:path o:extrusionok="f" gradientshapeok="t" o:connecttype="rect"/>
           <o:lock v:ext="edit" aspectratio="t"/>
         </v:shapetype>
-        <v:shape id="WordPictureWatermark31032580" o:spid="_x0000_s2051" type="#_x0000_t75" style="position:absolute;left:0;text-align:left;margin-left:0;margin-top:0;width:450.15pt;height:416.3pt;z-index:-251655168;mso-position-horizontal:center;mso-position-horizontal-relative:margin;mso-position-vertical:center;mso-position-vertical-relative:margin" o:allowincell="f">
+        <v:shape id="WordPictureWatermark31032580" o:spid="_x0000_s1027" type="#_x0000_t75" style="position:absolute;left:0;text-align:left;margin-left:0;margin-top:0;width:450.15pt;height:416.3pt;z-index:-251655168;mso-position-horizontal:center;mso-position-horizontal-relative:margin;mso-position-vertical:center;mso-position-vertical-relative:margin" o:allowincell="f">
           <v:imagedata r:id="rId2" o:title="1 (1)" gain="19661f" blacklevel="22938f"/>
           <w10:wrap anchorx="margin" anchory="margin"/>
         </v:shape>
@@ -2123,7 +2067,7 @@
 </file>
 
 <file path=word/header3.xml><?xml version="1.0" encoding="utf-8"?>
-<w:hdr xmlns:wpc="http://schemas.microsoft.com/office/word/2010/wordprocessingCanvas" xmlns:mc="http://schemas.openxmlformats.org/markup-compatibility/2006" xmlns:o="urn:schemas-microsoft-com:office:office" xmlns:r="http://schemas.openxmlformats.org/officeDocument/2006/relationships" xmlns:m="http://schemas.openxmlformats.org/officeDocument/2006/math" xmlns:v="urn:schemas-microsoft-com:vml" xmlns:wp14="http://schemas.microsoft.com/office/word/2010/wordprocessingDrawing" xmlns:wp="http://schemas.openxmlformats.org/drawingml/2006/wordprocessingDrawing" xmlns:w10="urn:schemas-microsoft-com:office:word" xmlns:w="http://schemas.openxmlformats.org/wordprocessingml/2006/main" xmlns:w14="http://schemas.microsoft.com/office/word/2010/wordml" xmlns:wpg="http://schemas.microsoft.com/office/word/2010/wordprocessingGroup" xmlns:wpi="http://schemas.microsoft.com/office/word/2010/wordprocessingInk" xmlns:wne="http://schemas.microsoft.com/office/word/2006/wordml" xmlns:wps="http://schemas.microsoft.com/office/word/2010/wordprocessingShape" mc:Ignorable="w14 wp14">
+<w:hdr xmlns:wpc="http://schemas.microsoft.com/office/word/2010/wordprocessingCanvas" xmlns:cx="http://schemas.microsoft.com/office/drawing/2014/chartex" xmlns:cx1="http://schemas.microsoft.com/office/drawing/2015/9/8/chartex" xmlns:cx2="http://schemas.microsoft.com/office/drawing/2015/10/21/chartex" xmlns:cx3="http://schemas.microsoft.com/office/drawing/2016/5/9/chartex" xmlns:cx4="http://schemas.microsoft.com/office/drawing/2016/5/10/chartex" xmlns:cx5="http://schemas.microsoft.com/office/drawing/2016/5/11/chartex" xmlns:cx6="http://schemas.microsoft.com/office/drawing/2016/5/12/chartex" xmlns:cx7="http://schemas.microsoft.com/office/drawing/2016/5/13/chartex" xmlns:cx8="http://schemas.microsoft.com/office/drawing/2016/5/14/chartex" xmlns:mc="http://schemas.openxmlformats.org/markup-compatibility/2006" xmlns:aink="http://schemas.microsoft.com/office/drawing/2016/ink" xmlns:am3d="http://schemas.microsoft.com/office/drawing/2017/model3d" xmlns:o="urn:schemas-microsoft-com:office:office" xmlns:oel="http://schemas.microsoft.com/office/2019/extlst" xmlns:r="http://schemas.openxmlformats.org/officeDocument/2006/relationships" xmlns:m="http://schemas.openxmlformats.org/officeDocument/2006/math" xmlns:v="urn:schemas-microsoft-com:vml" xmlns:wp14="http://schemas.microsoft.com/office/word/2010/wordprocessingDrawing" xmlns:wp="http://schemas.openxmlformats.org/drawingml/2006/wordprocessingDrawing" xmlns:w10="urn:schemas-microsoft-com:office:word" xmlns:w="http://schemas.openxmlformats.org/wordprocessingml/2006/main" xmlns:w14="http://schemas.microsoft.com/office/word/2010/wordml" xmlns:w15="http://schemas.microsoft.com/office/word/2012/wordml" xmlns:w16cex="http://schemas.microsoft.com/office/word/2018/wordml/cex" xmlns:w16cid="http://schemas.microsoft.com/office/word/2016/wordml/cid" xmlns:w16="http://schemas.microsoft.com/office/word/2018/wordml" xmlns:w16du="http://schemas.microsoft.com/office/word/2023/wordml/word16du" xmlns:w16sdtdh="http://schemas.microsoft.com/office/word/2020/wordml/sdtdatahash" xmlns:w16sdtfl="http://schemas.microsoft.com/office/word/2024/wordml/sdtformatlock" xmlns:w16se="http://schemas.microsoft.com/office/word/2015/wordml/symex" xmlns:wpg="http://schemas.microsoft.com/office/word/2010/wordprocessingGroup" xmlns:wpi="http://schemas.microsoft.com/office/word/2010/wordprocessingInk" xmlns:wne="http://schemas.microsoft.com/office/word/2006/wordml" xmlns:wps="http://schemas.microsoft.com/office/word/2010/wordprocessingShape" mc:Ignorable="w14 w15 w16se w16cid w16 w16cex w16sdtdh w16sdtfl w16du wp14">
   <w:p>
     <w:pPr>
       <w:pStyle w:val="Header"/>
@@ -2152,7 +2096,7 @@
           <v:path o:extrusionok="f" gradientshapeok="t" o:connecttype="rect"/>
           <o:lock v:ext="edit" aspectratio="t"/>
         </v:shapetype>
-        <v:shape id="WordPictureWatermark31032578" o:spid="_x0000_s2049" type="#_x0000_t75" style="position:absolute;margin-left:0;margin-top:0;width:450.15pt;height:416.3pt;z-index:-251657216;mso-position-horizontal:center;mso-position-horizontal-relative:margin;mso-position-vertical:center;mso-position-vertical-relative:margin" o:allowincell="f">
+        <v:shape id="WordPictureWatermark31032578" o:spid="_x0000_s1025" type="#_x0000_t75" style="position:absolute;margin-left:0;margin-top:0;width:450.15pt;height:416.3pt;z-index:-251657216;mso-position-horizontal:center;mso-position-horizontal-relative:margin;mso-position-vertical:center;mso-position-vertical-relative:margin" o:allowincell="f">
           <v:imagedata r:id="rId1" o:title="1 (1)" gain="19661f" blacklevel="22938f"/>
           <w10:wrap anchorx="margin" anchory="margin"/>
         </v:shape>
@@ -2163,7 +2107,7 @@
 </file>
 
 <file path=word/styles.xml><?xml version="1.0" encoding="utf-8"?>
-<w:styles xmlns:mc="http://schemas.openxmlformats.org/markup-compatibility/2006" xmlns:r="http://schemas.openxmlformats.org/officeDocument/2006/relationships" xmlns:w="http://schemas.openxmlformats.org/wordprocessingml/2006/main" xmlns:w14="http://schemas.microsoft.com/office/word/2010/wordml" mc:Ignorable="w14">
+<w:styles xmlns:mc="http://schemas.openxmlformats.org/markup-compatibility/2006" xmlns:r="http://schemas.openxmlformats.org/officeDocument/2006/relationships" xmlns:w="http://schemas.openxmlformats.org/wordprocessingml/2006/main" xmlns:w14="http://schemas.microsoft.com/office/word/2010/wordml" xmlns:w15="http://schemas.microsoft.com/office/word/2012/wordml" xmlns:w16cex="http://schemas.microsoft.com/office/word/2018/wordml/cex" xmlns:w16cid="http://schemas.microsoft.com/office/word/2016/wordml/cid" xmlns:w16="http://schemas.microsoft.com/office/word/2018/wordml" xmlns:w16du="http://schemas.microsoft.com/office/word/2023/wordml/word16du" xmlns:w16sdtdh="http://schemas.microsoft.com/office/word/2020/wordml/sdtdatahash" xmlns:w16sdtfl="http://schemas.microsoft.com/office/word/2024/wordml/sdtformatlock" xmlns:w16se="http://schemas.microsoft.com/office/word/2015/wordml/symex" mc:Ignorable="w14 w15 w16se w16cid w16 w16cex w16sdtdh w16sdtfl w16du">
   <w:docDefaults>
     <w:rPrDefault>
       <w:rPr>
@@ -2181,144 +2125,383 @@
       </w:pPr>
     </w:pPrDefault>
   </w:docDefaults>
-  <w:latentStyles w:defLockedState="0" w:defUIPriority="99" w:defSemiHidden="1" w:defUnhideWhenUsed="1" w:defQFormat="0" w:count="267">
-    <w:lsdException w:name="Normal" w:semiHidden="0" w:uiPriority="0" w:unhideWhenUsed="0" w:qFormat="1"/>
-    <w:lsdException w:name="heading 1" w:semiHidden="0" w:uiPriority="9" w:unhideWhenUsed="0" w:qFormat="1"/>
-    <w:lsdException w:name="heading 2" w:uiPriority="9" w:qFormat="1"/>
-    <w:lsdException w:name="heading 3" w:uiPriority="9" w:qFormat="1"/>
-    <w:lsdException w:name="heading 4" w:uiPriority="9" w:qFormat="1"/>
-    <w:lsdException w:name="heading 5" w:uiPriority="9" w:qFormat="1"/>
-    <w:lsdException w:name="heading 6" w:uiPriority="9" w:qFormat="1"/>
-    <w:lsdException w:name="heading 7" w:uiPriority="9" w:qFormat="1"/>
-    <w:lsdException w:name="heading 8" w:uiPriority="9" w:qFormat="1"/>
-    <w:lsdException w:name="heading 9" w:uiPriority="9" w:qFormat="1"/>
-    <w:lsdException w:name="toc 1" w:uiPriority="39"/>
-    <w:lsdException w:name="toc 2" w:uiPriority="39"/>
-    <w:lsdException w:name="toc 3" w:uiPriority="39"/>
-    <w:lsdException w:name="toc 4" w:uiPriority="39"/>
-    <w:lsdException w:name="toc 5" w:uiPriority="39"/>
-    <w:lsdException w:name="toc 6" w:uiPriority="39"/>
-    <w:lsdException w:name="toc 7" w:uiPriority="39"/>
-    <w:lsdException w:name="toc 8" w:uiPriority="39"/>
-    <w:lsdException w:name="toc 9" w:uiPriority="39"/>
-    <w:lsdException w:name="caption" w:uiPriority="35" w:qFormat="1"/>
-    <w:lsdException w:name="Title" w:semiHidden="0" w:uiPriority="10" w:unhideWhenUsed="0" w:qFormat="1"/>
-    <w:lsdException w:name="Default Paragraph Font" w:uiPriority="1"/>
-    <w:lsdException w:name="Subtitle" w:semiHidden="0" w:uiPriority="11" w:unhideWhenUsed="0" w:qFormat="1"/>
-    <w:lsdException w:name="Strong" w:semiHidden="0" w:uiPriority="22" w:unhideWhenUsed="0" w:qFormat="1"/>
-    <w:lsdException w:name="Emphasis" w:semiHidden="0" w:uiPriority="20" w:unhideWhenUsed="0" w:qFormat="1"/>
-    <w:lsdException w:name="Table Grid" w:semiHidden="0" w:uiPriority="39" w:unhideWhenUsed="0"/>
-    <w:lsdException w:name="Placeholder Text" w:unhideWhenUsed="0"/>
-    <w:lsdException w:name="No Spacing" w:semiHidden="0" w:uiPriority="1" w:unhideWhenUsed="0" w:qFormat="1"/>
-    <w:lsdException w:name="Light Shading" w:semiHidden="0" w:uiPriority="60" w:unhideWhenUsed="0"/>
-    <w:lsdException w:name="Light List" w:semiHidden="0" w:uiPriority="61" w:unhideWhenUsed="0"/>
-    <w:lsdException w:name="Light Grid" w:semiHidden="0" w:uiPriority="62" w:unhideWhenUsed="0"/>
-    <w:lsdException w:name="Medium Shading 1" w:semiHidden="0" w:uiPriority="63" w:unhideWhenUsed="0"/>
-    <w:lsdException w:name="Medium Shading 2" w:semiHidden="0" w:uiPriority="64" w:unhideWhenUsed="0"/>
-    <w:lsdException w:name="Medium List 1" w:semiHidden="0" w:uiPriority="65" w:unhideWhenUsed="0"/>
-    <w:lsdException w:name="Medium List 2" w:semiHidden="0" w:uiPriority="66" w:unhideWhenUsed="0"/>
-    <w:lsdException w:name="Medium Grid 1" w:semiHidden="0" w:uiPriority="67" w:unhideWhenUsed="0"/>
-    <w:lsdException w:name="Medium Grid 2" w:semiHidden="0" w:uiPriority="68" w:unhideWhenUsed="0"/>
-    <w:lsdException w:name="Medium Grid 3" w:semiHidden="0" w:uiPriority="69" w:unhideWhenUsed="0"/>
-    <w:lsdException w:name="Dark List" w:semiHidden="0" w:uiPriority="70" w:unhideWhenUsed="0"/>
-    <w:lsdException w:name="Colorful Shading" w:semiHidden="0" w:uiPriority="71" w:unhideWhenUsed="0"/>
-    <w:lsdException w:name="Colorful List" w:semiHidden="0" w:uiPriority="72" w:unhideWhenUsed="0"/>
-    <w:lsdException w:name="Colorful Grid" w:semiHidden="0" w:uiPriority="73" w:unhideWhenUsed="0"/>
-    <w:lsdException w:name="Light Shading Accent 1" w:semiHidden="0" w:uiPriority="60" w:unhideWhenUsed="0"/>
-    <w:lsdException w:name="Light List Accent 1" w:semiHidden="0" w:uiPriority="61" w:unhideWhenUsed="0"/>
-    <w:lsdException w:name="Light Grid Accent 1" w:semiHidden="0" w:uiPriority="62" w:unhideWhenUsed="0"/>
-    <w:lsdException w:name="Medium Shading 1 Accent 1" w:semiHidden="0" w:uiPriority="63" w:unhideWhenUsed="0"/>
-    <w:lsdException w:name="Medium Shading 2 Accent 1" w:semiHidden="0" w:uiPriority="64" w:unhideWhenUsed="0"/>
-    <w:lsdException w:name="Medium List 1 Accent 1" w:semiHidden="0" w:uiPriority="65" w:unhideWhenUsed="0"/>
-    <w:lsdException w:name="Revision" w:unhideWhenUsed="0"/>
-    <w:lsdException w:name="List Paragraph" w:semiHidden="0" w:uiPriority="34" w:unhideWhenUsed="0" w:qFormat="1"/>
-    <w:lsdException w:name="Quote" w:semiHidden="0" w:uiPriority="29" w:unhideWhenUsed="0" w:qFormat="1"/>
-    <w:lsdException w:name="Intense Quote" w:semiHidden="0" w:uiPriority="30" w:unhideWhenUsed="0" w:qFormat="1"/>
-    <w:lsdException w:name="Medium List 2 Accent 1" w:semiHidden="0" w:uiPriority="66" w:unhideWhenUsed="0"/>
-    <w:lsdException w:name="Medium Grid 1 Accent 1" w:semiHidden="0" w:uiPriority="67" w:unhideWhenUsed="0"/>
-    <w:lsdException w:name="Medium Grid 2 Accent 1" w:semiHidden="0" w:uiPriority="68" w:unhideWhenUsed="0"/>
-    <w:lsdException w:name="Medium Grid 3 Accent 1" w:semiHidden="0" w:uiPriority="69" w:unhideWhenUsed="0"/>
-    <w:lsdException w:name="Dark List Accent 1" w:semiHidden="0" w:uiPriority="70" w:unhideWhenUsed="0"/>
-    <w:lsdException w:name="Colorful Shading Accent 1" w:semiHidden="0" w:uiPriority="71" w:unhideWhenUsed="0"/>
-    <w:lsdException w:name="Colorful List Accent 1" w:semiHidden="0" w:uiPriority="72" w:unhideWhenUsed="0"/>
-    <w:lsdException w:name="Colorful Grid Accent 1" w:semiHidden="0" w:uiPriority="73" w:unhideWhenUsed="0"/>
-    <w:lsdException w:name="Light Shading Accent 2" w:semiHidden="0" w:uiPriority="60" w:unhideWhenUsed="0"/>
-    <w:lsdException w:name="Light List Accent 2" w:semiHidden="0" w:uiPriority="61" w:unhideWhenUsed="0"/>
-    <w:lsdException w:name="Light Grid Accent 2" w:semiHidden="0" w:uiPriority="62" w:unhideWhenUsed="0"/>
-    <w:lsdException w:name="Medium Shading 1 Accent 2" w:semiHidden="0" w:uiPriority="63" w:unhideWhenUsed="0"/>
-    <w:lsdException w:name="Medium Shading 2 Accent 2" w:semiHidden="0" w:uiPriority="64" w:unhideWhenUsed="0"/>
-    <w:lsdException w:name="Medium List 1 Accent 2" w:semiHidden="0" w:uiPriority="65" w:unhideWhenUsed="0"/>
-    <w:lsdException w:name="Medium List 2 Accent 2" w:semiHidden="0" w:uiPriority="66" w:unhideWhenUsed="0"/>
-    <w:lsdException w:name="Medium Grid 1 Accent 2" w:semiHidden="0" w:uiPriority="67" w:unhideWhenUsed="0"/>
-    <w:lsdException w:name="Medium Grid 2 Accent 2" w:semiHidden="0" w:uiPriority="68" w:unhideWhenUsed="0"/>
-    <w:lsdException w:name="Medium Grid 3 Accent 2" w:semiHidden="0" w:uiPriority="69" w:unhideWhenUsed="0"/>
-    <w:lsdException w:name="Dark List Accent 2" w:semiHidden="0" w:uiPriority="70" w:unhideWhenUsed="0"/>
-    <w:lsdException w:name="Colorful Shading Accent 2" w:semiHidden="0" w:uiPriority="71" w:unhideWhenUsed="0"/>
-    <w:lsdException w:name="Colorful List Accent 2" w:semiHidden="0" w:uiPriority="72" w:unhideWhenUsed="0"/>
-    <w:lsdException w:name="Colorful Grid Accent 2" w:semiHidden="0" w:uiPriority="73" w:unhideWhenUsed="0"/>
-    <w:lsdException w:name="Light Shading Accent 3" w:semiHidden="0" w:uiPriority="60" w:unhideWhenUsed="0"/>
-    <w:lsdException w:name="Light List Accent 3" w:semiHidden="0" w:uiPriority="61" w:unhideWhenUsed="0"/>
-    <w:lsdException w:name="Light Grid Accent 3" w:semiHidden="0" w:uiPriority="62" w:unhideWhenUsed="0"/>
-    <w:lsdException w:name="Medium Shading 1 Accent 3" w:semiHidden="0" w:uiPriority="63" w:unhideWhenUsed="0"/>
-    <w:lsdException w:name="Medium Shading 2 Accent 3" w:semiHidden="0" w:uiPriority="64" w:unhideWhenUsed="0"/>
-    <w:lsdException w:name="Medium List 1 Accent 3" w:semiHidden="0" w:uiPriority="65" w:unhideWhenUsed="0"/>
-    <w:lsdException w:name="Medium List 2 Accent 3" w:semiHidden="0" w:uiPriority="66" w:unhideWhenUsed="0"/>
-    <w:lsdException w:name="Medium Grid 1 Accent 3" w:semiHidden="0" w:uiPriority="67" w:unhideWhenUsed="0"/>
-    <w:lsdException w:name="Medium Grid 2 Accent 3" w:semiHidden="0" w:uiPriority="68" w:unhideWhenUsed="0"/>
-    <w:lsdException w:name="Medium Grid 3 Accent 3" w:semiHidden="0" w:uiPriority="69" w:unhideWhenUsed="0"/>
-    <w:lsdException w:name="Dark List Accent 3" w:semiHidden="0" w:uiPriority="70" w:unhideWhenUsed="0"/>
-    <w:lsdException w:name="Colorful Shading Accent 3" w:semiHidden="0" w:uiPriority="71" w:unhideWhenUsed="0"/>
-    <w:lsdException w:name="Colorful List Accent 3" w:semiHidden="0" w:uiPriority="72" w:unhideWhenUsed="0"/>
-    <w:lsdException w:name="Colorful Grid Accent 3" w:semiHidden="0" w:uiPriority="73" w:unhideWhenUsed="0"/>
-    <w:lsdException w:name="Light Shading Accent 4" w:semiHidden="0" w:uiPriority="60" w:unhideWhenUsed="0"/>
-    <w:lsdException w:name="Light List Accent 4" w:semiHidden="0" w:uiPriority="61" w:unhideWhenUsed="0"/>
-    <w:lsdException w:name="Light Grid Accent 4" w:semiHidden="0" w:uiPriority="62" w:unhideWhenUsed="0"/>
-    <w:lsdException w:name="Medium Shading 1 Accent 4" w:semiHidden="0" w:uiPriority="63" w:unhideWhenUsed="0"/>
-    <w:lsdException w:name="Medium Shading 2 Accent 4" w:semiHidden="0" w:uiPriority="64" w:unhideWhenUsed="0"/>
-    <w:lsdException w:name="Medium List 1 Accent 4" w:semiHidden="0" w:uiPriority="65" w:unhideWhenUsed="0"/>
-    <w:lsdException w:name="Medium List 2 Accent 4" w:semiHidden="0" w:uiPriority="66" w:unhideWhenUsed="0"/>
-    <w:lsdException w:name="Medium Grid 1 Accent 4" w:semiHidden="0" w:uiPriority="67" w:unhideWhenUsed="0"/>
-    <w:lsdException w:name="Medium Grid 2 Accent 4" w:semiHidden="0" w:uiPriority="68" w:unhideWhenUsed="0"/>
-    <w:lsdException w:name="Medium Grid 3 Accent 4" w:semiHidden="0" w:uiPriority="69" w:unhideWhenUsed="0"/>
-    <w:lsdException w:name="Dark List Accent 4" w:semiHidden="0" w:uiPriority="70" w:unhideWhenUsed="0"/>
-    <w:lsdException w:name="Colorful Shading Accent 4" w:semiHidden="0" w:uiPriority="71" w:unhideWhenUsed="0"/>
-    <w:lsdException w:name="Colorful List Accent 4" w:semiHidden="0" w:uiPriority="72" w:unhideWhenUsed="0"/>
-    <w:lsdException w:name="Colorful Grid Accent 4" w:semiHidden="0" w:uiPriority="73" w:unhideWhenUsed="0"/>
-    <w:lsdException w:name="Light Shading Accent 5" w:semiHidden="0" w:uiPriority="60" w:unhideWhenUsed="0"/>
-    <w:lsdException w:name="Light List Accent 5" w:semiHidden="0" w:uiPriority="61" w:unhideWhenUsed="0"/>
-    <w:lsdException w:name="Light Grid Accent 5" w:semiHidden="0" w:uiPriority="62" w:unhideWhenUsed="0"/>
-    <w:lsdException w:name="Medium Shading 1 Accent 5" w:semiHidden="0" w:uiPriority="63" w:unhideWhenUsed="0"/>
-    <w:lsdException w:name="Medium Shading 2 Accent 5" w:semiHidden="0" w:uiPriority="64" w:unhideWhenUsed="0"/>
-    <w:lsdException w:name="Medium List 1 Accent 5" w:semiHidden="0" w:uiPriority="65" w:unhideWhenUsed="0"/>
-    <w:lsdException w:name="Medium List 2 Accent 5" w:semiHidden="0" w:uiPriority="66" w:unhideWhenUsed="0"/>
-    <w:lsdException w:name="Medium Grid 1 Accent 5" w:semiHidden="0" w:uiPriority="67" w:unhideWhenUsed="0"/>
-    <w:lsdException w:name="Medium Grid 2 Accent 5" w:semiHidden="0" w:uiPriority="68" w:unhideWhenUsed="0"/>
-    <w:lsdException w:name="Medium Grid 3 Accent 5" w:semiHidden="0" w:uiPriority="69" w:unhideWhenUsed="0"/>
-    <w:lsdException w:name="Dark List Accent 5" w:semiHidden="0" w:uiPriority="70" w:unhideWhenUsed="0"/>
-    <w:lsdException w:name="Colorful Shading Accent 5" w:semiHidden="0" w:uiPriority="71" w:unhideWhenUsed="0"/>
-    <w:lsdException w:name="Colorful List Accent 5" w:semiHidden="0" w:uiPriority="72" w:unhideWhenUsed="0"/>
-    <w:lsdException w:name="Colorful Grid Accent 5" w:semiHidden="0" w:uiPriority="73" w:unhideWhenUsed="0"/>
-    <w:lsdException w:name="Light Shading Accent 6" w:semiHidden="0" w:uiPriority="60" w:unhideWhenUsed="0"/>
-    <w:lsdException w:name="Light List Accent 6" w:semiHidden="0" w:uiPriority="61" w:unhideWhenUsed="0"/>
-    <w:lsdException w:name="Light Grid Accent 6" w:semiHidden="0" w:uiPriority="62" w:unhideWhenUsed="0"/>
-    <w:lsdException w:name="Medium Shading 1 Accent 6" w:semiHidden="0" w:uiPriority="63" w:unhideWhenUsed="0"/>
-    <w:lsdException w:name="Medium Shading 2 Accent 6" w:semiHidden="0" w:uiPriority="64" w:unhideWhenUsed="0"/>
-    <w:lsdException w:name="Medium List 1 Accent 6" w:semiHidden="0" w:uiPriority="65" w:unhideWhenUsed="0"/>
-    <w:lsdException w:name="Medium List 2 Accent 6" w:semiHidden="0" w:uiPriority="66" w:unhideWhenUsed="0"/>
-    <w:lsdException w:name="Medium Grid 1 Accent 6" w:semiHidden="0" w:uiPriority="67" w:unhideWhenUsed="0"/>
-    <w:lsdException w:name="Medium Grid 2 Accent 6" w:semiHidden="0" w:uiPriority="68" w:unhideWhenUsed="0"/>
-    <w:lsdException w:name="Medium Grid 3 Accent 6" w:semiHidden="0" w:uiPriority="69" w:unhideWhenUsed="0"/>
-    <w:lsdException w:name="Dark List Accent 6" w:semiHidden="0" w:uiPriority="70" w:unhideWhenUsed="0"/>
-    <w:lsdException w:name="Colorful Shading Accent 6" w:semiHidden="0" w:uiPriority="71" w:unhideWhenUsed="0"/>
-    <w:lsdException w:name="Colorful List Accent 6" w:semiHidden="0" w:uiPriority="72" w:unhideWhenUsed="0"/>
-    <w:lsdException w:name="Colorful Grid Accent 6" w:semiHidden="0" w:uiPriority="73" w:unhideWhenUsed="0"/>
-    <w:lsdException w:name="Subtle Emphasis" w:semiHidden="0" w:uiPriority="19" w:unhideWhenUsed="0" w:qFormat="1"/>
-    <w:lsdException w:name="Intense Emphasis" w:semiHidden="0" w:uiPriority="21" w:unhideWhenUsed="0" w:qFormat="1"/>
-    <w:lsdException w:name="Subtle Reference" w:semiHidden="0" w:uiPriority="31" w:unhideWhenUsed="0" w:qFormat="1"/>
-    <w:lsdException w:name="Intense Reference" w:semiHidden="0" w:uiPriority="32" w:unhideWhenUsed="0" w:qFormat="1"/>
-    <w:lsdException w:name="Book Title" w:semiHidden="0" w:uiPriority="33" w:unhideWhenUsed="0" w:qFormat="1"/>
-    <w:lsdException w:name="Bibliography" w:uiPriority="37"/>
-    <w:lsdException w:name="TOC Heading" w:uiPriority="39" w:qFormat="1"/>
+  <w:latentStyles w:defLockedState="0" w:defUIPriority="99" w:defSemiHidden="0" w:defUnhideWhenUsed="0" w:defQFormat="0" w:count="376">
+    <w:lsdException w:name="Normal" w:uiPriority="0" w:qFormat="1"/>
+    <w:lsdException w:name="heading 1" w:uiPriority="9" w:qFormat="1"/>
+    <w:lsdException w:name="heading 2" w:semiHidden="1" w:uiPriority="9" w:unhideWhenUsed="1" w:qFormat="1"/>
+    <w:lsdException w:name="heading 3" w:semiHidden="1" w:uiPriority="9" w:unhideWhenUsed="1" w:qFormat="1"/>
+    <w:lsdException w:name="heading 4" w:semiHidden="1" w:uiPriority="9" w:unhideWhenUsed="1" w:qFormat="1"/>
+    <w:lsdException w:name="heading 5" w:semiHidden="1" w:uiPriority="9" w:unhideWhenUsed="1" w:qFormat="1"/>
+    <w:lsdException w:name="heading 6" w:semiHidden="1" w:uiPriority="9" w:unhideWhenUsed="1" w:qFormat="1"/>
+    <w:lsdException w:name="heading 7" w:semiHidden="1" w:uiPriority="9" w:unhideWhenUsed="1" w:qFormat="1"/>
+    <w:lsdException w:name="heading 8" w:semiHidden="1" w:uiPriority="9" w:unhideWhenUsed="1" w:qFormat="1"/>
+    <w:lsdException w:name="heading 9" w:semiHidden="1" w:uiPriority="9" w:unhideWhenUsed="1" w:qFormat="1"/>
+    <w:lsdException w:name="index 1" w:semiHidden="1" w:unhideWhenUsed="1"/>
+    <w:lsdException w:name="index 2" w:semiHidden="1" w:unhideWhenUsed="1"/>
+    <w:lsdException w:name="index 3" w:semiHidden="1" w:unhideWhenUsed="1"/>
+    <w:lsdException w:name="index 4" w:semiHidden="1" w:unhideWhenUsed="1"/>
+    <w:lsdException w:name="index 5" w:semiHidden="1" w:unhideWhenUsed="1"/>
+    <w:lsdException w:name="index 6" w:semiHidden="1" w:unhideWhenUsed="1"/>
+    <w:lsdException w:name="index 7" w:semiHidden="1" w:unhideWhenUsed="1"/>
+    <w:lsdException w:name="index 8" w:semiHidden="1" w:unhideWhenUsed="1"/>
+    <w:lsdException w:name="index 9" w:semiHidden="1" w:unhideWhenUsed="1"/>
+    <w:lsdException w:name="toc 1" w:semiHidden="1" w:uiPriority="39" w:unhideWhenUsed="1"/>
+    <w:lsdException w:name="toc 2" w:semiHidden="1" w:uiPriority="39" w:unhideWhenUsed="1"/>
+    <w:lsdException w:name="toc 3" w:semiHidden="1" w:uiPriority="39" w:unhideWhenUsed="1"/>
+    <w:lsdException w:name="toc 4" w:semiHidden="1" w:uiPriority="39" w:unhideWhenUsed="1"/>
+    <w:lsdException w:name="toc 5" w:semiHidden="1" w:uiPriority="39" w:unhideWhenUsed="1"/>
+    <w:lsdException w:name="toc 6" w:semiHidden="1" w:uiPriority="39" w:unhideWhenUsed="1"/>
+    <w:lsdException w:name="toc 7" w:semiHidden="1" w:uiPriority="39" w:unhideWhenUsed="1"/>
+    <w:lsdException w:name="toc 8" w:semiHidden="1" w:uiPriority="39" w:unhideWhenUsed="1"/>
+    <w:lsdException w:name="toc 9" w:semiHidden="1" w:uiPriority="39" w:unhideWhenUsed="1"/>
+    <w:lsdException w:name="Normal Indent" w:semiHidden="1" w:unhideWhenUsed="1"/>
+    <w:lsdException w:name="footnote text" w:semiHidden="1" w:unhideWhenUsed="1"/>
+    <w:lsdException w:name="annotation text" w:semiHidden="1" w:unhideWhenUsed="1"/>
+    <w:lsdException w:name="header" w:semiHidden="1" w:unhideWhenUsed="1"/>
+    <w:lsdException w:name="footer" w:semiHidden="1" w:unhideWhenUsed="1"/>
+    <w:lsdException w:name="index heading" w:semiHidden="1" w:unhideWhenUsed="1"/>
+    <w:lsdException w:name="caption" w:semiHidden="1" w:uiPriority="35" w:unhideWhenUsed="1" w:qFormat="1"/>
+    <w:lsdException w:name="table of figures" w:semiHidden="1" w:unhideWhenUsed="1"/>
+    <w:lsdException w:name="envelope address" w:semiHidden="1" w:unhideWhenUsed="1"/>
+    <w:lsdException w:name="envelope return" w:semiHidden="1" w:unhideWhenUsed="1"/>
+    <w:lsdException w:name="footnote reference" w:semiHidden="1" w:unhideWhenUsed="1"/>
+    <w:lsdException w:name="annotation reference" w:semiHidden="1" w:unhideWhenUsed="1"/>
+    <w:lsdException w:name="line number" w:semiHidden="1" w:unhideWhenUsed="1"/>
+    <w:lsdException w:name="page number" w:semiHidden="1" w:unhideWhenUsed="1"/>
+    <w:lsdException w:name="endnote reference" w:semiHidden="1" w:unhideWhenUsed="1"/>
+    <w:lsdException w:name="endnote text" w:semiHidden="1" w:unhideWhenUsed="1"/>
+    <w:lsdException w:name="table of authorities" w:semiHidden="1" w:unhideWhenUsed="1"/>
+    <w:lsdException w:name="macro" w:semiHidden="1" w:unhideWhenUsed="1"/>
+    <w:lsdException w:name="toa heading" w:semiHidden="1" w:unhideWhenUsed="1"/>
+    <w:lsdException w:name="List" w:semiHidden="1" w:unhideWhenUsed="1"/>
+    <w:lsdException w:name="List Bullet" w:semiHidden="1" w:unhideWhenUsed="1"/>
+    <w:lsdException w:name="List Number" w:semiHidden="1" w:unhideWhenUsed="1"/>
+    <w:lsdException w:name="List 2" w:semiHidden="1" w:unhideWhenUsed="1"/>
+    <w:lsdException w:name="List 3" w:semiHidden="1" w:unhideWhenUsed="1"/>
+    <w:lsdException w:name="List 4" w:semiHidden="1" w:unhideWhenUsed="1"/>
+    <w:lsdException w:name="List 5" w:semiHidden="1" w:unhideWhenUsed="1"/>
+    <w:lsdException w:name="List Bullet 2" w:semiHidden="1" w:unhideWhenUsed="1"/>
+    <w:lsdException w:name="List Bullet 3" w:semiHidden="1" w:unhideWhenUsed="1"/>
+    <w:lsdException w:name="List Bullet 4" w:semiHidden="1" w:unhideWhenUsed="1"/>
+    <w:lsdException w:name="List Bullet 5" w:semiHidden="1" w:unhideWhenUsed="1"/>
+    <w:lsdException w:name="List Number 2" w:semiHidden="1" w:unhideWhenUsed="1"/>
+    <w:lsdException w:name="List Number 3" w:semiHidden="1" w:unhideWhenUsed="1"/>
+    <w:lsdException w:name="List Number 4" w:semiHidden="1" w:unhideWhenUsed="1"/>
+    <w:lsdException w:name="List Number 5" w:semiHidden="1" w:unhideWhenUsed="1"/>
+    <w:lsdException w:name="Title" w:uiPriority="10" w:qFormat="1"/>
+    <w:lsdException w:name="Closing" w:semiHidden="1" w:unhideWhenUsed="1"/>
+    <w:lsdException w:name="Signature" w:semiHidden="1" w:unhideWhenUsed="1"/>
+    <w:lsdException w:name="Default Paragraph Font" w:semiHidden="1" w:uiPriority="1" w:unhideWhenUsed="1"/>
+    <w:lsdException w:name="Body Text" w:semiHidden="1" w:unhideWhenUsed="1"/>
+    <w:lsdException w:name="Body Text Indent" w:semiHidden="1" w:unhideWhenUsed="1"/>
+    <w:lsdException w:name="List Continue" w:semiHidden="1" w:unhideWhenUsed="1"/>
+    <w:lsdException w:name="List Continue 2" w:semiHidden="1" w:unhideWhenUsed="1"/>
+    <w:lsdException w:name="List Continue 3" w:semiHidden="1" w:unhideWhenUsed="1"/>
+    <w:lsdException w:name="List Continue 4" w:semiHidden="1" w:unhideWhenUsed="1"/>
+    <w:lsdException w:name="List Continue 5" w:semiHidden="1" w:unhideWhenUsed="1"/>
+    <w:lsdException w:name="Message Header" w:semiHidden="1" w:unhideWhenUsed="1"/>
+    <w:lsdException w:name="Subtitle" w:uiPriority="11" w:qFormat="1"/>
+    <w:lsdException w:name="Salutation" w:semiHidden="1" w:unhideWhenUsed="1"/>
+    <w:lsdException w:name="Date" w:semiHidden="1" w:unhideWhenUsed="1"/>
+    <w:lsdException w:name="Body Text First Indent" w:semiHidden="1" w:unhideWhenUsed="1"/>
+    <w:lsdException w:name="Body Text First Indent 2" w:semiHidden="1" w:unhideWhenUsed="1"/>
+    <w:lsdException w:name="Note Heading" w:semiHidden="1" w:unhideWhenUsed="1"/>
+    <w:lsdException w:name="Body Text 2" w:semiHidden="1" w:unhideWhenUsed="1"/>
+    <w:lsdException w:name="Body Text 3" w:semiHidden="1" w:unhideWhenUsed="1"/>
+    <w:lsdException w:name="Body Text Indent 2" w:semiHidden="1" w:unhideWhenUsed="1"/>
+    <w:lsdException w:name="Body Text Indent 3" w:semiHidden="1" w:unhideWhenUsed="1"/>
+    <w:lsdException w:name="Block Text" w:semiHidden="1" w:unhideWhenUsed="1"/>
+    <w:lsdException w:name="Hyperlink" w:semiHidden="1" w:unhideWhenUsed="1"/>
+    <w:lsdException w:name="FollowedHyperlink" w:semiHidden="1" w:unhideWhenUsed="1"/>
+    <w:lsdException w:name="Strong" w:uiPriority="22" w:qFormat="1"/>
+    <w:lsdException w:name="Emphasis" w:uiPriority="20" w:qFormat="1"/>
+    <w:lsdException w:name="Document Map" w:semiHidden="1" w:unhideWhenUsed="1"/>
+    <w:lsdException w:name="Plain Text" w:semiHidden="1" w:unhideWhenUsed="1"/>
+    <w:lsdException w:name="E-mail Signature" w:semiHidden="1" w:unhideWhenUsed="1"/>
+    <w:lsdException w:name="HTML Top of Form" w:semiHidden="1" w:unhideWhenUsed="1"/>
+    <w:lsdException w:name="HTML Bottom of Form" w:semiHidden="1" w:unhideWhenUsed="1"/>
+    <w:lsdException w:name="Normal (Web)" w:semiHidden="1" w:unhideWhenUsed="1"/>
+    <w:lsdException w:name="HTML Acronym" w:semiHidden="1" w:unhideWhenUsed="1"/>
+    <w:lsdException w:name="HTML Address" w:semiHidden="1" w:unhideWhenUsed="1"/>
+    <w:lsdException w:name="HTML Cite" w:semiHidden="1" w:unhideWhenUsed="1"/>
+    <w:lsdException w:name="HTML Code" w:semiHidden="1" w:unhideWhenUsed="1"/>
+    <w:lsdException w:name="HTML Definition" w:semiHidden="1" w:unhideWhenUsed="1"/>
+    <w:lsdException w:name="HTML Keyboard" w:semiHidden="1" w:unhideWhenUsed="1"/>
+    <w:lsdException w:name="HTML Preformatted" w:semiHidden="1" w:unhideWhenUsed="1"/>
+    <w:lsdException w:name="HTML Sample" w:semiHidden="1" w:unhideWhenUsed="1"/>
+    <w:lsdException w:name="HTML Typewriter" w:semiHidden="1" w:unhideWhenUsed="1"/>
+    <w:lsdException w:name="HTML Variable" w:semiHidden="1" w:unhideWhenUsed="1"/>
+    <w:lsdException w:name="Normal Table" w:semiHidden="1" w:unhideWhenUsed="1"/>
+    <w:lsdException w:name="annotation subject" w:semiHidden="1" w:unhideWhenUsed="1"/>
+    <w:lsdException w:name="No List" w:semiHidden="1" w:unhideWhenUsed="1"/>
+    <w:lsdException w:name="Outline List 1" w:semiHidden="1" w:unhideWhenUsed="1"/>
+    <w:lsdException w:name="Outline List 2" w:semiHidden="1" w:unhideWhenUsed="1"/>
+    <w:lsdException w:name="Outline List 3" w:semiHidden="1" w:unhideWhenUsed="1"/>
+    <w:lsdException w:name="Table Simple 1" w:semiHidden="1" w:unhideWhenUsed="1"/>
+    <w:lsdException w:name="Table Simple 2" w:semiHidden="1" w:unhideWhenUsed="1"/>
+    <w:lsdException w:name="Table Simple 3" w:semiHidden="1" w:unhideWhenUsed="1"/>
+    <w:lsdException w:name="Table Classic 1" w:semiHidden="1" w:unhideWhenUsed="1"/>
+    <w:lsdException w:name="Table Classic 2" w:semiHidden="1" w:unhideWhenUsed="1"/>
+    <w:lsdException w:name="Table Classic 3" w:semiHidden="1" w:unhideWhenUsed="1"/>
+    <w:lsdException w:name="Table Classic 4" w:semiHidden="1" w:unhideWhenUsed="1"/>
+    <w:lsdException w:name="Table Colorful 1" w:semiHidden="1" w:unhideWhenUsed="1"/>
+    <w:lsdException w:name="Table Colorful 2" w:semiHidden="1" w:unhideWhenUsed="1"/>
+    <w:lsdException w:name="Table Colorful 3" w:semiHidden="1" w:unhideWhenUsed="1"/>
+    <w:lsdException w:name="Table Columns 1" w:semiHidden="1" w:unhideWhenUsed="1"/>
+    <w:lsdException w:name="Table Columns 2" w:semiHidden="1" w:unhideWhenUsed="1"/>
+    <w:lsdException w:name="Table Columns 3" w:semiHidden="1" w:unhideWhenUsed="1"/>
+    <w:lsdException w:name="Table Columns 4" w:semiHidden="1" w:unhideWhenUsed="1"/>
+    <w:lsdException w:name="Table Columns 5" w:semiHidden="1" w:unhideWhenUsed="1"/>
+    <w:lsdException w:name="Table Grid 1" w:semiHidden="1" w:unhideWhenUsed="1"/>
+    <w:lsdException w:name="Table Grid 2" w:semiHidden="1" w:unhideWhenUsed="1"/>
+    <w:lsdException w:name="Table Grid 3" w:semiHidden="1" w:unhideWhenUsed="1"/>
+    <w:lsdException w:name="Table Grid 4" w:semiHidden="1" w:unhideWhenUsed="1"/>
+    <w:lsdException w:name="Table Grid 5" w:semiHidden="1" w:unhideWhenUsed="1"/>
+    <w:lsdException w:name="Table Grid 6" w:semiHidden="1" w:unhideWhenUsed="1"/>
+    <w:lsdException w:name="Table Grid 7" w:semiHidden="1" w:unhideWhenUsed="1"/>
+    <w:lsdException w:name="Table Grid 8" w:semiHidden="1" w:unhideWhenUsed="1"/>
+    <w:lsdException w:name="Table List 1" w:semiHidden="1" w:unhideWhenUsed="1"/>
+    <w:lsdException w:name="Table List 2" w:semiHidden="1" w:unhideWhenUsed="1"/>
+    <w:lsdException w:name="Table List 3" w:semiHidden="1" w:unhideWhenUsed="1"/>
+    <w:lsdException w:name="Table List 4" w:semiHidden="1" w:unhideWhenUsed="1"/>
+    <w:lsdException w:name="Table List 5" w:semiHidden="1" w:unhideWhenUsed="1"/>
+    <w:lsdException w:name="Table List 6" w:semiHidden="1" w:unhideWhenUsed="1"/>
+    <w:lsdException w:name="Table List 7" w:semiHidden="1" w:unhideWhenUsed="1"/>
+    <w:lsdException w:name="Table List 8" w:semiHidden="1" w:unhideWhenUsed="1"/>
+    <w:lsdException w:name="Table 3D effects 1" w:semiHidden="1" w:unhideWhenUsed="1"/>
+    <w:lsdException w:name="Table 3D effects 2" w:semiHidden="1" w:unhideWhenUsed="1"/>
+    <w:lsdException w:name="Table 3D effects 3" w:semiHidden="1" w:unhideWhenUsed="1"/>
+    <w:lsdException w:name="Table Contemporary" w:semiHidden="1" w:unhideWhenUsed="1"/>
+    <w:lsdException w:name="Table Elegant" w:semiHidden="1" w:unhideWhenUsed="1"/>
+    <w:lsdException w:name="Table Professional" w:semiHidden="1" w:unhideWhenUsed="1"/>
+    <w:lsdException w:name="Table Subtle 1" w:semiHidden="1" w:unhideWhenUsed="1"/>
+    <w:lsdException w:name="Table Subtle 2" w:semiHidden="1" w:unhideWhenUsed="1"/>
+    <w:lsdException w:name="Table Web 1" w:semiHidden="1" w:unhideWhenUsed="1"/>
+    <w:lsdException w:name="Table Web 2" w:semiHidden="1" w:unhideWhenUsed="1"/>
+    <w:lsdException w:name="Table Web 3" w:semiHidden="1" w:unhideWhenUsed="1"/>
+    <w:lsdException w:name="Balloon Text" w:semiHidden="1" w:unhideWhenUsed="1"/>
+    <w:lsdException w:name="Table Grid" w:uiPriority="39"/>
+    <w:lsdException w:name="Table Theme" w:semiHidden="1" w:unhideWhenUsed="1"/>
+    <w:lsdException w:name="Placeholder Text" w:semiHidden="1"/>
+    <w:lsdException w:name="No Spacing" w:uiPriority="1" w:qFormat="1"/>
+    <w:lsdException w:name="Light Shading" w:uiPriority="60"/>
+    <w:lsdException w:name="Light List" w:uiPriority="61"/>
+    <w:lsdException w:name="Light Grid" w:uiPriority="62"/>
+    <w:lsdException w:name="Medium Shading 1" w:uiPriority="63"/>
+    <w:lsdException w:name="Medium Shading 2" w:uiPriority="64"/>
+    <w:lsdException w:name="Medium List 1" w:uiPriority="65"/>
+    <w:lsdException w:name="Medium List 2" w:uiPriority="66"/>
+    <w:lsdException w:name="Medium Grid 1" w:uiPriority="67"/>
+    <w:lsdException w:name="Medium Grid 2" w:uiPriority="68"/>
+    <w:lsdException w:name="Medium Grid 3" w:uiPriority="69"/>
+    <w:lsdException w:name="Dark List" w:uiPriority="70"/>
+    <w:lsdException w:name="Colorful Shading" w:uiPriority="71"/>
+    <w:lsdException w:name="Colorful List" w:uiPriority="72"/>
+    <w:lsdException w:name="Colorful Grid" w:uiPriority="73"/>
+    <w:lsdException w:name="Light Shading Accent 1" w:uiPriority="60"/>
+    <w:lsdException w:name="Light List Accent 1" w:uiPriority="61"/>
+    <w:lsdException w:name="Light Grid Accent 1" w:uiPriority="62"/>
+    <w:lsdException w:name="Medium Shading 1 Accent 1" w:uiPriority="63"/>
+    <w:lsdException w:name="Medium Shading 2 Accent 1" w:uiPriority="64"/>
+    <w:lsdException w:name="Medium List 1 Accent 1" w:uiPriority="65"/>
+    <w:lsdException w:name="Revision" w:semiHidden="1"/>
+    <w:lsdException w:name="List Paragraph" w:uiPriority="34" w:qFormat="1"/>
+    <w:lsdException w:name="Quote" w:uiPriority="29" w:qFormat="1"/>
+    <w:lsdException w:name="Intense Quote" w:uiPriority="30" w:qFormat="1"/>
+    <w:lsdException w:name="Medium List 2 Accent 1" w:uiPriority="66"/>
+    <w:lsdException w:name="Medium Grid 1 Accent 1" w:uiPriority="67"/>
+    <w:lsdException w:name="Medium Grid 2 Accent 1" w:uiPriority="68"/>
+    <w:lsdException w:name="Medium Grid 3 Accent 1" w:uiPriority="69"/>
+    <w:lsdException w:name="Dark List Accent 1" w:uiPriority="70"/>
+    <w:lsdException w:name="Colorful Shading Accent 1" w:uiPriority="71"/>
+    <w:lsdException w:name="Colorful List Accent 1" w:uiPriority="72"/>
+    <w:lsdException w:name="Colorful Grid Accent 1" w:uiPriority="73"/>
+    <w:lsdException w:name="Light Shading Accent 2" w:uiPriority="60"/>
+    <w:lsdException w:name="Light List Accent 2" w:uiPriority="61"/>
+    <w:lsdException w:name="Light Grid Accent 2" w:uiPriority="62"/>
+    <w:lsdException w:name="Medium Shading 1 Accent 2" w:uiPriority="63"/>
+    <w:lsdException w:name="Medium Shading 2 Accent 2" w:uiPriority="64"/>
+    <w:lsdException w:name="Medium List 1 Accent 2" w:uiPriority="65"/>
+    <w:lsdException w:name="Medium List 2 Accent 2" w:uiPriority="66"/>
+    <w:lsdException w:name="Medium Grid 1 Accent 2" w:uiPriority="67"/>
+    <w:lsdException w:name="Medium Grid 2 Accent 2" w:uiPriority="68"/>
+    <w:lsdException w:name="Medium Grid 3 Accent 2" w:uiPriority="69"/>
+    <w:lsdException w:name="Dark List Accent 2" w:uiPriority="70"/>
+    <w:lsdException w:name="Colorful Shading Accent 2" w:uiPriority="71"/>
+    <w:lsdException w:name="Colorful List Accent 2" w:uiPriority="72"/>
+    <w:lsdException w:name="Colorful Grid Accent 2" w:uiPriority="73"/>
+    <w:lsdException w:name="Light Shading Accent 3" w:uiPriority="60"/>
+    <w:lsdException w:name="Light List Accent 3" w:uiPriority="61"/>
+    <w:lsdException w:name="Light Grid Accent 3" w:uiPriority="62"/>
+    <w:lsdException w:name="Medium Shading 1 Accent 3" w:uiPriority="63"/>
+    <w:lsdException w:name="Medium Shading 2 Accent 3" w:uiPriority="64"/>
+    <w:lsdException w:name="Medium List 1 Accent 3" w:uiPriority="65"/>
+    <w:lsdException w:name="Medium List 2 Accent 3" w:uiPriority="66"/>
+    <w:lsdException w:name="Medium Grid 1 Accent 3" w:uiPriority="67"/>
+    <w:lsdException w:name="Medium Grid 2 Accent 3" w:uiPriority="68"/>
+    <w:lsdException w:name="Medium Grid 3 Accent 3" w:uiPriority="69"/>
+    <w:lsdException w:name="Dark List Accent 3" w:uiPriority="70"/>
+    <w:lsdException w:name="Colorful Shading Accent 3" w:uiPriority="71"/>
+    <w:lsdException w:name="Colorful List Accent 3" w:uiPriority="72"/>
+    <w:lsdException w:name="Colorful Grid Accent 3" w:uiPriority="73"/>
+    <w:lsdException w:name="Light Shading Accent 4" w:uiPriority="60"/>
+    <w:lsdException w:name="Light List Accent 4" w:uiPriority="61"/>
+    <w:lsdException w:name="Light Grid Accent 4" w:uiPriority="62"/>
+    <w:lsdException w:name="Medium Shading 1 Accent 4" w:uiPriority="63"/>
+    <w:lsdException w:name="Medium Shading 2 Accent 4" w:uiPriority="64"/>
+    <w:lsdException w:name="Medium List 1 Accent 4" w:uiPriority="65"/>
+    <w:lsdException w:name="Medium List 2 Accent 4" w:uiPriority="66"/>
+    <w:lsdException w:name="Medium Grid 1 Accent 4" w:uiPriority="67"/>
+    <w:lsdException w:name="Medium Grid 2 Accent 4" w:uiPriority="68"/>
+    <w:lsdException w:name="Medium Grid 3 Accent 4" w:uiPriority="69"/>
+    <w:lsdException w:name="Dark List Accent 4" w:uiPriority="70"/>
+    <w:lsdException w:name="Colorful Shading Accent 4" w:uiPriority="71"/>
+    <w:lsdException w:name="Colorful List Accent 4" w:uiPriority="72"/>
+    <w:lsdException w:name="Colorful Grid Accent 4" w:uiPriority="73"/>
+    <w:lsdException w:name="Light Shading Accent 5" w:uiPriority="60"/>
+    <w:lsdException w:name="Light List Accent 5" w:uiPriority="61"/>
+    <w:lsdException w:name="Light Grid Accent 5" w:uiPriority="62"/>
+    <w:lsdException w:name="Medium Shading 1 Accent 5" w:uiPriority="63"/>
+    <w:lsdException w:name="Medium Shading 2 Accent 5" w:uiPriority="64"/>
+    <w:lsdException w:name="Medium List 1 Accent 5" w:uiPriority="65"/>
+    <w:lsdException w:name="Medium List 2 Accent 5" w:uiPriority="66"/>
+    <w:lsdException w:name="Medium Grid 1 Accent 5" w:uiPriority="67"/>
+    <w:lsdException w:name="Medium Grid 2 Accent 5" w:uiPriority="68"/>
+    <w:lsdException w:name="Medium Grid 3 Accent 5" w:uiPriority="69"/>
+    <w:lsdException w:name="Dark List Accent 5" w:uiPriority="70"/>
+    <w:lsdException w:name="Colorful Shading Accent 5" w:uiPriority="71"/>
+    <w:lsdException w:name="Colorful List Accent 5" w:uiPriority="72"/>
+    <w:lsdException w:name="Colorful Grid Accent 5" w:uiPriority="73"/>
+    <w:lsdException w:name="Light Shading Accent 6" w:uiPriority="60"/>
+    <w:lsdException w:name="Light List Accent 6" w:uiPriority="61"/>
+    <w:lsdException w:name="Light Grid Accent 6" w:uiPriority="62"/>
+    <w:lsdException w:name="Medium Shading 1 Accent 6" w:uiPriority="63"/>
+    <w:lsdException w:name="Medium Shading 2 Accent 6" w:uiPriority="64"/>
+    <w:lsdException w:name="Medium List 1 Accent 6" w:uiPriority="65"/>
+    <w:lsdException w:name="Medium List 2 Accent 6" w:uiPriority="66"/>
+    <w:lsdException w:name="Medium Grid 1 Accent 6" w:uiPriority="67"/>
+    <w:lsdException w:name="Medium Grid 2 Accent 6" w:uiPriority="68"/>
+    <w:lsdException w:name="Medium Grid 3 Accent 6" w:uiPriority="69"/>
+    <w:lsdException w:name="Dark List Accent 6" w:uiPriority="70"/>
+    <w:lsdException w:name="Colorful Shading Accent 6" w:uiPriority="71"/>
+    <w:lsdException w:name="Colorful List Accent 6" w:uiPriority="72"/>
+    <w:lsdException w:name="Colorful Grid Accent 6" w:uiPriority="73"/>
+    <w:lsdException w:name="Subtle Emphasis" w:uiPriority="19" w:qFormat="1"/>
+    <w:lsdException w:name="Intense Emphasis" w:uiPriority="21" w:qFormat="1"/>
+    <w:lsdException w:name="Subtle Reference" w:uiPriority="31" w:qFormat="1"/>
+    <w:lsdException w:name="Intense Reference" w:uiPriority="32" w:qFormat="1"/>
+    <w:lsdException w:name="Book Title" w:uiPriority="33" w:qFormat="1"/>
+    <w:lsdException w:name="Bibliography" w:semiHidden="1" w:uiPriority="37" w:unhideWhenUsed="1"/>
+    <w:lsdException w:name="TOC Heading" w:semiHidden="1" w:uiPriority="39" w:unhideWhenUsed="1" w:qFormat="1"/>
+    <w:lsdException w:name="Plain Table 1" w:uiPriority="41"/>
+    <w:lsdException w:name="Plain Table 2" w:uiPriority="42"/>
+    <w:lsdException w:name="Plain Table 3" w:uiPriority="43"/>
+    <w:lsdException w:name="Plain Table 4" w:uiPriority="44"/>
+    <w:lsdException w:name="Plain Table 5" w:uiPriority="45"/>
+    <w:lsdException w:name="Grid Table Light" w:uiPriority="40"/>
+    <w:lsdException w:name="Grid Table 1 Light" w:uiPriority="46"/>
+    <w:lsdException w:name="Grid Table 2" w:uiPriority="47"/>
+    <w:lsdException w:name="Grid Table 3" w:uiPriority="48"/>
+    <w:lsdException w:name="Grid Table 4" w:uiPriority="49"/>
+    <w:lsdException w:name="Grid Table 5 Dark" w:uiPriority="50"/>
+    <w:lsdException w:name="Grid Table 6 Colorful" w:uiPriority="51"/>
+    <w:lsdException w:name="Grid Table 7 Colorful" w:uiPriority="52"/>
+    <w:lsdException w:name="Grid Table 1 Light Accent 1" w:uiPriority="46"/>
+    <w:lsdException w:name="Grid Table 2 Accent 1" w:uiPriority="47"/>
+    <w:lsdException w:name="Grid Table 3 Accent 1" w:uiPriority="48"/>
+    <w:lsdException w:name="Grid Table 4 Accent 1" w:uiPriority="49"/>
+    <w:lsdException w:name="Grid Table 5 Dark Accent 1" w:uiPriority="50"/>
+    <w:lsdException w:name="Grid Table 6 Colorful Accent 1" w:uiPriority="51"/>
+    <w:lsdException w:name="Grid Table 7 Colorful Accent 1" w:uiPriority="52"/>
+    <w:lsdException w:name="Grid Table 1 Light Accent 2" w:uiPriority="46"/>
+    <w:lsdException w:name="Grid Table 2 Accent 2" w:uiPriority="47"/>
+    <w:lsdException w:name="Grid Table 3 Accent 2" w:uiPriority="48"/>
+    <w:lsdException w:name="Grid Table 4 Accent 2" w:uiPriority="49"/>
+    <w:lsdException w:name="Grid Table 5 Dark Accent 2" w:uiPriority="50"/>
+    <w:lsdException w:name="Grid Table 6 Colorful Accent 2" w:uiPriority="51"/>
+    <w:lsdException w:name="Grid Table 7 Colorful Accent 2" w:uiPriority="52"/>
+    <w:lsdException w:name="Grid Table 1 Light Accent 3" w:uiPriority="46"/>
+    <w:lsdException w:name="Grid Table 2 Accent 3" w:uiPriority="47"/>
+    <w:lsdException w:name="Grid Table 3 Accent 3" w:uiPriority="48"/>
+    <w:lsdException w:name="Grid Table 4 Accent 3" w:uiPriority="49"/>
+    <w:lsdException w:name="Grid Table 5 Dark Accent 3" w:uiPriority="50"/>
+    <w:lsdException w:name="Grid Table 6 Colorful Accent 3" w:uiPriority="51"/>
+    <w:lsdException w:name="Grid Table 7 Colorful Accent 3" w:uiPriority="52"/>
+    <w:lsdException w:name="Grid Table 1 Light Accent 4" w:uiPriority="46"/>
+    <w:lsdException w:name="Grid Table 2 Accent 4" w:uiPriority="47"/>
+    <w:lsdException w:name="Grid Table 3 Accent 4" w:uiPriority="48"/>
+    <w:lsdException w:name="Grid Table 4 Accent 4" w:uiPriority="49"/>
+    <w:lsdException w:name="Grid Table 5 Dark Accent 4" w:uiPriority="50"/>
+    <w:lsdException w:name="Grid Table 6 Colorful Accent 4" w:uiPriority="51"/>
+    <w:lsdException w:name="Grid Table 7 Colorful Accent 4" w:uiPriority="52"/>
+    <w:lsdException w:name="Grid Table 1 Light Accent 5" w:uiPriority="46"/>
+    <w:lsdException w:name="Grid Table 2 Accent 5" w:uiPriority="47"/>
+    <w:lsdException w:name="Grid Table 3 Accent 5" w:uiPriority="48"/>
+    <w:lsdException w:name="Grid Table 4 Accent 5" w:uiPriority="49"/>
+    <w:lsdException w:name="Grid Table 5 Dark Accent 5" w:uiPriority="50"/>
+    <w:lsdException w:name="Grid Table 6 Colorful Accent 5" w:uiPriority="51"/>
+    <w:lsdException w:name="Grid Table 7 Colorful Accent 5" w:uiPriority="52"/>
+    <w:lsdException w:name="Grid Table 1 Light Accent 6" w:uiPriority="46"/>
+    <w:lsdException w:name="Grid Table 2 Accent 6" w:uiPriority="47"/>
+    <w:lsdException w:name="Grid Table 3 Accent 6" w:uiPriority="48"/>
+    <w:lsdException w:name="Grid Table 4 Accent 6" w:uiPriority="49"/>
+    <w:lsdException w:name="Grid Table 5 Dark Accent 6" w:uiPriority="50"/>
+    <w:lsdException w:name="Grid Table 6 Colorful Accent 6" w:uiPriority="51"/>
+    <w:lsdException w:name="Grid Table 7 Colorful Accent 6" w:uiPriority="52"/>
+    <w:lsdException w:name="List Table 1 Light" w:uiPriority="46"/>
+    <w:lsdException w:name="List Table 2" w:uiPriority="47"/>
+    <w:lsdException w:name="List Table 3" w:uiPriority="48"/>
+    <w:lsdException w:name="List Table 4" w:uiPriority="49"/>
+    <w:lsdException w:name="List Table 5 Dark" w:uiPriority="50"/>
+    <w:lsdException w:name="List Table 6 Colorful" w:uiPriority="51"/>
+    <w:lsdException w:name="List Table 7 Colorful" w:uiPriority="52"/>
+    <w:lsdException w:name="List Table 1 Light Accent 1" w:uiPriority="46"/>
+    <w:lsdException w:name="List Table 2 Accent 1" w:uiPriority="47"/>
+    <w:lsdException w:name="List Table 3 Accent 1" w:uiPriority="48"/>
+    <w:lsdException w:name="List Table 4 Accent 1" w:uiPriority="49"/>
+    <w:lsdException w:name="List Table 5 Dark Accent 1" w:uiPriority="50"/>
+    <w:lsdException w:name="List Table 6 Colorful Accent 1" w:uiPriority="51"/>
+    <w:lsdException w:name="List Table 7 Colorful Accent 1" w:uiPriority="52"/>
+    <w:lsdException w:name="List Table 1 Light Accent 2" w:uiPriority="46"/>
+    <w:lsdException w:name="List Table 2 Accent 2" w:uiPriority="47"/>
+    <w:lsdException w:name="List Table 3 Accent 2" w:uiPriority="48"/>
+    <w:lsdException w:name="List Table 4 Accent 2" w:uiPriority="49"/>
+    <w:lsdException w:name="List Table 5 Dark Accent 2" w:uiPriority="50"/>
+    <w:lsdException w:name="List Table 6 Colorful Accent 2" w:uiPriority="51"/>
+    <w:lsdException w:name="List Table 7 Colorful Accent 2" w:uiPriority="52"/>
+    <w:lsdException w:name="List Table 1 Light Accent 3" w:uiPriority="46"/>
+    <w:lsdException w:name="List Table 2 Accent 3" w:uiPriority="47"/>
+    <w:lsdException w:name="List Table 3 Accent 3" w:uiPriority="48"/>
+    <w:lsdException w:name="List Table 4 Accent 3" w:uiPriority="49"/>
+    <w:lsdException w:name="List Table 5 Dark Accent 3" w:uiPriority="50"/>
+    <w:lsdException w:name="List Table 6 Colorful Accent 3" w:uiPriority="51"/>
+    <w:lsdException w:name="List Table 7 Colorful Accent 3" w:uiPriority="52"/>
+    <w:lsdException w:name="List Table 1 Light Accent 4" w:uiPriority="46"/>
+    <w:lsdException w:name="List Table 2 Accent 4" w:uiPriority="47"/>
+    <w:lsdException w:name="List Table 3 Accent 4" w:uiPriority="48"/>
+    <w:lsdException w:name="List Table 4 Accent 4" w:uiPriority="49"/>
+    <w:lsdException w:name="List Table 5 Dark Accent 4" w:uiPriority="50"/>
+    <w:lsdException w:name="List Table 6 Colorful Accent 4" w:uiPriority="51"/>
+    <w:lsdException w:name="List Table 7 Colorful Accent 4" w:uiPriority="52"/>
+    <w:lsdException w:name="List Table 1 Light Accent 5" w:uiPriority="46"/>
+    <w:lsdException w:name="List Table 2 Accent 5" w:uiPriority="47"/>
+    <w:lsdException w:name="List Table 3 Accent 5" w:uiPriority="48"/>
+    <w:lsdException w:name="List Table 4 Accent 5" w:uiPriority="49"/>
+    <w:lsdException w:name="List Table 5 Dark Accent 5" w:uiPriority="50"/>
+    <w:lsdException w:name="List Table 6 Colorful Accent 5" w:uiPriority="51"/>
+    <w:lsdException w:name="List Table 7 Colorful Accent 5" w:uiPriority="52"/>
+    <w:lsdException w:name="List Table 1 Light Accent 6" w:uiPriority="46"/>
+    <w:lsdException w:name="List Table 2 Accent 6" w:uiPriority="47"/>
+    <w:lsdException w:name="List Table 3 Accent 6" w:uiPriority="48"/>
+    <w:lsdException w:name="List Table 4 Accent 6" w:uiPriority="49"/>
+    <w:lsdException w:name="List Table 5 Dark Accent 6" w:uiPriority="50"/>
+    <w:lsdException w:name="List Table 6 Colorful Accent 6" w:uiPriority="51"/>
+    <w:lsdException w:name="List Table 7 Colorful Accent 6" w:uiPriority="52"/>
+    <w:lsdException w:name="Mention" w:semiHidden="1" w:unhideWhenUsed="1"/>
+    <w:lsdException w:name="Smart Hyperlink" w:semiHidden="1" w:unhideWhenUsed="1"/>
+    <w:lsdException w:name="Hashtag" w:semiHidden="1" w:unhideWhenUsed="1"/>
+    <w:lsdException w:name="Unresolved Mention" w:semiHidden="1" w:unhideWhenUsed="1"/>
+    <w:lsdException w:name="Smart Link" w:semiHidden="1" w:unhideWhenUsed="1"/>
   </w:latentStyles>
   <w:style w:type="paragraph" w:default="1" w:styleId="Normal">
     <w:name w:val="Normal"/>
@@ -2422,7 +2605,6 @@
       <w14:ligatures w14:val="none"/>
     </w:rPr>
     <w:tblPr>
-      <w:tblInd w:w="0" w:type="dxa"/>
       <w:tblBorders>
         <w:top w:val="single" w:sz="4" w:space="0" w:color="auto"/>
         <w:left w:val="single" w:sz="4" w:space="0" w:color="auto"/>
@@ -2431,342 +2613,6 @@
         <w:insideH w:val="single" w:sz="4" w:space="0" w:color="auto"/>
         <w:insideV w:val="single" w:sz="4" w:space="0" w:color="auto"/>
       </w:tblBorders>
-      <w:tblCellMar>
-        <w:top w:w="0" w:type="dxa"/>
-        <w:left w:w="108" w:type="dxa"/>
-        <w:bottom w:w="0" w:type="dxa"/>
-        <w:right w:w="108" w:type="dxa"/>
-      </w:tblCellMar>
-    </w:tblPr>
-  </w:style>
-  <w:style w:type="character" w:styleId="PlaceholderText">
-    <w:name w:val="Placeholder Text"/>
-    <w:basedOn w:val="DefaultParagraphFont"/>
-    <w:uiPriority w:val="99"/>
-    <w:semiHidden/>
-    <w:rsid w:val="005657F9"/>
-    <w:rPr>
-      <w:color w:val="808080"/>
-    </w:rPr>
-  </w:style>
-  <w:style w:type="paragraph" w:styleId="BalloonText">
-    <w:name w:val="Balloon Text"/>
-    <w:basedOn w:val="Normal"/>
-    <w:link w:val="BalloonTextChar"/>
-    <w:uiPriority w:val="99"/>
-    <w:semiHidden/>
-    <w:unhideWhenUsed/>
-    <w:rsid w:val="004144D8"/>
-    <w:rPr>
-      <w:rFonts w:ascii="Tahoma" w:hAnsi="Tahoma" w:cs="Angsana New"/>
-      <w:sz w:val="16"/>
-      <w:szCs w:val="20"/>
-    </w:rPr>
-  </w:style>
-  <w:style w:type="character" w:customStyle="1" w:styleId="BalloonTextChar">
-    <w:name w:val="Balloon Text Char"/>
-    <w:basedOn w:val="DefaultParagraphFont"/>
-    <w:link w:val="BalloonText"/>
-    <w:uiPriority w:val="99"/>
-    <w:semiHidden/>
-    <w:rsid w:val="004144D8"/>
-    <w:rPr>
-      <w:rFonts w:ascii="Tahoma" w:hAnsi="Tahoma" w:cs="Angsana New"/>
-      <w:kern w:val="0"/>
-      <w:sz w:val="16"/>
-      <w:szCs w:val="20"/>
-      <w14:ligatures w14:val="none"/>
-    </w:rPr>
-  </w:style>
-  <w:style w:type="character" w:styleId="Hyperlink">
-    <w:name w:val="Hyperlink"/>
-    <w:basedOn w:val="DefaultParagraphFont"/>
-    <w:uiPriority w:val="99"/>
-    <w:unhideWhenUsed/>
-    <w:rsid w:val="00DC31C9"/>
-    <w:rPr>
-      <w:color w:val="0563C1" w:themeColor="hyperlink"/>
-      <w:u w:val="single"/>
-    </w:rPr>
-  </w:style>
-</w:styles>
-</file>
-
-<file path=word/stylesWithEffects.xml><?xml version="1.0" encoding="utf-8"?>
-<w:styles xmlns:wpc="http://schemas.microsoft.com/office/word/2010/wordprocessingCanvas" xmlns:mc="http://schemas.openxmlformats.org/markup-compatibility/2006" xmlns:o="urn:schemas-microsoft-com:office:office" xmlns:r="http://schemas.openxmlformats.org/officeDocument/2006/relationships" xmlns:m="http://schemas.openxmlformats.org/officeDocument/2006/math" xmlns:v="urn:schemas-microsoft-com:vml" xmlns:wp14="http://schemas.microsoft.com/office/word/2010/wordprocessingDrawing" xmlns:wp="http://schemas.openxmlformats.org/drawingml/2006/wordprocessingDrawing" xmlns:w10="urn:schemas-microsoft-com:office:word" xmlns:w="http://schemas.openxmlformats.org/wordprocessingml/2006/main" xmlns:w14="http://schemas.microsoft.com/office/word/2010/wordml" xmlns:wpg="http://schemas.microsoft.com/office/word/2010/wordprocessingGroup" xmlns:wpi="http://schemas.microsoft.com/office/word/2010/wordprocessingInk" xmlns:wne="http://schemas.microsoft.com/office/word/2006/wordml" xmlns:wps="http://schemas.microsoft.com/office/word/2010/wordprocessingShape" mc:Ignorable="w14 wp14">
-  <w:docDefaults>
-    <w:rPrDefault>
-      <w:rPr>
-        <w:rFonts w:asciiTheme="minorHAnsi" w:eastAsiaTheme="minorHAnsi" w:hAnsiTheme="minorHAnsi" w:cstheme="minorBidi"/>
-        <w:kern w:val="2"/>
-        <w:sz w:val="22"/>
-        <w:szCs w:val="28"/>
-        <w:lang w:val="en-US" w:eastAsia="en-US" w:bidi="th-TH"/>
-        <w14:ligatures w14:val="standardContextual"/>
-      </w:rPr>
-    </w:rPrDefault>
-    <w:pPrDefault>
-      <w:pPr>
-        <w:spacing w:after="160" w:line="259" w:lineRule="auto"/>
-      </w:pPr>
-    </w:pPrDefault>
-  </w:docDefaults>
-  <w:latentStyles w:defLockedState="0" w:defUIPriority="99" w:defSemiHidden="1" w:defUnhideWhenUsed="1" w:defQFormat="0" w:count="267">
-    <w:lsdException w:name="Normal" w:semiHidden="0" w:uiPriority="0" w:unhideWhenUsed="0" w:qFormat="1"/>
-    <w:lsdException w:name="heading 1" w:semiHidden="0" w:uiPriority="9" w:unhideWhenUsed="0" w:qFormat="1"/>
-    <w:lsdException w:name="heading 2" w:uiPriority="9" w:qFormat="1"/>
-    <w:lsdException w:name="heading 3" w:uiPriority="9" w:qFormat="1"/>
-    <w:lsdException w:name="heading 4" w:uiPriority="9" w:qFormat="1"/>
-    <w:lsdException w:name="heading 5" w:uiPriority="9" w:qFormat="1"/>
-    <w:lsdException w:name="heading 6" w:uiPriority="9" w:qFormat="1"/>
-    <w:lsdException w:name="heading 7" w:uiPriority="9" w:qFormat="1"/>
-    <w:lsdException w:name="heading 8" w:uiPriority="9" w:qFormat="1"/>
-    <w:lsdException w:name="heading 9" w:uiPriority="9" w:qFormat="1"/>
-    <w:lsdException w:name="toc 1" w:uiPriority="39"/>
-    <w:lsdException w:name="toc 2" w:uiPriority="39"/>
-    <w:lsdException w:name="toc 3" w:uiPriority="39"/>
-    <w:lsdException w:name="toc 4" w:uiPriority="39"/>
-    <w:lsdException w:name="toc 5" w:uiPriority="39"/>
-    <w:lsdException w:name="toc 6" w:uiPriority="39"/>
-    <w:lsdException w:name="toc 7" w:uiPriority="39"/>
-    <w:lsdException w:name="toc 8" w:uiPriority="39"/>
-    <w:lsdException w:name="toc 9" w:uiPriority="39"/>
-    <w:lsdException w:name="caption" w:uiPriority="35" w:qFormat="1"/>
-    <w:lsdException w:name="Title" w:semiHidden="0" w:uiPriority="10" w:unhideWhenUsed="0" w:qFormat="1"/>
-    <w:lsdException w:name="Default Paragraph Font" w:uiPriority="1"/>
-    <w:lsdException w:name="Subtitle" w:semiHidden="0" w:uiPriority="11" w:unhideWhenUsed="0" w:qFormat="1"/>
-    <w:lsdException w:name="Strong" w:semiHidden="0" w:uiPriority="22" w:unhideWhenUsed="0" w:qFormat="1"/>
-    <w:lsdException w:name="Emphasis" w:semiHidden="0" w:uiPriority="20" w:unhideWhenUsed="0" w:qFormat="1"/>
-    <w:lsdException w:name="Table Grid" w:semiHidden="0" w:uiPriority="39" w:unhideWhenUsed="0"/>
-    <w:lsdException w:name="Placeholder Text" w:unhideWhenUsed="0"/>
-    <w:lsdException w:name="No Spacing" w:semiHidden="0" w:uiPriority="1" w:unhideWhenUsed="0" w:qFormat="1"/>
-    <w:lsdException w:name="Light Shading" w:semiHidden="0" w:uiPriority="60" w:unhideWhenUsed="0"/>
-    <w:lsdException w:name="Light List" w:semiHidden="0" w:uiPriority="61" w:unhideWhenUsed="0"/>
-    <w:lsdException w:name="Light Grid" w:semiHidden="0" w:uiPriority="62" w:unhideWhenUsed="0"/>
-    <w:lsdException w:name="Medium Shading 1" w:semiHidden="0" w:uiPriority="63" w:unhideWhenUsed="0"/>
-    <w:lsdException w:name="Medium Shading 2" w:semiHidden="0" w:uiPriority="64" w:unhideWhenUsed="0"/>
-    <w:lsdException w:name="Medium List 1" w:semiHidden="0" w:uiPriority="65" w:unhideWhenUsed="0"/>
-    <w:lsdException w:name="Medium List 2" w:semiHidden="0" w:uiPriority="66" w:unhideWhenUsed="0"/>
-    <w:lsdException w:name="Medium Grid 1" w:semiHidden="0" w:uiPriority="67" w:unhideWhenUsed="0"/>
-    <w:lsdException w:name="Medium Grid 2" w:semiHidden="0" w:uiPriority="68" w:unhideWhenUsed="0"/>
-    <w:lsdException w:name="Medium Grid 3" w:semiHidden="0" w:uiPriority="69" w:unhideWhenUsed="0"/>
-    <w:lsdException w:name="Dark List" w:semiHidden="0" w:uiPriority="70" w:unhideWhenUsed="0"/>
-    <w:lsdException w:name="Colorful Shading" w:semiHidden="0" w:uiPriority="71" w:unhideWhenUsed="0"/>
-    <w:lsdException w:name="Colorful List" w:semiHidden="0" w:uiPriority="72" w:unhideWhenUsed="0"/>
-    <w:lsdException w:name="Colorful Grid" w:semiHidden="0" w:uiPriority="73" w:unhideWhenUsed="0"/>
-    <w:lsdException w:name="Light Shading Accent 1" w:semiHidden="0" w:uiPriority="60" w:unhideWhenUsed="0"/>
-    <w:lsdException w:name="Light List Accent 1" w:semiHidden="0" w:uiPriority="61" w:unhideWhenUsed="0"/>
-    <w:lsdException w:name="Light Grid Accent 1" w:semiHidden="0" w:uiPriority="62" w:unhideWhenUsed="0"/>
-    <w:lsdException w:name="Medium Shading 1 Accent 1" w:semiHidden="0" w:uiPriority="63" w:unhideWhenUsed="0"/>
-    <w:lsdException w:name="Medium Shading 2 Accent 1" w:semiHidden="0" w:uiPriority="64" w:unhideWhenUsed="0"/>
-    <w:lsdException w:name="Medium List 1 Accent 1" w:semiHidden="0" w:uiPriority="65" w:unhideWhenUsed="0"/>
-    <w:lsdException w:name="Revision" w:unhideWhenUsed="0"/>
-    <w:lsdException w:name="List Paragraph" w:semiHidden="0" w:uiPriority="34" w:unhideWhenUsed="0" w:qFormat="1"/>
-    <w:lsdException w:name="Quote" w:semiHidden="0" w:uiPriority="29" w:unhideWhenUsed="0" w:qFormat="1"/>
-    <w:lsdException w:name="Intense Quote" w:semiHidden="0" w:uiPriority="30" w:unhideWhenUsed="0" w:qFormat="1"/>
-    <w:lsdException w:name="Medium List 2 Accent 1" w:semiHidden="0" w:uiPriority="66" w:unhideWhenUsed="0"/>
-    <w:lsdException w:name="Medium Grid 1 Accent 1" w:semiHidden="0" w:uiPriority="67" w:unhideWhenUsed="0"/>
-    <w:lsdException w:name="Medium Grid 2 Accent 1" w:semiHidden="0" w:uiPriority="68" w:unhideWhenUsed="0"/>
-    <w:lsdException w:name="Medium Grid 3 Accent 1" w:semiHidden="0" w:uiPriority="69" w:unhideWhenUsed="0"/>
-    <w:lsdException w:name="Dark List Accent 1" w:semiHidden="0" w:uiPriority="70" w:unhideWhenUsed="0"/>
-    <w:lsdException w:name="Colorful Shading Accent 1" w:semiHidden="0" w:uiPriority="71" w:unhideWhenUsed="0"/>
-    <w:lsdException w:name="Colorful List Accent 1" w:semiHidden="0" w:uiPriority="72" w:unhideWhenUsed="0"/>
-    <w:lsdException w:name="Colorful Grid Accent 1" w:semiHidden="0" w:uiPriority="73" w:unhideWhenUsed="0"/>
-    <w:lsdException w:name="Light Shading Accent 2" w:semiHidden="0" w:uiPriority="60" w:unhideWhenUsed="0"/>
-    <w:lsdException w:name="Light List Accent 2" w:semiHidden="0" w:uiPriority="61" w:unhideWhenUsed="0"/>
-    <w:lsdException w:name="Light Grid Accent 2" w:semiHidden="0" w:uiPriority="62" w:unhideWhenUsed="0"/>
-    <w:lsdException w:name="Medium Shading 1 Accent 2" w:semiHidden="0" w:uiPriority="63" w:unhideWhenUsed="0"/>
-    <w:lsdException w:name="Medium Shading 2 Accent 2" w:semiHidden="0" w:uiPriority="64" w:unhideWhenUsed="0"/>
-    <w:lsdException w:name="Medium List 1 Accent 2" w:semiHidden="0" w:uiPriority="65" w:unhideWhenUsed="0"/>
-    <w:lsdException w:name="Medium List 2 Accent 2" w:semiHidden="0" w:uiPriority="66" w:unhideWhenUsed="0"/>
-    <w:lsdException w:name="Medium Grid 1 Accent 2" w:semiHidden="0" w:uiPriority="67" w:unhideWhenUsed="0"/>
-    <w:lsdException w:name="Medium Grid 2 Accent 2" w:semiHidden="0" w:uiPriority="68" w:unhideWhenUsed="0"/>
-    <w:lsdException w:name="Medium Grid 3 Accent 2" w:semiHidden="0" w:uiPriority="69" w:unhideWhenUsed="0"/>
-    <w:lsdException w:name="Dark List Accent 2" w:semiHidden="0" w:uiPriority="70" w:unhideWhenUsed="0"/>
-    <w:lsdException w:name="Colorful Shading Accent 2" w:semiHidden="0" w:uiPriority="71" w:unhideWhenUsed="0"/>
-    <w:lsdException w:name="Colorful List Accent 2" w:semiHidden="0" w:uiPriority="72" w:unhideWhenUsed="0"/>
-    <w:lsdException w:name="Colorful Grid Accent 2" w:semiHidden="0" w:uiPriority="73" w:unhideWhenUsed="0"/>
-    <w:lsdException w:name="Light Shading Accent 3" w:semiHidden="0" w:uiPriority="60" w:unhideWhenUsed="0"/>
-    <w:lsdException w:name="Light List Accent 3" w:semiHidden="0" w:uiPriority="61" w:unhideWhenUsed="0"/>
-    <w:lsdException w:name="Light Grid Accent 3" w:semiHidden="0" w:uiPriority="62" w:unhideWhenUsed="0"/>
-    <w:lsdException w:name="Medium Shading 1 Accent 3" w:semiHidden="0" w:uiPriority="63" w:unhideWhenUsed="0"/>
-    <w:lsdException w:name="Medium Shading 2 Accent 3" w:semiHidden="0" w:uiPriority="64" w:unhideWhenUsed="0"/>
-    <w:lsdException w:name="Medium List 1 Accent 3" w:semiHidden="0" w:uiPriority="65" w:unhideWhenUsed="0"/>
-    <w:lsdException w:name="Medium List 2 Accent 3" w:semiHidden="0" w:uiPriority="66" w:unhideWhenUsed="0"/>
-    <w:lsdException w:name="Medium Grid 1 Accent 3" w:semiHidden="0" w:uiPriority="67" w:unhideWhenUsed="0"/>
-    <w:lsdException w:name="Medium Grid 2 Accent 3" w:semiHidden="0" w:uiPriority="68" w:unhideWhenUsed="0"/>
-    <w:lsdException w:name="Medium Grid 3 Accent 3" w:semiHidden="0" w:uiPriority="69" w:unhideWhenUsed="0"/>
-    <w:lsdException w:name="Dark List Accent 3" w:semiHidden="0" w:uiPriority="70" w:unhideWhenUsed="0"/>
-    <w:lsdException w:name="Colorful Shading Accent 3" w:semiHidden="0" w:uiPriority="71" w:unhideWhenUsed="0"/>
-    <w:lsdException w:name="Colorful List Accent 3" w:semiHidden="0" w:uiPriority="72" w:unhideWhenUsed="0"/>
-    <w:lsdException w:name="Colorful Grid Accent 3" w:semiHidden="0" w:uiPriority="73" w:unhideWhenUsed="0"/>
-    <w:lsdException w:name="Light Shading Accent 4" w:semiHidden="0" w:uiPriority="60" w:unhideWhenUsed="0"/>
-    <w:lsdException w:name="Light List Accent 4" w:semiHidden="0" w:uiPriority="61" w:unhideWhenUsed="0"/>
-    <w:lsdException w:name="Light Grid Accent 4" w:semiHidden="0" w:uiPriority="62" w:unhideWhenUsed="0"/>
-    <w:lsdException w:name="Medium Shading 1 Accent 4" w:semiHidden="0" w:uiPriority="63" w:unhideWhenUsed="0"/>
-    <w:lsdException w:name="Medium Shading 2 Accent 4" w:semiHidden="0" w:uiPriority="64" w:unhideWhenUsed="0"/>
-    <w:lsdException w:name="Medium List 1 Accent 4" w:semiHidden="0" w:uiPriority="65" w:unhideWhenUsed="0"/>
-    <w:lsdException w:name="Medium List 2 Accent 4" w:semiHidden="0" w:uiPriority="66" w:unhideWhenUsed="0"/>
-    <w:lsdException w:name="Medium Grid 1 Accent 4" w:semiHidden="0" w:uiPriority="67" w:unhideWhenUsed="0"/>
-    <w:lsdException w:name="Medium Grid 2 Accent 4" w:semiHidden="0" w:uiPriority="68" w:unhideWhenUsed="0"/>
-    <w:lsdException w:name="Medium Grid 3 Accent 4" w:semiHidden="0" w:uiPriority="69" w:unhideWhenUsed="0"/>
-    <w:lsdException w:name="Dark List Accent 4" w:semiHidden="0" w:uiPriority="70" w:unhideWhenUsed="0"/>
-    <w:lsdException w:name="Colorful Shading Accent 4" w:semiHidden="0" w:uiPriority="71" w:unhideWhenUsed="0"/>
-    <w:lsdException w:name="Colorful List Accent 4" w:semiHidden="0" w:uiPriority="72" w:unhideWhenUsed="0"/>
-    <w:lsdException w:name="Colorful Grid Accent 4" w:semiHidden="0" w:uiPriority="73" w:unhideWhenUsed="0"/>
-    <w:lsdException w:name="Light Shading Accent 5" w:semiHidden="0" w:uiPriority="60" w:unhideWhenUsed="0"/>
-    <w:lsdException w:name="Light List Accent 5" w:semiHidden="0" w:uiPriority="61" w:unhideWhenUsed="0"/>
-    <w:lsdException w:name="Light Grid Accent 5" w:semiHidden="0" w:uiPriority="62" w:unhideWhenUsed="0"/>
-    <w:lsdException w:name="Medium Shading 1 Accent 5" w:semiHidden="0" w:uiPriority="63" w:unhideWhenUsed="0"/>
-    <w:lsdException w:name="Medium Shading 2 Accent 5" w:semiHidden="0" w:uiPriority="64" w:unhideWhenUsed="0"/>
-    <w:lsdException w:name="Medium List 1 Accent 5" w:semiHidden="0" w:uiPriority="65" w:unhideWhenUsed="0"/>
-    <w:lsdException w:name="Medium List 2 Accent 5" w:semiHidden="0" w:uiPriority="66" w:unhideWhenUsed="0"/>
-    <w:lsdException w:name="Medium Grid 1 Accent 5" w:semiHidden="0" w:uiPriority="67" w:unhideWhenUsed="0"/>
-    <w:lsdException w:name="Medium Grid 2 Accent 5" w:semiHidden="0" w:uiPriority="68" w:unhideWhenUsed="0"/>
-    <w:lsdException w:name="Medium Grid 3 Accent 5" w:semiHidden="0" w:uiPriority="69" w:unhideWhenUsed="0"/>
-    <w:lsdException w:name="Dark List Accent 5" w:semiHidden="0" w:uiPriority="70" w:unhideWhenUsed="0"/>
-    <w:lsdException w:name="Colorful Shading Accent 5" w:semiHidden="0" w:uiPriority="71" w:unhideWhenUsed="0"/>
-    <w:lsdException w:name="Colorful List Accent 5" w:semiHidden="0" w:uiPriority="72" w:unhideWhenUsed="0"/>
-    <w:lsdException w:name="Colorful Grid Accent 5" w:semiHidden="0" w:uiPriority="73" w:unhideWhenUsed="0"/>
-    <w:lsdException w:name="Light Shading Accent 6" w:semiHidden="0" w:uiPriority="60" w:unhideWhenUsed="0"/>
-    <w:lsdException w:name="Light List Accent 6" w:semiHidden="0" w:uiPriority="61" w:unhideWhenUsed="0"/>
-    <w:lsdException w:name="Light Grid Accent 6" w:semiHidden="0" w:uiPriority="62" w:unhideWhenUsed="0"/>
-    <w:lsdException w:name="Medium Shading 1 Accent 6" w:semiHidden="0" w:uiPriority="63" w:unhideWhenUsed="0"/>
-    <w:lsdException w:name="Medium Shading 2 Accent 6" w:semiHidden="0" w:uiPriority="64" w:unhideWhenUsed="0"/>
-    <w:lsdException w:name="Medium List 1 Accent 6" w:semiHidden="0" w:uiPriority="65" w:unhideWhenUsed="0"/>
-    <w:lsdException w:name="Medium List 2 Accent 6" w:semiHidden="0" w:uiPriority="66" w:unhideWhenUsed="0"/>
-    <w:lsdException w:name="Medium Grid 1 Accent 6" w:semiHidden="0" w:uiPriority="67" w:unhideWhenUsed="0"/>
-    <w:lsdException w:name="Medium Grid 2 Accent 6" w:semiHidden="0" w:uiPriority="68" w:unhideWhenUsed="0"/>
-    <w:lsdException w:name="Medium Grid 3 Accent 6" w:semiHidden="0" w:uiPriority="69" w:unhideWhenUsed="0"/>
-    <w:lsdException w:name="Dark List Accent 6" w:semiHidden="0" w:uiPriority="70" w:unhideWhenUsed="0"/>
-    <w:lsdException w:name="Colorful Shading Accent 6" w:semiHidden="0" w:uiPriority="71" w:unhideWhenUsed="0"/>
-    <w:lsdException w:name="Colorful List Accent 6" w:semiHidden="0" w:uiPriority="72" w:unhideWhenUsed="0"/>
-    <w:lsdException w:name="Colorful Grid Accent 6" w:semiHidden="0" w:uiPriority="73" w:unhideWhenUsed="0"/>
-    <w:lsdException w:name="Subtle Emphasis" w:semiHidden="0" w:uiPriority="19" w:unhideWhenUsed="0" w:qFormat="1"/>
-    <w:lsdException w:name="Intense Emphasis" w:semiHidden="0" w:uiPriority="21" w:unhideWhenUsed="0" w:qFormat="1"/>
-    <w:lsdException w:name="Subtle Reference" w:semiHidden="0" w:uiPriority="31" w:unhideWhenUsed="0" w:qFormat="1"/>
-    <w:lsdException w:name="Intense Reference" w:semiHidden="0" w:uiPriority="32" w:unhideWhenUsed="0" w:qFormat="1"/>
-    <w:lsdException w:name="Book Title" w:semiHidden="0" w:uiPriority="33" w:unhideWhenUsed="0" w:qFormat="1"/>
-    <w:lsdException w:name="Bibliography" w:uiPriority="37"/>
-    <w:lsdException w:name="TOC Heading" w:uiPriority="39" w:qFormat="1"/>
-  </w:latentStyles>
-  <w:style w:type="paragraph" w:default="1" w:styleId="Normal">
-    <w:name w:val="Normal"/>
-    <w:qFormat/>
-    <w:rsid w:val="005657F9"/>
-    <w:pPr>
-      <w:spacing w:after="0" w:line="240" w:lineRule="auto"/>
-    </w:pPr>
-    <w:rPr>
-      <w:kern w:val="0"/>
-      <w14:ligatures w14:val="none"/>
-    </w:rPr>
-  </w:style>
-  <w:style w:type="character" w:default="1" w:styleId="DefaultParagraphFont">
-    <w:name w:val="Default Paragraph Font"/>
-    <w:uiPriority w:val="1"/>
-    <w:semiHidden/>
-    <w:unhideWhenUsed/>
-  </w:style>
-  <w:style w:type="table" w:default="1" w:styleId="TableNormal">
-    <w:name w:val="Normal Table"/>
-    <w:uiPriority w:val="99"/>
-    <w:semiHidden/>
-    <w:unhideWhenUsed/>
-    <w:tblPr>
-      <w:tblInd w:w="0" w:type="dxa"/>
-      <w:tblCellMar>
-        <w:top w:w="0" w:type="dxa"/>
-        <w:left w:w="108" w:type="dxa"/>
-        <w:bottom w:w="0" w:type="dxa"/>
-        <w:right w:w="108" w:type="dxa"/>
-      </w:tblCellMar>
-    </w:tblPr>
-  </w:style>
-  <w:style w:type="numbering" w:default="1" w:styleId="NoList">
-    <w:name w:val="No List"/>
-    <w:uiPriority w:val="99"/>
-    <w:semiHidden/>
-    <w:unhideWhenUsed/>
-  </w:style>
-  <w:style w:type="paragraph" w:styleId="Header">
-    <w:name w:val="header"/>
-    <w:basedOn w:val="Normal"/>
-    <w:link w:val="HeaderChar"/>
-    <w:uiPriority w:val="99"/>
-    <w:unhideWhenUsed/>
-    <w:rsid w:val="005657F9"/>
-    <w:pPr>
-      <w:tabs>
-        <w:tab w:val="center" w:pos="4513"/>
-        <w:tab w:val="right" w:pos="9026"/>
-      </w:tabs>
-    </w:pPr>
-  </w:style>
-  <w:style w:type="character" w:customStyle="1" w:styleId="HeaderChar">
-    <w:name w:val="Header Char"/>
-    <w:basedOn w:val="DefaultParagraphFont"/>
-    <w:link w:val="Header"/>
-    <w:uiPriority w:val="99"/>
-    <w:rsid w:val="005657F9"/>
-    <w:rPr>
-      <w:kern w:val="0"/>
-      <w14:ligatures w14:val="none"/>
-    </w:rPr>
-  </w:style>
-  <w:style w:type="paragraph" w:styleId="Footer">
-    <w:name w:val="footer"/>
-    <w:basedOn w:val="Normal"/>
-    <w:link w:val="FooterChar"/>
-    <w:uiPriority w:val="99"/>
-    <w:unhideWhenUsed/>
-    <w:rsid w:val="005657F9"/>
-    <w:pPr>
-      <w:tabs>
-        <w:tab w:val="center" w:pos="4513"/>
-        <w:tab w:val="right" w:pos="9026"/>
-      </w:tabs>
-    </w:pPr>
-  </w:style>
-  <w:style w:type="character" w:customStyle="1" w:styleId="FooterChar">
-    <w:name w:val="Footer Char"/>
-    <w:basedOn w:val="DefaultParagraphFont"/>
-    <w:link w:val="Footer"/>
-    <w:uiPriority w:val="99"/>
-    <w:rsid w:val="005657F9"/>
-    <w:rPr>
-      <w:kern w:val="0"/>
-      <w14:ligatures w14:val="none"/>
-    </w:rPr>
-  </w:style>
-  <w:style w:type="table" w:styleId="TableGrid">
-    <w:name w:val="Table Grid"/>
-    <w:basedOn w:val="TableNormal"/>
-    <w:uiPriority w:val="39"/>
-    <w:rsid w:val="005657F9"/>
-    <w:pPr>
-      <w:spacing w:after="0" w:line="240" w:lineRule="auto"/>
-    </w:pPr>
-    <w:rPr>
-      <w:kern w:val="0"/>
-      <w14:ligatures w14:val="none"/>
-    </w:rPr>
-    <w:tblPr>
-      <w:tblInd w:w="0" w:type="dxa"/>
-      <w:tblBorders>
-        <w:top w:val="single" w:sz="4" w:space="0" w:color="auto"/>
-        <w:left w:val="single" w:sz="4" w:space="0" w:color="auto"/>
-        <w:bottom w:val="single" w:sz="4" w:space="0" w:color="auto"/>
-        <w:right w:val="single" w:sz="4" w:space="0" w:color="auto"/>
-        <w:insideH w:val="single" w:sz="4" w:space="0" w:color="auto"/>
-        <w:insideV w:val="single" w:sz="4" w:space="0" w:color="auto"/>
-      </w:tblBorders>
-      <w:tblCellMar>
-        <w:top w:w="0" w:type="dxa"/>
-        <w:left w:w="108" w:type="dxa"/>
-        <w:bottom w:w="0" w:type="dxa"/>
-        <w:right w:w="108" w:type="dxa"/>
-      </w:tblCellMar>
     </w:tblPr>
   </w:style>
   <w:style w:type="character" w:styleId="PlaceholderText">
@@ -2823,7 +2669,7 @@
 </file>
 
 <file path=word/glossary/document.xml><?xml version="1.0" encoding="utf-8"?>
-<w:glossaryDocument xmlns:wpc="http://schemas.microsoft.com/office/word/2010/wordprocessingCanvas" xmlns:mc="http://schemas.openxmlformats.org/markup-compatibility/2006" xmlns:o="urn:schemas-microsoft-com:office:office" xmlns:r="http://schemas.openxmlformats.org/officeDocument/2006/relationships" xmlns:m="http://schemas.openxmlformats.org/officeDocument/2006/math" xmlns:v="urn:schemas-microsoft-com:vml" xmlns:wp14="http://schemas.microsoft.com/office/word/2010/wordprocessingDrawing" xmlns:wp="http://schemas.openxmlformats.org/drawingml/2006/wordprocessingDrawing" xmlns:w10="urn:schemas-microsoft-com:office:word" xmlns:w="http://schemas.openxmlformats.org/wordprocessingml/2006/main" xmlns:w14="http://schemas.microsoft.com/office/word/2010/wordml" xmlns:wpg="http://schemas.microsoft.com/office/word/2010/wordprocessingGroup" xmlns:wpi="http://schemas.microsoft.com/office/word/2010/wordprocessingInk" xmlns:wne="http://schemas.microsoft.com/office/word/2006/wordml" xmlns:wps="http://schemas.microsoft.com/office/word/2010/wordprocessingShape" mc:Ignorable="w14 wp14">
+<w:glossaryDocument xmlns:wpc="http://schemas.microsoft.com/office/word/2010/wordprocessingCanvas" xmlns:cx="http://schemas.microsoft.com/office/drawing/2014/chartex" xmlns:cx1="http://schemas.microsoft.com/office/drawing/2015/9/8/chartex" xmlns:cx2="http://schemas.microsoft.com/office/drawing/2015/10/21/chartex" xmlns:cx3="http://schemas.microsoft.com/office/drawing/2016/5/9/chartex" xmlns:cx4="http://schemas.microsoft.com/office/drawing/2016/5/10/chartex" xmlns:cx5="http://schemas.microsoft.com/office/drawing/2016/5/11/chartex" xmlns:cx6="http://schemas.microsoft.com/office/drawing/2016/5/12/chartex" xmlns:cx7="http://schemas.microsoft.com/office/drawing/2016/5/13/chartex" xmlns:cx8="http://schemas.microsoft.com/office/drawing/2016/5/14/chartex" xmlns:mc="http://schemas.openxmlformats.org/markup-compatibility/2006" xmlns:aink="http://schemas.microsoft.com/office/drawing/2016/ink" xmlns:am3d="http://schemas.microsoft.com/office/drawing/2017/model3d" xmlns:o="urn:schemas-microsoft-com:office:office" xmlns:oel="http://schemas.microsoft.com/office/2019/extlst" xmlns:r="http://schemas.openxmlformats.org/officeDocument/2006/relationships" xmlns:m="http://schemas.openxmlformats.org/officeDocument/2006/math" xmlns:v="urn:schemas-microsoft-com:vml" xmlns:wp14="http://schemas.microsoft.com/office/word/2010/wordprocessingDrawing" xmlns:wp="http://schemas.openxmlformats.org/drawingml/2006/wordprocessingDrawing" xmlns:w10="urn:schemas-microsoft-com:office:word" xmlns:w="http://schemas.openxmlformats.org/wordprocessingml/2006/main" xmlns:w14="http://schemas.microsoft.com/office/word/2010/wordml" xmlns:w15="http://schemas.microsoft.com/office/word/2012/wordml" xmlns:w16cex="http://schemas.microsoft.com/office/word/2018/wordml/cex" xmlns:w16cid="http://schemas.microsoft.com/office/word/2016/wordml/cid" xmlns:w16="http://schemas.microsoft.com/office/word/2018/wordml" xmlns:w16du="http://schemas.microsoft.com/office/word/2023/wordml/word16du" xmlns:w16sdtdh="http://schemas.microsoft.com/office/word/2020/wordml/sdtdatahash" xmlns:w16sdtfl="http://schemas.microsoft.com/office/word/2024/wordml/sdtformatlock" xmlns:w16se="http://schemas.microsoft.com/office/word/2015/wordml/symex" xmlns:wpg="http://schemas.microsoft.com/office/word/2010/wordprocessingGroup" xmlns:wpi="http://schemas.microsoft.com/office/word/2010/wordprocessingInk" xmlns:wne="http://schemas.microsoft.com/office/word/2006/wordml" xmlns:wps="http://schemas.microsoft.com/office/word/2010/wordprocessingShape" mc:Ignorable="w14 w15 w16se w16cid w16 w16cex w16sdtdh w16sdtfl w16du wp14">
   <w:docParts>
     <w:docPart>
       <w:docPartPr>
@@ -3149,13 +2995,13 @@
 </file>
 
 <file path=word/glossary/fontTable.xml><?xml version="1.0" encoding="utf-8"?>
-<w:fonts xmlns:mc="http://schemas.openxmlformats.org/markup-compatibility/2006" xmlns:r="http://schemas.openxmlformats.org/officeDocument/2006/relationships" xmlns:w="http://schemas.openxmlformats.org/wordprocessingml/2006/main" xmlns:w14="http://schemas.microsoft.com/office/word/2010/wordml" mc:Ignorable="w14">
+<w:fonts xmlns:mc="http://schemas.openxmlformats.org/markup-compatibility/2006" xmlns:r="http://schemas.openxmlformats.org/officeDocument/2006/relationships" xmlns:w="http://schemas.openxmlformats.org/wordprocessingml/2006/main" xmlns:w14="http://schemas.microsoft.com/office/word/2010/wordml" xmlns:w15="http://schemas.microsoft.com/office/word/2012/wordml" xmlns:w16cex="http://schemas.microsoft.com/office/word/2018/wordml/cex" xmlns:w16cid="http://schemas.microsoft.com/office/word/2016/wordml/cid" xmlns:w16="http://schemas.microsoft.com/office/word/2018/wordml" xmlns:w16du="http://schemas.microsoft.com/office/word/2023/wordml/word16du" xmlns:w16sdtdh="http://schemas.microsoft.com/office/word/2020/wordml/sdtdatahash" xmlns:w16sdtfl="http://schemas.microsoft.com/office/word/2024/wordml/sdtformatlock" xmlns:w16se="http://schemas.microsoft.com/office/word/2015/wordml/symex" mc:Ignorable="w14 w15 w16se w16cid w16 w16cex w16sdtdh w16sdtfl w16du">
   <w:font w:name="Calibri">
     <w:panose1 w:val="020F0502020204030204"/>
     <w:charset w:val="00"/>
     <w:family w:val="swiss"/>
     <w:pitch w:val="variable"/>
-    <w:sig w:usb0="E4002EFF" w:usb1="C000247B" w:usb2="00000009" w:usb3="00000000" w:csb0="000001FF" w:csb1="00000000"/>
+    <w:sig w:usb0="E4002EFF" w:usb1="C200247B" w:usb2="00000009" w:usb3="00000000" w:csb0="000001FF" w:csb1="00000000"/>
   </w:font>
   <w:font w:name="Cordia New">
     <w:panose1 w:val="020B0304020202020204"/>
@@ -3198,20 +3044,25 @@
     <w:charset w:val="00"/>
     <w:family w:val="swiss"/>
     <w:pitch w:val="variable"/>
-    <w:sig w:usb0="E4002EFF" w:usb1="C000247B" w:usb2="00000009" w:usb3="00000000" w:csb0="000001FF" w:csb1="00000000"/>
+    <w:sig w:usb0="E4002EFF" w:usb1="C200247B" w:usb2="00000009" w:usb3="00000000" w:csb0="000001FF" w:csb1="00000000"/>
   </w:font>
-  <w:font w:name="Cambria">
-    <w:panose1 w:val="02040503050406030204"/>
+  <w:font w:name="Aptos">
     <w:charset w:val="00"/>
-    <w:family w:val="roman"/>
+    <w:family w:val="swiss"/>
     <w:pitch w:val="variable"/>
-    <w:sig w:usb0="E00006FF" w:usb1="420024FF" w:usb2="02000000" w:usb3="00000000" w:csb0="0000019F" w:csb1="00000000"/>
+    <w:sig w:usb0="20000287" w:usb1="00000003" w:usb2="00000000" w:usb3="00000000" w:csb0="0000019F" w:csb1="00000000"/>
+  </w:font>
+  <w:font w:name="Aptos Display">
+    <w:charset w:val="00"/>
+    <w:family w:val="swiss"/>
+    <w:pitch w:val="variable"/>
+    <w:sig w:usb0="20000287" w:usb1="00000003" w:usb2="00000000" w:usb3="00000000" w:csb0="0000019F" w:csb1="00000000"/>
   </w:font>
 </w:fonts>
 </file>
 
 <file path=word/glossary/settings.xml><?xml version="1.0" encoding="utf-8"?>
-<w:settings xmlns:mc="http://schemas.openxmlformats.org/markup-compatibility/2006" xmlns:o="urn:schemas-microsoft-com:office:office" xmlns:r="http://schemas.openxmlformats.org/officeDocument/2006/relationships" xmlns:m="http://schemas.openxmlformats.org/officeDocument/2006/math" xmlns:v="urn:schemas-microsoft-com:vml" xmlns:w10="urn:schemas-microsoft-com:office:word" xmlns:w="http://schemas.openxmlformats.org/wordprocessingml/2006/main" xmlns:w14="http://schemas.microsoft.com/office/word/2010/wordml" xmlns:sl="http://schemas.openxmlformats.org/schemaLibrary/2006/main" mc:Ignorable="w14">
+<w:settings xmlns:mc="http://schemas.openxmlformats.org/markup-compatibility/2006" xmlns:o="urn:schemas-microsoft-com:office:office" xmlns:r="http://schemas.openxmlformats.org/officeDocument/2006/relationships" xmlns:m="http://schemas.openxmlformats.org/officeDocument/2006/math" xmlns:v="urn:schemas-microsoft-com:vml" xmlns:w10="urn:schemas-microsoft-com:office:word" xmlns:w="http://schemas.openxmlformats.org/wordprocessingml/2006/main" xmlns:w14="http://schemas.microsoft.com/office/word/2010/wordml" xmlns:w15="http://schemas.microsoft.com/office/word/2012/wordml" xmlns:w16cex="http://schemas.microsoft.com/office/word/2018/wordml/cex" xmlns:w16cid="http://schemas.microsoft.com/office/word/2016/wordml/cid" xmlns:w16="http://schemas.microsoft.com/office/word/2018/wordml" xmlns:w16du="http://schemas.microsoft.com/office/word/2023/wordml/word16du" xmlns:w16sdtdh="http://schemas.microsoft.com/office/word/2020/wordml/sdtdatahash" xmlns:w16sdtfl="http://schemas.microsoft.com/office/word/2024/wordml/sdtformatlock" xmlns:w16se="http://schemas.microsoft.com/office/word/2015/wordml/symex" xmlns:sl="http://schemas.openxmlformats.org/schemaLibrary/2006/main" mc:Ignorable="w14 w15 w16se w16cid w16 w16cex w16sdtdh w16sdtfl w16du">
   <w:view w:val="normal"/>
   <w:defaultTabStop w:val="720"/>
   <w:characterSpacingControl w:val="doNotCompress"/>
@@ -3222,6 +3073,7 @@
     <w:compatSetting w:name="overrideTableStyleFontSizeAndJustification" w:uri="http://schemas.microsoft.com/office/word" w:val="1"/>
     <w:compatSetting w:name="enableOpenTypeFeatures" w:uri="http://schemas.microsoft.com/office/word" w:val="1"/>
     <w:compatSetting w:name="doNotFlipMirrorIndents" w:uri="http://schemas.microsoft.com/office/word" w:val="1"/>
+    <w:compatSetting w:name="useWord2013TrackBottomHyphenation" w:uri="http://schemas.microsoft.com/office/word" w:val="1"/>
   </w:compat>
   <w:rsids>
     <w:rsidRoot w:val="00385873"/>
@@ -3239,8 +3091,10 @@
     <w:rsid w:val="004702C6"/>
     <w:rsid w:val="004F2E0F"/>
     <w:rsid w:val="0057194A"/>
+    <w:rsid w:val="005A6357"/>
     <w:rsid w:val="00631A7F"/>
     <w:rsid w:val="00777C95"/>
+    <w:rsid w:val="00857B52"/>
     <w:rsid w:val="008F3F18"/>
     <w:rsid w:val="00A7745A"/>
     <w:rsid w:val="00AD3ACC"/>
@@ -3277,7 +3131,7 @@
 </file>
 
 <file path=word/glossary/styles.xml><?xml version="1.0" encoding="utf-8"?>
-<w:styles xmlns:mc="http://schemas.openxmlformats.org/markup-compatibility/2006" xmlns:r="http://schemas.openxmlformats.org/officeDocument/2006/relationships" xmlns:w="http://schemas.openxmlformats.org/wordprocessingml/2006/main" xmlns:w14="http://schemas.microsoft.com/office/word/2010/wordml" mc:Ignorable="w14">
+<w:styles xmlns:mc="http://schemas.openxmlformats.org/markup-compatibility/2006" xmlns:r="http://schemas.openxmlformats.org/officeDocument/2006/relationships" xmlns:w="http://schemas.openxmlformats.org/wordprocessingml/2006/main" xmlns:w14="http://schemas.microsoft.com/office/word/2010/wordml" xmlns:w15="http://schemas.microsoft.com/office/word/2012/wordml" xmlns:w16cex="http://schemas.microsoft.com/office/word/2018/wordml/cex" xmlns:w16cid="http://schemas.microsoft.com/office/word/2016/wordml/cid" xmlns:w16="http://schemas.microsoft.com/office/word/2018/wordml" xmlns:w16du="http://schemas.microsoft.com/office/word/2023/wordml/word16du" xmlns:w16sdtdh="http://schemas.microsoft.com/office/word/2020/wordml/sdtdatahash" xmlns:w16sdtfl="http://schemas.microsoft.com/office/word/2024/wordml/sdtformatlock" xmlns:w16se="http://schemas.microsoft.com/office/word/2015/wordml/symex" mc:Ignorable="w14 w15 w16se w16cid w16 w16cex w16sdtdh w16sdtfl w16du">
   <w:docDefaults>
     <w:rPrDefault>
       <w:rPr>
@@ -3295,144 +3149,383 @@
       </w:pPr>
     </w:pPrDefault>
   </w:docDefaults>
-  <w:latentStyles w:defLockedState="0" w:defUIPriority="99" w:defSemiHidden="1" w:defUnhideWhenUsed="1" w:defQFormat="0" w:count="267">
-    <w:lsdException w:name="Normal" w:semiHidden="0" w:uiPriority="0" w:unhideWhenUsed="0" w:qFormat="1"/>
-    <w:lsdException w:name="heading 1" w:semiHidden="0" w:uiPriority="9" w:unhideWhenUsed="0" w:qFormat="1"/>
-    <w:lsdException w:name="heading 2" w:uiPriority="9" w:qFormat="1"/>
-    <w:lsdException w:name="heading 3" w:uiPriority="9" w:qFormat="1"/>
-    <w:lsdException w:name="heading 4" w:uiPriority="9" w:qFormat="1"/>
-    <w:lsdException w:name="heading 5" w:uiPriority="9" w:qFormat="1"/>
-    <w:lsdException w:name="heading 6" w:uiPriority="9" w:qFormat="1"/>
-    <w:lsdException w:name="heading 7" w:uiPriority="9" w:qFormat="1"/>
-    <w:lsdException w:name="heading 8" w:uiPriority="9" w:qFormat="1"/>
-    <w:lsdException w:name="heading 9" w:uiPriority="9" w:qFormat="1"/>
-    <w:lsdException w:name="toc 1" w:uiPriority="39"/>
-    <w:lsdException w:name="toc 2" w:uiPriority="39"/>
-    <w:lsdException w:name="toc 3" w:uiPriority="39"/>
-    <w:lsdException w:name="toc 4" w:uiPriority="39"/>
-    <w:lsdException w:name="toc 5" w:uiPriority="39"/>
-    <w:lsdException w:name="toc 6" w:uiPriority="39"/>
-    <w:lsdException w:name="toc 7" w:uiPriority="39"/>
-    <w:lsdException w:name="toc 8" w:uiPriority="39"/>
-    <w:lsdException w:name="toc 9" w:uiPriority="39"/>
-    <w:lsdException w:name="caption" w:uiPriority="35" w:qFormat="1"/>
-    <w:lsdException w:name="Title" w:semiHidden="0" w:uiPriority="10" w:unhideWhenUsed="0" w:qFormat="1"/>
-    <w:lsdException w:name="Default Paragraph Font" w:uiPriority="1"/>
-    <w:lsdException w:name="Subtitle" w:semiHidden="0" w:uiPriority="11" w:unhideWhenUsed="0" w:qFormat="1"/>
-    <w:lsdException w:name="Strong" w:semiHidden="0" w:uiPriority="22" w:unhideWhenUsed="0" w:qFormat="1"/>
-    <w:lsdException w:name="Emphasis" w:semiHidden="0" w:uiPriority="20" w:unhideWhenUsed="0" w:qFormat="1"/>
-    <w:lsdException w:name="Table Grid" w:semiHidden="0" w:uiPriority="39" w:unhideWhenUsed="0"/>
-    <w:lsdException w:name="Placeholder Text" w:unhideWhenUsed="0"/>
-    <w:lsdException w:name="No Spacing" w:semiHidden="0" w:uiPriority="1" w:unhideWhenUsed="0" w:qFormat="1"/>
-    <w:lsdException w:name="Light Shading" w:semiHidden="0" w:uiPriority="60" w:unhideWhenUsed="0"/>
-    <w:lsdException w:name="Light List" w:semiHidden="0" w:uiPriority="61" w:unhideWhenUsed="0"/>
-    <w:lsdException w:name="Light Grid" w:semiHidden="0" w:uiPriority="62" w:unhideWhenUsed="0"/>
-    <w:lsdException w:name="Medium Shading 1" w:semiHidden="0" w:uiPriority="63" w:unhideWhenUsed="0"/>
-    <w:lsdException w:name="Medium Shading 2" w:semiHidden="0" w:uiPriority="64" w:unhideWhenUsed="0"/>
-    <w:lsdException w:name="Medium List 1" w:semiHidden="0" w:uiPriority="65" w:unhideWhenUsed="0"/>
-    <w:lsdException w:name="Medium List 2" w:semiHidden="0" w:uiPriority="66" w:unhideWhenUsed="0"/>
-    <w:lsdException w:name="Medium Grid 1" w:semiHidden="0" w:uiPriority="67" w:unhideWhenUsed="0"/>
-    <w:lsdException w:name="Medium Grid 2" w:semiHidden="0" w:uiPriority="68" w:unhideWhenUsed="0"/>
-    <w:lsdException w:name="Medium Grid 3" w:semiHidden="0" w:uiPriority="69" w:unhideWhenUsed="0"/>
-    <w:lsdException w:name="Dark List" w:semiHidden="0" w:uiPriority="70" w:unhideWhenUsed="0"/>
-    <w:lsdException w:name="Colorful Shading" w:semiHidden="0" w:uiPriority="71" w:unhideWhenUsed="0"/>
-    <w:lsdException w:name="Colorful List" w:semiHidden="0" w:uiPriority="72" w:unhideWhenUsed="0"/>
-    <w:lsdException w:name="Colorful Grid" w:semiHidden="0" w:uiPriority="73" w:unhideWhenUsed="0"/>
-    <w:lsdException w:name="Light Shading Accent 1" w:semiHidden="0" w:uiPriority="60" w:unhideWhenUsed="0"/>
-    <w:lsdException w:name="Light List Accent 1" w:semiHidden="0" w:uiPriority="61" w:unhideWhenUsed="0"/>
-    <w:lsdException w:name="Light Grid Accent 1" w:semiHidden="0" w:uiPriority="62" w:unhideWhenUsed="0"/>
-    <w:lsdException w:name="Medium Shading 1 Accent 1" w:semiHidden="0" w:uiPriority="63" w:unhideWhenUsed="0"/>
-    <w:lsdException w:name="Medium Shading 2 Accent 1" w:semiHidden="0" w:uiPriority="64" w:unhideWhenUsed="0"/>
-    <w:lsdException w:name="Medium List 1 Accent 1" w:semiHidden="0" w:uiPriority="65" w:unhideWhenUsed="0"/>
-    <w:lsdException w:name="Revision" w:unhideWhenUsed="0"/>
-    <w:lsdException w:name="List Paragraph" w:semiHidden="0" w:uiPriority="34" w:unhideWhenUsed="0" w:qFormat="1"/>
-    <w:lsdException w:name="Quote" w:semiHidden="0" w:uiPriority="29" w:unhideWhenUsed="0" w:qFormat="1"/>
-    <w:lsdException w:name="Intense Quote" w:semiHidden="0" w:uiPriority="30" w:unhideWhenUsed="0" w:qFormat="1"/>
-    <w:lsdException w:name="Medium List 2 Accent 1" w:semiHidden="0" w:uiPriority="66" w:unhideWhenUsed="0"/>
-    <w:lsdException w:name="Medium Grid 1 Accent 1" w:semiHidden="0" w:uiPriority="67" w:unhideWhenUsed="0"/>
-    <w:lsdException w:name="Medium Grid 2 Accent 1" w:semiHidden="0" w:uiPriority="68" w:unhideWhenUsed="0"/>
-    <w:lsdException w:name="Medium Grid 3 Accent 1" w:semiHidden="0" w:uiPriority="69" w:unhideWhenUsed="0"/>
-    <w:lsdException w:name="Dark List Accent 1" w:semiHidden="0" w:uiPriority="70" w:unhideWhenUsed="0"/>
-    <w:lsdException w:name="Colorful Shading Accent 1" w:semiHidden="0" w:uiPriority="71" w:unhideWhenUsed="0"/>
-    <w:lsdException w:name="Colorful List Accent 1" w:semiHidden="0" w:uiPriority="72" w:unhideWhenUsed="0"/>
-    <w:lsdException w:name="Colorful Grid Accent 1" w:semiHidden="0" w:uiPriority="73" w:unhideWhenUsed="0"/>
-    <w:lsdException w:name="Light Shading Accent 2" w:semiHidden="0" w:uiPriority="60" w:unhideWhenUsed="0"/>
-    <w:lsdException w:name="Light List Accent 2" w:semiHidden="0" w:uiPriority="61" w:unhideWhenUsed="0"/>
-    <w:lsdException w:name="Light Grid Accent 2" w:semiHidden="0" w:uiPriority="62" w:unhideWhenUsed="0"/>
-    <w:lsdException w:name="Medium Shading 1 Accent 2" w:semiHidden="0" w:uiPriority="63" w:unhideWhenUsed="0"/>
-    <w:lsdException w:name="Medium Shading 2 Accent 2" w:semiHidden="0" w:uiPriority="64" w:unhideWhenUsed="0"/>
-    <w:lsdException w:name="Medium List 1 Accent 2" w:semiHidden="0" w:uiPriority="65" w:unhideWhenUsed="0"/>
-    <w:lsdException w:name="Medium List 2 Accent 2" w:semiHidden="0" w:uiPriority="66" w:unhideWhenUsed="0"/>
-    <w:lsdException w:name="Medium Grid 1 Accent 2" w:semiHidden="0" w:uiPriority="67" w:unhideWhenUsed="0"/>
-    <w:lsdException w:name="Medium Grid 2 Accent 2" w:semiHidden="0" w:uiPriority="68" w:unhideWhenUsed="0"/>
-    <w:lsdException w:name="Medium Grid 3 Accent 2" w:semiHidden="0" w:uiPriority="69" w:unhideWhenUsed="0"/>
-    <w:lsdException w:name="Dark List Accent 2" w:semiHidden="0" w:uiPriority="70" w:unhideWhenUsed="0"/>
-    <w:lsdException w:name="Colorful Shading Accent 2" w:semiHidden="0" w:uiPriority="71" w:unhideWhenUsed="0"/>
-    <w:lsdException w:name="Colorful List Accent 2" w:semiHidden="0" w:uiPriority="72" w:unhideWhenUsed="0"/>
-    <w:lsdException w:name="Colorful Grid Accent 2" w:semiHidden="0" w:uiPriority="73" w:unhideWhenUsed="0"/>
-    <w:lsdException w:name="Light Shading Accent 3" w:semiHidden="0" w:uiPriority="60" w:unhideWhenUsed="0"/>
-    <w:lsdException w:name="Light List Accent 3" w:semiHidden="0" w:uiPriority="61" w:unhideWhenUsed="0"/>
-    <w:lsdException w:name="Light Grid Accent 3" w:semiHidden="0" w:uiPriority="62" w:unhideWhenUsed="0"/>
-    <w:lsdException w:name="Medium Shading 1 Accent 3" w:semiHidden="0" w:uiPriority="63" w:unhideWhenUsed="0"/>
-    <w:lsdException w:name="Medium Shading 2 Accent 3" w:semiHidden="0" w:uiPriority="64" w:unhideWhenUsed="0"/>
-    <w:lsdException w:name="Medium List 1 Accent 3" w:semiHidden="0" w:uiPriority="65" w:unhideWhenUsed="0"/>
-    <w:lsdException w:name="Medium List 2 Accent 3" w:semiHidden="0" w:uiPriority="66" w:unhideWhenUsed="0"/>
-    <w:lsdException w:name="Medium Grid 1 Accent 3" w:semiHidden="0" w:uiPriority="67" w:unhideWhenUsed="0"/>
-    <w:lsdException w:name="Medium Grid 2 Accent 3" w:semiHidden="0" w:uiPriority="68" w:unhideWhenUsed="0"/>
-    <w:lsdException w:name="Medium Grid 3 Accent 3" w:semiHidden="0" w:uiPriority="69" w:unhideWhenUsed="0"/>
-    <w:lsdException w:name="Dark List Accent 3" w:semiHidden="0" w:uiPriority="70" w:unhideWhenUsed="0"/>
-    <w:lsdException w:name="Colorful Shading Accent 3" w:semiHidden="0" w:uiPriority="71" w:unhideWhenUsed="0"/>
-    <w:lsdException w:name="Colorful List Accent 3" w:semiHidden="0" w:uiPriority="72" w:unhideWhenUsed="0"/>
-    <w:lsdException w:name="Colorful Grid Accent 3" w:semiHidden="0" w:uiPriority="73" w:unhideWhenUsed="0"/>
-    <w:lsdException w:name="Light Shading Accent 4" w:semiHidden="0" w:uiPriority="60" w:unhideWhenUsed="0"/>
-    <w:lsdException w:name="Light List Accent 4" w:semiHidden="0" w:uiPriority="61" w:unhideWhenUsed="0"/>
-    <w:lsdException w:name="Light Grid Accent 4" w:semiHidden="0" w:uiPriority="62" w:unhideWhenUsed="0"/>
-    <w:lsdException w:name="Medium Shading 1 Accent 4" w:semiHidden="0" w:uiPriority="63" w:unhideWhenUsed="0"/>
-    <w:lsdException w:name="Medium Shading 2 Accent 4" w:semiHidden="0" w:uiPriority="64" w:unhideWhenUsed="0"/>
-    <w:lsdException w:name="Medium List 1 Accent 4" w:semiHidden="0" w:uiPriority="65" w:unhideWhenUsed="0"/>
-    <w:lsdException w:name="Medium List 2 Accent 4" w:semiHidden="0" w:uiPriority="66" w:unhideWhenUsed="0"/>
-    <w:lsdException w:name="Medium Grid 1 Accent 4" w:semiHidden="0" w:uiPriority="67" w:unhideWhenUsed="0"/>
-    <w:lsdException w:name="Medium Grid 2 Accent 4" w:semiHidden="0" w:uiPriority="68" w:unhideWhenUsed="0"/>
-    <w:lsdException w:name="Medium Grid 3 Accent 4" w:semiHidden="0" w:uiPriority="69" w:unhideWhenUsed="0"/>
-    <w:lsdException w:name="Dark List Accent 4" w:semiHidden="0" w:uiPriority="70" w:unhideWhenUsed="0"/>
-    <w:lsdException w:name="Colorful Shading Accent 4" w:semiHidden="0" w:uiPriority="71" w:unhideWhenUsed="0"/>
-    <w:lsdException w:name="Colorful List Accent 4" w:semiHidden="0" w:uiPriority="72" w:unhideWhenUsed="0"/>
-    <w:lsdException w:name="Colorful Grid Accent 4" w:semiHidden="0" w:uiPriority="73" w:unhideWhenUsed="0"/>
-    <w:lsdException w:name="Light Shading Accent 5" w:semiHidden="0" w:uiPriority="60" w:unhideWhenUsed="0"/>
-    <w:lsdException w:name="Light List Accent 5" w:semiHidden="0" w:uiPriority="61" w:unhideWhenUsed="0"/>
-    <w:lsdException w:name="Light Grid Accent 5" w:semiHidden="0" w:uiPriority="62" w:unhideWhenUsed="0"/>
-    <w:lsdException w:name="Medium Shading 1 Accent 5" w:semiHidden="0" w:uiPriority="63" w:unhideWhenUsed="0"/>
-    <w:lsdException w:name="Medium Shading 2 Accent 5" w:semiHidden="0" w:uiPriority="64" w:unhideWhenUsed="0"/>
-    <w:lsdException w:name="Medium List 1 Accent 5" w:semiHidden="0" w:uiPriority="65" w:unhideWhenUsed="0"/>
-    <w:lsdException w:name="Medium List 2 Accent 5" w:semiHidden="0" w:uiPriority="66" w:unhideWhenUsed="0"/>
-    <w:lsdException w:name="Medium Grid 1 Accent 5" w:semiHidden="0" w:uiPriority="67" w:unhideWhenUsed="0"/>
-    <w:lsdException w:name="Medium Grid 2 Accent 5" w:semiHidden="0" w:uiPriority="68" w:unhideWhenUsed="0"/>
-    <w:lsdException w:name="Medium Grid 3 Accent 5" w:semiHidden="0" w:uiPriority="69" w:unhideWhenUsed="0"/>
-    <w:lsdException w:name="Dark List Accent 5" w:semiHidden="0" w:uiPriority="70" w:unhideWhenUsed="0"/>
-    <w:lsdException w:name="Colorful Shading Accent 5" w:semiHidden="0" w:uiPriority="71" w:unhideWhenUsed="0"/>
-    <w:lsdException w:name="Colorful List Accent 5" w:semiHidden="0" w:uiPriority="72" w:unhideWhenUsed="0"/>
-    <w:lsdException w:name="Colorful Grid Accent 5" w:semiHidden="0" w:uiPriority="73" w:unhideWhenUsed="0"/>
-    <w:lsdException w:name="Light Shading Accent 6" w:semiHidden="0" w:uiPriority="60" w:unhideWhenUsed="0"/>
-    <w:lsdException w:name="Light List Accent 6" w:semiHidden="0" w:uiPriority="61" w:unhideWhenUsed="0"/>
-    <w:lsdException w:name="Light Grid Accent 6" w:semiHidden="0" w:uiPriority="62" w:unhideWhenUsed="0"/>
-    <w:lsdException w:name="Medium Shading 1 Accent 6" w:semiHidden="0" w:uiPriority="63" w:unhideWhenUsed="0"/>
-    <w:lsdException w:name="Medium Shading 2 Accent 6" w:semiHidden="0" w:uiPriority="64" w:unhideWhenUsed="0"/>
-    <w:lsdException w:name="Medium List 1 Accent 6" w:semiHidden="0" w:uiPriority="65" w:unhideWhenUsed="0"/>
-    <w:lsdException w:name="Medium List 2 Accent 6" w:semiHidden="0" w:uiPriority="66" w:unhideWhenUsed="0"/>
-    <w:lsdException w:name="Medium Grid 1 Accent 6" w:semiHidden="0" w:uiPriority="67" w:unhideWhenUsed="0"/>
-    <w:lsdException w:name="Medium Grid 2 Accent 6" w:semiHidden="0" w:uiPriority="68" w:unhideWhenUsed="0"/>
-    <w:lsdException w:name="Medium Grid 3 Accent 6" w:semiHidden="0" w:uiPriority="69" w:unhideWhenUsed="0"/>
-    <w:lsdException w:name="Dark List Accent 6" w:semiHidden="0" w:uiPriority="70" w:unhideWhenUsed="0"/>
-    <w:lsdException w:name="Colorful Shading Accent 6" w:semiHidden="0" w:uiPriority="71" w:unhideWhenUsed="0"/>
-    <w:lsdException w:name="Colorful List Accent 6" w:semiHidden="0" w:uiPriority="72" w:unhideWhenUsed="0"/>
-    <w:lsdException w:name="Colorful Grid Accent 6" w:semiHidden="0" w:uiPriority="73" w:unhideWhenUsed="0"/>
-    <w:lsdException w:name="Subtle Emphasis" w:semiHidden="0" w:uiPriority="19" w:unhideWhenUsed="0" w:qFormat="1"/>
-    <w:lsdException w:name="Intense Emphasis" w:semiHidden="0" w:uiPriority="21" w:unhideWhenUsed="0" w:qFormat="1"/>
-    <w:lsdException w:name="Subtle Reference" w:semiHidden="0" w:uiPriority="31" w:unhideWhenUsed="0" w:qFormat="1"/>
-    <w:lsdException w:name="Intense Reference" w:semiHidden="0" w:uiPriority="32" w:unhideWhenUsed="0" w:qFormat="1"/>
-    <w:lsdException w:name="Book Title" w:semiHidden="0" w:uiPriority="33" w:unhideWhenUsed="0" w:qFormat="1"/>
-    <w:lsdException w:name="Bibliography" w:uiPriority="37"/>
-    <w:lsdException w:name="TOC Heading" w:uiPriority="39" w:qFormat="1"/>
+  <w:latentStyles w:defLockedState="0" w:defUIPriority="99" w:defSemiHidden="0" w:defUnhideWhenUsed="0" w:defQFormat="0" w:count="376">
+    <w:lsdException w:name="Normal" w:uiPriority="0" w:qFormat="1"/>
+    <w:lsdException w:name="heading 1" w:uiPriority="9" w:qFormat="1"/>
+    <w:lsdException w:name="heading 2" w:semiHidden="1" w:uiPriority="9" w:unhideWhenUsed="1" w:qFormat="1"/>
+    <w:lsdException w:name="heading 3" w:semiHidden="1" w:uiPriority="9" w:unhideWhenUsed="1" w:qFormat="1"/>
+    <w:lsdException w:name="heading 4" w:semiHidden="1" w:uiPriority="9" w:unhideWhenUsed="1" w:qFormat="1"/>
+    <w:lsdException w:name="heading 5" w:semiHidden="1" w:uiPriority="9" w:unhideWhenUsed="1" w:qFormat="1"/>
+    <w:lsdException w:name="heading 6" w:semiHidden="1" w:uiPriority="9" w:unhideWhenUsed="1" w:qFormat="1"/>
+    <w:lsdException w:name="heading 7" w:semiHidden="1" w:uiPriority="9" w:unhideWhenUsed="1" w:qFormat="1"/>
+    <w:lsdException w:name="heading 8" w:semiHidden="1" w:uiPriority="9" w:unhideWhenUsed="1" w:qFormat="1"/>
+    <w:lsdException w:name="heading 9" w:semiHidden="1" w:uiPriority="9" w:unhideWhenUsed="1" w:qFormat="1"/>
+    <w:lsdException w:name="index 1" w:semiHidden="1" w:unhideWhenUsed="1"/>
+    <w:lsdException w:name="index 2" w:semiHidden="1" w:unhideWhenUsed="1"/>
+    <w:lsdException w:name="index 3" w:semiHidden="1" w:unhideWhenUsed="1"/>
+    <w:lsdException w:name="index 4" w:semiHidden="1" w:unhideWhenUsed="1"/>
+    <w:lsdException w:name="index 5" w:semiHidden="1" w:unhideWhenUsed="1"/>
+    <w:lsdException w:name="index 6" w:semiHidden="1" w:unhideWhenUsed="1"/>
+    <w:lsdException w:name="index 7" w:semiHidden="1" w:unhideWhenUsed="1"/>
+    <w:lsdException w:name="index 8" w:semiHidden="1" w:unhideWhenUsed="1"/>
+    <w:lsdException w:name="index 9" w:semiHidden="1" w:unhideWhenUsed="1"/>
+    <w:lsdException w:name="toc 1" w:semiHidden="1" w:uiPriority="39" w:unhideWhenUsed="1"/>
+    <w:lsdException w:name="toc 2" w:semiHidden="1" w:uiPriority="39" w:unhideWhenUsed="1"/>
+    <w:lsdException w:name="toc 3" w:semiHidden="1" w:uiPriority="39" w:unhideWhenUsed="1"/>
+    <w:lsdException w:name="toc 4" w:semiHidden="1" w:uiPriority="39" w:unhideWhenUsed="1"/>
+    <w:lsdException w:name="toc 5" w:semiHidden="1" w:uiPriority="39" w:unhideWhenUsed="1"/>
+    <w:lsdException w:name="toc 6" w:semiHidden="1" w:uiPriority="39" w:unhideWhenUsed="1"/>
+    <w:lsdException w:name="toc 7" w:semiHidden="1" w:uiPriority="39" w:unhideWhenUsed="1"/>
+    <w:lsdException w:name="toc 8" w:semiHidden="1" w:uiPriority="39" w:unhideWhenUsed="1"/>
+    <w:lsdException w:name="toc 9" w:semiHidden="1" w:uiPriority="39" w:unhideWhenUsed="1"/>
+    <w:lsdException w:name="Normal Indent" w:semiHidden="1" w:unhideWhenUsed="1"/>
+    <w:lsdException w:name="footnote text" w:semiHidden="1" w:unhideWhenUsed="1"/>
+    <w:lsdException w:name="annotation text" w:semiHidden="1" w:unhideWhenUsed="1"/>
+    <w:lsdException w:name="header" w:semiHidden="1" w:unhideWhenUsed="1"/>
+    <w:lsdException w:name="footer" w:semiHidden="1" w:unhideWhenUsed="1"/>
+    <w:lsdException w:name="index heading" w:semiHidden="1" w:unhideWhenUsed="1"/>
+    <w:lsdException w:name="caption" w:semiHidden="1" w:uiPriority="35" w:unhideWhenUsed="1" w:qFormat="1"/>
+    <w:lsdException w:name="table of figures" w:semiHidden="1" w:unhideWhenUsed="1"/>
+    <w:lsdException w:name="envelope address" w:semiHidden="1" w:unhideWhenUsed="1"/>
+    <w:lsdException w:name="envelope return" w:semiHidden="1" w:unhideWhenUsed="1"/>
+    <w:lsdException w:name="footnote reference" w:semiHidden="1" w:unhideWhenUsed="1"/>
+    <w:lsdException w:name="annotation reference" w:semiHidden="1" w:unhideWhenUsed="1"/>
+    <w:lsdException w:name="line number" w:semiHidden="1" w:unhideWhenUsed="1"/>
+    <w:lsdException w:name="page number" w:semiHidden="1" w:unhideWhenUsed="1"/>
+    <w:lsdException w:name="endnote reference" w:semiHidden="1" w:unhideWhenUsed="1"/>
+    <w:lsdException w:name="endnote text" w:semiHidden="1" w:unhideWhenUsed="1"/>
+    <w:lsdException w:name="table of authorities" w:semiHidden="1" w:unhideWhenUsed="1"/>
+    <w:lsdException w:name="macro" w:semiHidden="1" w:unhideWhenUsed="1"/>
+    <w:lsdException w:name="toa heading" w:semiHidden="1" w:unhideWhenUsed="1"/>
+    <w:lsdException w:name="List" w:semiHidden="1" w:unhideWhenUsed="1"/>
+    <w:lsdException w:name="List Bullet" w:semiHidden="1" w:unhideWhenUsed="1"/>
+    <w:lsdException w:name="List Number" w:semiHidden="1" w:unhideWhenUsed="1"/>
+    <w:lsdException w:name="List 2" w:semiHidden="1" w:unhideWhenUsed="1"/>
+    <w:lsdException w:name="List 3" w:semiHidden="1" w:unhideWhenUsed="1"/>
+    <w:lsdException w:name="List 4" w:semiHidden="1" w:unhideWhenUsed="1"/>
+    <w:lsdException w:name="List 5" w:semiHidden="1" w:unhideWhenUsed="1"/>
+    <w:lsdException w:name="List Bullet 2" w:semiHidden="1" w:unhideWhenUsed="1"/>
+    <w:lsdException w:name="List Bullet 3" w:semiHidden="1" w:unhideWhenUsed="1"/>
+    <w:lsdException w:name="List Bullet 4" w:semiHidden="1" w:unhideWhenUsed="1"/>
+    <w:lsdException w:name="List Bullet 5" w:semiHidden="1" w:unhideWhenUsed="1"/>
+    <w:lsdException w:name="List Number 2" w:semiHidden="1" w:unhideWhenUsed="1"/>
+    <w:lsdException w:name="List Number 3" w:semiHidden="1" w:unhideWhenUsed="1"/>
+    <w:lsdException w:name="List Number 4" w:semiHidden="1" w:unhideWhenUsed="1"/>
+    <w:lsdException w:name="List Number 5" w:semiHidden="1" w:unhideWhenUsed="1"/>
+    <w:lsdException w:name="Title" w:uiPriority="10" w:qFormat="1"/>
+    <w:lsdException w:name="Closing" w:semiHidden="1" w:unhideWhenUsed="1"/>
+    <w:lsdException w:name="Signature" w:semiHidden="1" w:unhideWhenUsed="1"/>
+    <w:lsdException w:name="Default Paragraph Font" w:semiHidden="1" w:uiPriority="1" w:unhideWhenUsed="1"/>
+    <w:lsdException w:name="Body Text" w:semiHidden="1" w:unhideWhenUsed="1"/>
+    <w:lsdException w:name="Body Text Indent" w:semiHidden="1" w:unhideWhenUsed="1"/>
+    <w:lsdException w:name="List Continue" w:semiHidden="1" w:unhideWhenUsed="1"/>
+    <w:lsdException w:name="List Continue 2" w:semiHidden="1" w:unhideWhenUsed="1"/>
+    <w:lsdException w:name="List Continue 3" w:semiHidden="1" w:unhideWhenUsed="1"/>
+    <w:lsdException w:name="List Continue 4" w:semiHidden="1" w:unhideWhenUsed="1"/>
+    <w:lsdException w:name="List Continue 5" w:semiHidden="1" w:unhideWhenUsed="1"/>
+    <w:lsdException w:name="Message Header" w:semiHidden="1" w:unhideWhenUsed="1"/>
+    <w:lsdException w:name="Subtitle" w:uiPriority="11" w:qFormat="1"/>
+    <w:lsdException w:name="Salutation" w:semiHidden="1" w:unhideWhenUsed="1"/>
+    <w:lsdException w:name="Date" w:semiHidden="1" w:unhideWhenUsed="1"/>
+    <w:lsdException w:name="Body Text First Indent" w:semiHidden="1" w:unhideWhenUsed="1"/>
+    <w:lsdException w:name="Body Text First Indent 2" w:semiHidden="1" w:unhideWhenUsed="1"/>
+    <w:lsdException w:name="Note Heading" w:semiHidden="1" w:unhideWhenUsed="1"/>
+    <w:lsdException w:name="Body Text 2" w:semiHidden="1" w:unhideWhenUsed="1"/>
+    <w:lsdException w:name="Body Text 3" w:semiHidden="1" w:unhideWhenUsed="1"/>
+    <w:lsdException w:name="Body Text Indent 2" w:semiHidden="1" w:unhideWhenUsed="1"/>
+    <w:lsdException w:name="Body Text Indent 3" w:semiHidden="1" w:unhideWhenUsed="1"/>
+    <w:lsdException w:name="Block Text" w:semiHidden="1" w:unhideWhenUsed="1"/>
+    <w:lsdException w:name="Hyperlink" w:semiHidden="1" w:unhideWhenUsed="1"/>
+    <w:lsdException w:name="FollowedHyperlink" w:semiHidden="1" w:unhideWhenUsed="1"/>
+    <w:lsdException w:name="Strong" w:uiPriority="22" w:qFormat="1"/>
+    <w:lsdException w:name="Emphasis" w:uiPriority="20" w:qFormat="1"/>
+    <w:lsdException w:name="Document Map" w:semiHidden="1" w:unhideWhenUsed="1"/>
+    <w:lsdException w:name="Plain Text" w:semiHidden="1" w:unhideWhenUsed="1"/>
+    <w:lsdException w:name="E-mail Signature" w:semiHidden="1" w:unhideWhenUsed="1"/>
+    <w:lsdException w:name="HTML Top of Form" w:semiHidden="1" w:unhideWhenUsed="1"/>
+    <w:lsdException w:name="HTML Bottom of Form" w:semiHidden="1" w:unhideWhenUsed="1"/>
+    <w:lsdException w:name="Normal (Web)" w:semiHidden="1" w:unhideWhenUsed="1"/>
+    <w:lsdException w:name="HTML Acronym" w:semiHidden="1" w:unhideWhenUsed="1"/>
+    <w:lsdException w:name="HTML Address" w:semiHidden="1" w:unhideWhenUsed="1"/>
+    <w:lsdException w:name="HTML Cite" w:semiHidden="1" w:unhideWhenUsed="1"/>
+    <w:lsdException w:name="HTML Code" w:semiHidden="1" w:unhideWhenUsed="1"/>
+    <w:lsdException w:name="HTML Definition" w:semiHidden="1" w:unhideWhenUsed="1"/>
+    <w:lsdException w:name="HTML Keyboard" w:semiHidden="1" w:unhideWhenUsed="1"/>
+    <w:lsdException w:name="HTML Preformatted" w:semiHidden="1" w:unhideWhenUsed="1"/>
+    <w:lsdException w:name="HTML Sample" w:semiHidden="1" w:unhideWhenUsed="1"/>
+    <w:lsdException w:name="HTML Typewriter" w:semiHidden="1" w:unhideWhenUsed="1"/>
+    <w:lsdException w:name="HTML Variable" w:semiHidden="1" w:unhideWhenUsed="1"/>
+    <w:lsdException w:name="Normal Table" w:semiHidden="1" w:unhideWhenUsed="1"/>
+    <w:lsdException w:name="annotation subject" w:semiHidden="1" w:unhideWhenUsed="1"/>
+    <w:lsdException w:name="No List" w:semiHidden="1" w:unhideWhenUsed="1"/>
+    <w:lsdException w:name="Outline List 1" w:semiHidden="1" w:unhideWhenUsed="1"/>
+    <w:lsdException w:name="Outline List 2" w:semiHidden="1" w:unhideWhenUsed="1"/>
+    <w:lsdException w:name="Outline List 3" w:semiHidden="1" w:unhideWhenUsed="1"/>
+    <w:lsdException w:name="Table Simple 1" w:semiHidden="1" w:unhideWhenUsed="1"/>
+    <w:lsdException w:name="Table Simple 2" w:semiHidden="1" w:unhideWhenUsed="1"/>
+    <w:lsdException w:name="Table Simple 3" w:semiHidden="1" w:unhideWhenUsed="1"/>
+    <w:lsdException w:name="Table Classic 1" w:semiHidden="1" w:unhideWhenUsed="1"/>
+    <w:lsdException w:name="Table Classic 2" w:semiHidden="1" w:unhideWhenUsed="1"/>
+    <w:lsdException w:name="Table Classic 3" w:semiHidden="1" w:unhideWhenUsed="1"/>
+    <w:lsdException w:name="Table Classic 4" w:semiHidden="1" w:unhideWhenUsed="1"/>
+    <w:lsdException w:name="Table Colorful 1" w:semiHidden="1" w:unhideWhenUsed="1"/>
+    <w:lsdException w:name="Table Colorful 2" w:semiHidden="1" w:unhideWhenUsed="1"/>
+    <w:lsdException w:name="Table Colorful 3" w:semiHidden="1" w:unhideWhenUsed="1"/>
+    <w:lsdException w:name="Table Columns 1" w:semiHidden="1" w:unhideWhenUsed="1"/>
+    <w:lsdException w:name="Table Columns 2" w:semiHidden="1" w:unhideWhenUsed="1"/>
+    <w:lsdException w:name="Table Columns 3" w:semiHidden="1" w:unhideWhenUsed="1"/>
+    <w:lsdException w:name="Table Columns 4" w:semiHidden="1" w:unhideWhenUsed="1"/>
+    <w:lsdException w:name="Table Columns 5" w:semiHidden="1" w:unhideWhenUsed="1"/>
+    <w:lsdException w:name="Table Grid 1" w:semiHidden="1" w:unhideWhenUsed="1"/>
+    <w:lsdException w:name="Table Grid 2" w:semiHidden="1" w:unhideWhenUsed="1"/>
+    <w:lsdException w:name="Table Grid 3" w:semiHidden="1" w:unhideWhenUsed="1"/>
+    <w:lsdException w:name="Table Grid 4" w:semiHidden="1" w:unhideWhenUsed="1"/>
+    <w:lsdException w:name="Table Grid 5" w:semiHidden="1" w:unhideWhenUsed="1"/>
+    <w:lsdException w:name="Table Grid 6" w:semiHidden="1" w:unhideWhenUsed="1"/>
+    <w:lsdException w:name="Table Grid 7" w:semiHidden="1" w:unhideWhenUsed="1"/>
+    <w:lsdException w:name="Table Grid 8" w:semiHidden="1" w:unhideWhenUsed="1"/>
+    <w:lsdException w:name="Table List 1" w:semiHidden="1" w:unhideWhenUsed="1"/>
+    <w:lsdException w:name="Table List 2" w:semiHidden="1" w:unhideWhenUsed="1"/>
+    <w:lsdException w:name="Table List 3" w:semiHidden="1" w:unhideWhenUsed="1"/>
+    <w:lsdException w:name="Table List 4" w:semiHidden="1" w:unhideWhenUsed="1"/>
+    <w:lsdException w:name="Table List 5" w:semiHidden="1" w:unhideWhenUsed="1"/>
+    <w:lsdException w:name="Table List 6" w:semiHidden="1" w:unhideWhenUsed="1"/>
+    <w:lsdException w:name="Table List 7" w:semiHidden="1" w:unhideWhenUsed="1"/>
+    <w:lsdException w:name="Table List 8" w:semiHidden="1" w:unhideWhenUsed="1"/>
+    <w:lsdException w:name="Table 3D effects 1" w:semiHidden="1" w:unhideWhenUsed="1"/>
+    <w:lsdException w:name="Table 3D effects 2" w:semiHidden="1" w:unhideWhenUsed="1"/>
+    <w:lsdException w:name="Table 3D effects 3" w:semiHidden="1" w:unhideWhenUsed="1"/>
+    <w:lsdException w:name="Table Contemporary" w:semiHidden="1" w:unhideWhenUsed="1"/>
+    <w:lsdException w:name="Table Elegant" w:semiHidden="1" w:unhideWhenUsed="1"/>
+    <w:lsdException w:name="Table Professional" w:semiHidden="1" w:unhideWhenUsed="1"/>
+    <w:lsdException w:name="Table Subtle 1" w:semiHidden="1" w:unhideWhenUsed="1"/>
+    <w:lsdException w:name="Table Subtle 2" w:semiHidden="1" w:unhideWhenUsed="1"/>
+    <w:lsdException w:name="Table Web 1" w:semiHidden="1" w:unhideWhenUsed="1"/>
+    <w:lsdException w:name="Table Web 2" w:semiHidden="1" w:unhideWhenUsed="1"/>
+    <w:lsdException w:name="Table Web 3" w:semiHidden="1" w:unhideWhenUsed="1"/>
+    <w:lsdException w:name="Balloon Text" w:semiHidden="1" w:unhideWhenUsed="1"/>
+    <w:lsdException w:name="Table Grid" w:uiPriority="39"/>
+    <w:lsdException w:name="Table Theme" w:semiHidden="1" w:unhideWhenUsed="1"/>
+    <w:lsdException w:name="Placeholder Text" w:semiHidden="1"/>
+    <w:lsdException w:name="No Spacing" w:uiPriority="1" w:qFormat="1"/>
+    <w:lsdException w:name="Light Shading" w:uiPriority="60"/>
+    <w:lsdException w:name="Light List" w:uiPriority="61"/>
+    <w:lsdException w:name="Light Grid" w:uiPriority="62"/>
+    <w:lsdException w:name="Medium Shading 1" w:uiPriority="63"/>
+    <w:lsdException w:name="Medium Shading 2" w:uiPriority="64"/>
+    <w:lsdException w:name="Medium List 1" w:uiPriority="65"/>
+    <w:lsdException w:name="Medium List 2" w:uiPriority="66"/>
+    <w:lsdException w:name="Medium Grid 1" w:uiPriority="67"/>
+    <w:lsdException w:name="Medium Grid 2" w:uiPriority="68"/>
+    <w:lsdException w:name="Medium Grid 3" w:uiPriority="69"/>
+    <w:lsdException w:name="Dark List" w:uiPriority="70"/>
+    <w:lsdException w:name="Colorful Shading" w:uiPriority="71"/>
+    <w:lsdException w:name="Colorful List" w:uiPriority="72"/>
+    <w:lsdException w:name="Colorful Grid" w:uiPriority="73"/>
+    <w:lsdException w:name="Light Shading Accent 1" w:uiPriority="60"/>
+    <w:lsdException w:name="Light List Accent 1" w:uiPriority="61"/>
+    <w:lsdException w:name="Light Grid Accent 1" w:uiPriority="62"/>
+    <w:lsdException w:name="Medium Shading 1 Accent 1" w:uiPriority="63"/>
+    <w:lsdException w:name="Medium Shading 2 Accent 1" w:uiPriority="64"/>
+    <w:lsdException w:name="Medium List 1 Accent 1" w:uiPriority="65"/>
+    <w:lsdException w:name="Revision" w:semiHidden="1"/>
+    <w:lsdException w:name="List Paragraph" w:uiPriority="34" w:qFormat="1"/>
+    <w:lsdException w:name="Quote" w:uiPriority="29" w:qFormat="1"/>
+    <w:lsdException w:name="Intense Quote" w:uiPriority="30" w:qFormat="1"/>
+    <w:lsdException w:name="Medium List 2 Accent 1" w:uiPriority="66"/>
+    <w:lsdException w:name="Medium Grid 1 Accent 1" w:uiPriority="67"/>
+    <w:lsdException w:name="Medium Grid 2 Accent 1" w:uiPriority="68"/>
+    <w:lsdException w:name="Medium Grid 3 Accent 1" w:uiPriority="69"/>
+    <w:lsdException w:name="Dark List Accent 1" w:uiPriority="70"/>
+    <w:lsdException w:name="Colorful Shading Accent 1" w:uiPriority="71"/>
+    <w:lsdException w:name="Colorful List Accent 1" w:uiPriority="72"/>
+    <w:lsdException w:name="Colorful Grid Accent 1" w:uiPriority="73"/>
+    <w:lsdException w:name="Light Shading Accent 2" w:uiPriority="60"/>
+    <w:lsdException w:name="Light List Accent 2" w:uiPriority="61"/>
+    <w:lsdException w:name="Light Grid Accent 2" w:uiPriority="62"/>
+    <w:lsdException w:name="Medium Shading 1 Accent 2" w:uiPriority="63"/>
+    <w:lsdException w:name="Medium Shading 2 Accent 2" w:uiPriority="64"/>
+    <w:lsdException w:name="Medium List 1 Accent 2" w:uiPriority="65"/>
+    <w:lsdException w:name="Medium List 2 Accent 2" w:uiPriority="66"/>
+    <w:lsdException w:name="Medium Grid 1 Accent 2" w:uiPriority="67"/>
+    <w:lsdException w:name="Medium Grid 2 Accent 2" w:uiPriority="68"/>
+    <w:lsdException w:name="Medium Grid 3 Accent 2" w:uiPriority="69"/>
+    <w:lsdException w:name="Dark List Accent 2" w:uiPriority="70"/>
+    <w:lsdException w:name="Colorful Shading Accent 2" w:uiPriority="71"/>
+    <w:lsdException w:name="Colorful List Accent 2" w:uiPriority="72"/>
+    <w:lsdException w:name="Colorful Grid Accent 2" w:uiPriority="73"/>
+    <w:lsdException w:name="Light Shading Accent 3" w:uiPriority="60"/>
+    <w:lsdException w:name="Light List Accent 3" w:uiPriority="61"/>
+    <w:lsdException w:name="Light Grid Accent 3" w:uiPriority="62"/>
+    <w:lsdException w:name="Medium Shading 1 Accent 3" w:uiPriority="63"/>
+    <w:lsdException w:name="Medium Shading 2 Accent 3" w:uiPriority="64"/>
+    <w:lsdException w:name="Medium List 1 Accent 3" w:uiPriority="65"/>
+    <w:lsdException w:name="Medium List 2 Accent 3" w:uiPriority="66"/>
+    <w:lsdException w:name="Medium Grid 1 Accent 3" w:uiPriority="67"/>
+    <w:lsdException w:name="Medium Grid 2 Accent 3" w:uiPriority="68"/>
+    <w:lsdException w:name="Medium Grid 3 Accent 3" w:uiPriority="69"/>
+    <w:lsdException w:name="Dark List Accent 3" w:uiPriority="70"/>
+    <w:lsdException w:name="Colorful Shading Accent 3" w:uiPriority="71"/>
+    <w:lsdException w:name="Colorful List Accent 3" w:uiPriority="72"/>
+    <w:lsdException w:name="Colorful Grid Accent 3" w:uiPriority="73"/>
+    <w:lsdException w:name="Light Shading Accent 4" w:uiPriority="60"/>
+    <w:lsdException w:name="Light List Accent 4" w:uiPriority="61"/>
+    <w:lsdException w:name="Light Grid Accent 4" w:uiPriority="62"/>
+    <w:lsdException w:name="Medium Shading 1 Accent 4" w:uiPriority="63"/>
+    <w:lsdException w:name="Medium Shading 2 Accent 4" w:uiPriority="64"/>
+    <w:lsdException w:name="Medium List 1 Accent 4" w:uiPriority="65"/>
+    <w:lsdException w:name="Medium List 2 Accent 4" w:uiPriority="66"/>
+    <w:lsdException w:name="Medium Grid 1 Accent 4" w:uiPriority="67"/>
+    <w:lsdException w:name="Medium Grid 2 Accent 4" w:uiPriority="68"/>
+    <w:lsdException w:name="Medium Grid 3 Accent 4" w:uiPriority="69"/>
+    <w:lsdException w:name="Dark List Accent 4" w:uiPriority="70"/>
+    <w:lsdException w:name="Colorful Shading Accent 4" w:uiPriority="71"/>
+    <w:lsdException w:name="Colorful List Accent 4" w:uiPriority="72"/>
+    <w:lsdException w:name="Colorful Grid Accent 4" w:uiPriority="73"/>
+    <w:lsdException w:name="Light Shading Accent 5" w:uiPriority="60"/>
+    <w:lsdException w:name="Light List Accent 5" w:uiPriority="61"/>
+    <w:lsdException w:name="Light Grid Accent 5" w:uiPriority="62"/>
+    <w:lsdException w:name="Medium Shading 1 Accent 5" w:uiPriority="63"/>
+    <w:lsdException w:name="Medium Shading 2 Accent 5" w:uiPriority="64"/>
+    <w:lsdException w:name="Medium List 1 Accent 5" w:uiPriority="65"/>
+    <w:lsdException w:name="Medium List 2 Accent 5" w:uiPriority="66"/>
+    <w:lsdException w:name="Medium Grid 1 Accent 5" w:uiPriority="67"/>
+    <w:lsdException w:name="Medium Grid 2 Accent 5" w:uiPriority="68"/>
+    <w:lsdException w:name="Medium Grid 3 Accent 5" w:uiPriority="69"/>
+    <w:lsdException w:name="Dark List Accent 5" w:uiPriority="70"/>
+    <w:lsdException w:name="Colorful Shading Accent 5" w:uiPriority="71"/>
+    <w:lsdException w:name="Colorful List Accent 5" w:uiPriority="72"/>
+    <w:lsdException w:name="Colorful Grid Accent 5" w:uiPriority="73"/>
+    <w:lsdException w:name="Light Shading Accent 6" w:uiPriority="60"/>
+    <w:lsdException w:name="Light List Accent 6" w:uiPriority="61"/>
+    <w:lsdException w:name="Light Grid Accent 6" w:uiPriority="62"/>
+    <w:lsdException w:name="Medium Shading 1 Accent 6" w:uiPriority="63"/>
+    <w:lsdException w:name="Medium Shading 2 Accent 6" w:uiPriority="64"/>
+    <w:lsdException w:name="Medium List 1 Accent 6" w:uiPriority="65"/>
+    <w:lsdException w:name="Medium List 2 Accent 6" w:uiPriority="66"/>
+    <w:lsdException w:name="Medium Grid 1 Accent 6" w:uiPriority="67"/>
+    <w:lsdException w:name="Medium Grid 2 Accent 6" w:uiPriority="68"/>
+    <w:lsdException w:name="Medium Grid 3 Accent 6" w:uiPriority="69"/>
+    <w:lsdException w:name="Dark List Accent 6" w:uiPriority="70"/>
+    <w:lsdException w:name="Colorful Shading Accent 6" w:uiPriority="71"/>
+    <w:lsdException w:name="Colorful List Accent 6" w:uiPriority="72"/>
+    <w:lsdException w:name="Colorful Grid Accent 6" w:uiPriority="73"/>
+    <w:lsdException w:name="Subtle Emphasis" w:uiPriority="19" w:qFormat="1"/>
+    <w:lsdException w:name="Intense Emphasis" w:uiPriority="21" w:qFormat="1"/>
+    <w:lsdException w:name="Subtle Reference" w:uiPriority="31" w:qFormat="1"/>
+    <w:lsdException w:name="Intense Reference" w:uiPriority="32" w:qFormat="1"/>
+    <w:lsdException w:name="Book Title" w:uiPriority="33" w:qFormat="1"/>
+    <w:lsdException w:name="Bibliography" w:semiHidden="1" w:uiPriority="37" w:unhideWhenUsed="1"/>
+    <w:lsdException w:name="TOC Heading" w:semiHidden="1" w:uiPriority="39" w:unhideWhenUsed="1" w:qFormat="1"/>
+    <w:lsdException w:name="Plain Table 1" w:uiPriority="41"/>
+    <w:lsdException w:name="Plain Table 2" w:uiPriority="42"/>
+    <w:lsdException w:name="Plain Table 3" w:uiPriority="43"/>
+    <w:lsdException w:name="Plain Table 4" w:uiPriority="44"/>
+    <w:lsdException w:name="Plain Table 5" w:uiPriority="45"/>
+    <w:lsdException w:name="Grid Table Light" w:uiPriority="40"/>
+    <w:lsdException w:name="Grid Table 1 Light" w:uiPriority="46"/>
+    <w:lsdException w:name="Grid Table 2" w:uiPriority="47"/>
+    <w:lsdException w:name="Grid Table 3" w:uiPriority="48"/>
+    <w:lsdException w:name="Grid Table 4" w:uiPriority="49"/>
+    <w:lsdException w:name="Grid Table 5 Dark" w:uiPriority="50"/>
+    <w:lsdException w:name="Grid Table 6 Colorful" w:uiPriority="51"/>
+    <w:lsdException w:name="Grid Table 7 Colorful" w:uiPriority="52"/>
+    <w:lsdException w:name="Grid Table 1 Light Accent 1" w:uiPriority="46"/>
+    <w:lsdException w:name="Grid Table 2 Accent 1" w:uiPriority="47"/>
+    <w:lsdException w:name="Grid Table 3 Accent 1" w:uiPriority="48"/>
+    <w:lsdException w:name="Grid Table 4 Accent 1" w:uiPriority="49"/>
+    <w:lsdException w:name="Grid Table 5 Dark Accent 1" w:uiPriority="50"/>
+    <w:lsdException w:name="Grid Table 6 Colorful Accent 1" w:uiPriority="51"/>
+    <w:lsdException w:name="Grid Table 7 Colorful Accent 1" w:uiPriority="52"/>
+    <w:lsdException w:name="Grid Table 1 Light Accent 2" w:uiPriority="46"/>
+    <w:lsdException w:name="Grid Table 2 Accent 2" w:uiPriority="47"/>
+    <w:lsdException w:name="Grid Table 3 Accent 2" w:uiPriority="48"/>
+    <w:lsdException w:name="Grid Table 4 Accent 2" w:uiPriority="49"/>
+    <w:lsdException w:name="Grid Table 5 Dark Accent 2" w:uiPriority="50"/>
+    <w:lsdException w:name="Grid Table 6 Colorful Accent 2" w:uiPriority="51"/>
+    <w:lsdException w:name="Grid Table 7 Colorful Accent 2" w:uiPriority="52"/>
+    <w:lsdException w:name="Grid Table 1 Light Accent 3" w:uiPriority="46"/>
+    <w:lsdException w:name="Grid Table 2 Accent 3" w:uiPriority="47"/>
+    <w:lsdException w:name="Grid Table 3 Accent 3" w:uiPriority="48"/>
+    <w:lsdException w:name="Grid Table 4 Accent 3" w:uiPriority="49"/>
+    <w:lsdException w:name="Grid Table 5 Dark Accent 3" w:uiPriority="50"/>
+    <w:lsdException w:name="Grid Table 6 Colorful Accent 3" w:uiPriority="51"/>
+    <w:lsdException w:name="Grid Table 7 Colorful Accent 3" w:uiPriority="52"/>
+    <w:lsdException w:name="Grid Table 1 Light Accent 4" w:uiPriority="46"/>
+    <w:lsdException w:name="Grid Table 2 Accent 4" w:uiPriority="47"/>
+    <w:lsdException w:name="Grid Table 3 Accent 4" w:uiPriority="48"/>
+    <w:lsdException w:name="Grid Table 4 Accent 4" w:uiPriority="49"/>
+    <w:lsdException w:name="Grid Table 5 Dark Accent 4" w:uiPriority="50"/>
+    <w:lsdException w:name="Grid Table 6 Colorful Accent 4" w:uiPriority="51"/>
+    <w:lsdException w:name="Grid Table 7 Colorful Accent 4" w:uiPriority="52"/>
+    <w:lsdException w:name="Grid Table 1 Light Accent 5" w:uiPriority="46"/>
+    <w:lsdException w:name="Grid Table 2 Accent 5" w:uiPriority="47"/>
+    <w:lsdException w:name="Grid Table 3 Accent 5" w:uiPriority="48"/>
+    <w:lsdException w:name="Grid Table 4 Accent 5" w:uiPriority="49"/>
+    <w:lsdException w:name="Grid Table 5 Dark Accent 5" w:uiPriority="50"/>
+    <w:lsdException w:name="Grid Table 6 Colorful Accent 5" w:uiPriority="51"/>
+    <w:lsdException w:name="Grid Table 7 Colorful Accent 5" w:uiPriority="52"/>
+    <w:lsdException w:name="Grid Table 1 Light Accent 6" w:uiPriority="46"/>
+    <w:lsdException w:name="Grid Table 2 Accent 6" w:uiPriority="47"/>
+    <w:lsdException w:name="Grid Table 3 Accent 6" w:uiPriority="48"/>
+    <w:lsdException w:name="Grid Table 4 Accent 6" w:uiPriority="49"/>
+    <w:lsdException w:name="Grid Table 5 Dark Accent 6" w:uiPriority="50"/>
+    <w:lsdException w:name="Grid Table 6 Colorful Accent 6" w:uiPriority="51"/>
+    <w:lsdException w:name="Grid Table 7 Colorful Accent 6" w:uiPriority="52"/>
+    <w:lsdException w:name="List Table 1 Light" w:uiPriority="46"/>
+    <w:lsdException w:name="List Table 2" w:uiPriority="47"/>
+    <w:lsdException w:name="List Table 3" w:uiPriority="48"/>
+    <w:lsdException w:name="List Table 4" w:uiPriority="49"/>
+    <w:lsdException w:name="List Table 5 Dark" w:uiPriority="50"/>
+    <w:lsdException w:name="List Table 6 Colorful" w:uiPriority="51"/>
+    <w:lsdException w:name="List Table 7 Colorful" w:uiPriority="52"/>
+    <w:lsdException w:name="List Table 1 Light Accent 1" w:uiPriority="46"/>
+    <w:lsdException w:name="List Table 2 Accent 1" w:uiPriority="47"/>
+    <w:lsdException w:name="List Table 3 Accent 1" w:uiPriority="48"/>
+    <w:lsdException w:name="List Table 4 Accent 1" w:uiPriority="49"/>
+    <w:lsdException w:name="List Table 5 Dark Accent 1" w:uiPriority="50"/>
+    <w:lsdException w:name="List Table 6 Colorful Accent 1" w:uiPriority="51"/>
+    <w:lsdException w:name="List Table 7 Colorful Accent 1" w:uiPriority="52"/>
+    <w:lsdException w:name="List Table 1 Light Accent 2" w:uiPriority="46"/>
+    <w:lsdException w:name="List Table 2 Accent 2" w:uiPriority="47"/>
+    <w:lsdException w:name="List Table 3 Accent 2" w:uiPriority="48"/>
+    <w:lsdException w:name="List Table 4 Accent 2" w:uiPriority="49"/>
+    <w:lsdException w:name="List Table 5 Dark Accent 2" w:uiPriority="50"/>
+    <w:lsdException w:name="List Table 6 Colorful Accent 2" w:uiPriority="51"/>
+    <w:lsdException w:name="List Table 7 Colorful Accent 2" w:uiPriority="52"/>
+    <w:lsdException w:name="List Table 1 Light Accent 3" w:uiPriority="46"/>
+    <w:lsdException w:name="List Table 2 Accent 3" w:uiPriority="47"/>
+    <w:lsdException w:name="List Table 3 Accent 3" w:uiPriority="48"/>
+    <w:lsdException w:name="List Table 4 Accent 3" w:uiPriority="49"/>
+    <w:lsdException w:name="List Table 5 Dark Accent 3" w:uiPriority="50"/>
+    <w:lsdException w:name="List Table 6 Colorful Accent 3" w:uiPriority="51"/>
+    <w:lsdException w:name="List Table 7 Colorful Accent 3" w:uiPriority="52"/>
+    <w:lsdException w:name="List Table 1 Light Accent 4" w:uiPriority="46"/>
+    <w:lsdException w:name="List Table 2 Accent 4" w:uiPriority="47"/>
+    <w:lsdException w:name="List Table 3 Accent 4" w:uiPriority="48"/>
+    <w:lsdException w:name="List Table 4 Accent 4" w:uiPriority="49"/>
+    <w:lsdException w:name="List Table 5 Dark Accent 4" w:uiPriority="50"/>
+    <w:lsdException w:name="List Table 6 Colorful Accent 4" w:uiPriority="51"/>
+    <w:lsdException w:name="List Table 7 Colorful Accent 4" w:uiPriority="52"/>
+    <w:lsdException w:name="List Table 1 Light Accent 5" w:uiPriority="46"/>
+    <w:lsdException w:name="List Table 2 Accent 5" w:uiPriority="47"/>
+    <w:lsdException w:name="List Table 3 Accent 5" w:uiPriority="48"/>
+    <w:lsdException w:name="List Table 4 Accent 5" w:uiPriority="49"/>
+    <w:lsdException w:name="List Table 5 Dark Accent 5" w:uiPriority="50"/>
+    <w:lsdException w:name="List Table 6 Colorful Accent 5" w:uiPriority="51"/>
+    <w:lsdException w:name="List Table 7 Colorful Accent 5" w:uiPriority="52"/>
+    <w:lsdException w:name="List Table 1 Light Accent 6" w:uiPriority="46"/>
+    <w:lsdException w:name="List Table 2 Accent 6" w:uiPriority="47"/>
+    <w:lsdException w:name="List Table 3 Accent 6" w:uiPriority="48"/>
+    <w:lsdException w:name="List Table 4 Accent 6" w:uiPriority="49"/>
+    <w:lsdException w:name="List Table 5 Dark Accent 6" w:uiPriority="50"/>
+    <w:lsdException w:name="List Table 6 Colorful Accent 6" w:uiPriority="51"/>
+    <w:lsdException w:name="List Table 7 Colorful Accent 6" w:uiPriority="52"/>
+    <w:lsdException w:name="Mention" w:semiHidden="1" w:unhideWhenUsed="1"/>
+    <w:lsdException w:name="Smart Hyperlink" w:semiHidden="1" w:unhideWhenUsed="1"/>
+    <w:lsdException w:name="Hashtag" w:semiHidden="1" w:unhideWhenUsed="1"/>
+    <w:lsdException w:name="Unresolved Mention" w:semiHidden="1" w:unhideWhenUsed="1"/>
+    <w:lsdException w:name="Smart Link" w:semiHidden="1" w:unhideWhenUsed="1"/>
   </w:latentStyles>
   <w:style w:type="paragraph" w:default="1" w:styleId="Normal">
     <w:name w:val="Normal"/>
@@ -3495,72 +3588,12 @@
     <w:name w:val="17652BFD4B9A4CA596CEE7BF36A2E457"/>
     <w:rsid w:val="00385873"/>
   </w:style>
-  <w:style w:type="paragraph" w:customStyle="1" w:styleId="A4D1AB041D554F17B246DDDBF4A0E256">
-    <w:name w:val="A4D1AB041D554F17B246DDDBF4A0E256"/>
-    <w:rsid w:val="00385873"/>
-  </w:style>
-  <w:style w:type="paragraph" w:customStyle="1" w:styleId="3C6B9335877B4564A9E1380B0234A8F8">
-    <w:name w:val="3C6B9335877B4564A9E1380B0234A8F8"/>
-    <w:rsid w:val="00385873"/>
-  </w:style>
-  <w:style w:type="paragraph" w:customStyle="1" w:styleId="0B1968910FA8421F963F1C0AD4622D5D">
-    <w:name w:val="0B1968910FA8421F963F1C0AD4622D5D"/>
-    <w:rsid w:val="00385873"/>
-  </w:style>
-  <w:style w:type="paragraph" w:customStyle="1" w:styleId="5EFA0C161D7A470B81A0FC3C8673FC79">
-    <w:name w:val="5EFA0C161D7A470B81A0FC3C8673FC79"/>
-    <w:rsid w:val="00385873"/>
-  </w:style>
-  <w:style w:type="paragraph" w:customStyle="1" w:styleId="976EC10808464AAAAC486129B852A85B">
-    <w:name w:val="976EC10808464AAAAC486129B852A85B"/>
-    <w:rsid w:val="00385873"/>
-  </w:style>
-  <w:style w:type="paragraph" w:customStyle="1" w:styleId="FBCD7BA09DF44487923F2C927400C339">
-    <w:name w:val="FBCD7BA09DF44487923F2C927400C339"/>
-    <w:rsid w:val="00385873"/>
-  </w:style>
-  <w:style w:type="paragraph" w:customStyle="1" w:styleId="92A83CC4B7AE40589ECABC814209B215">
-    <w:name w:val="92A83CC4B7AE40589ECABC814209B215"/>
-    <w:rsid w:val="00385873"/>
-  </w:style>
-  <w:style w:type="paragraph" w:customStyle="1" w:styleId="674417D303B243DA8AFA8B412AEF579D">
-    <w:name w:val="674417D303B243DA8AFA8B412AEF579D"/>
-    <w:rsid w:val="00385873"/>
-  </w:style>
-  <w:style w:type="paragraph" w:customStyle="1" w:styleId="69E09FAEE26C4D66887E98AF25B6A358">
-    <w:name w:val="69E09FAEE26C4D66887E98AF25B6A358"/>
-    <w:rsid w:val="00385873"/>
-  </w:style>
-  <w:style w:type="paragraph" w:customStyle="1" w:styleId="AF7D1549837A482D925A31C3DC5E8BDE">
-    <w:name w:val="AF7D1549837A482D925A31C3DC5E8BDE"/>
-    <w:rsid w:val="00385873"/>
-  </w:style>
-  <w:style w:type="paragraph" w:customStyle="1" w:styleId="7FD3AD1FAB324C768641D2F45E7F2DDE">
-    <w:name w:val="7FD3AD1FAB324C768641D2F45E7F2DDE"/>
-    <w:rsid w:val="00385873"/>
-  </w:style>
-  <w:style w:type="paragraph" w:customStyle="1" w:styleId="433DE8868D2A4FA7B8667F72B2C55037">
-    <w:name w:val="433DE8868D2A4FA7B8667F72B2C55037"/>
-    <w:rsid w:val="00385873"/>
-  </w:style>
-  <w:style w:type="paragraph" w:customStyle="1" w:styleId="0C7AD2BD6DCF4A8EB3B39ECB9DCD3F6A">
-    <w:name w:val="0C7AD2BD6DCF4A8EB3B39ECB9DCD3F6A"/>
-    <w:rsid w:val="00385873"/>
-  </w:style>
-  <w:style w:type="paragraph" w:customStyle="1" w:styleId="70849B214A764A1FAFF0D36D8D12D125">
-    <w:name w:val="70849B214A764A1FAFF0D36D8D12D125"/>
-    <w:rsid w:val="00385873"/>
-  </w:style>
   <w:style w:type="paragraph" w:customStyle="1" w:styleId="B202C43A14A54D0D8F526D87AA51DF86">
     <w:name w:val="B202C43A14A54D0D8F526D87AA51DF86"/>
     <w:rsid w:val="00385873"/>
   </w:style>
   <w:style w:type="paragraph" w:customStyle="1" w:styleId="63DFF691C0614CA780FF21B38BA9AC53">
     <w:name w:val="63DFF691C0614CA780FF21B38BA9AC53"/>
-    <w:rsid w:val="00385873"/>
-  </w:style>
-  <w:style w:type="paragraph" w:customStyle="1" w:styleId="6F408DB1C28B404BA70B02A3E277C4E0">
-    <w:name w:val="6F408DB1C28B404BA70B02A3E277C4E0"/>
     <w:rsid w:val="00385873"/>
   </w:style>
   <w:style w:type="paragraph" w:customStyle="1" w:styleId="0566F4F622F248388A73DB4C97BAC01B">
@@ -3589,355 +3622,6 @@
       <w14:ligatures w14:val="none"/>
     </w:rPr>
   </w:style>
-  <w:style w:type="paragraph" w:customStyle="1" w:styleId="EC8D8AAEC0F1419A945A5500DD0B0B0E">
-    <w:name w:val="EC8D8AAEC0F1419A945A5500DD0B0B0E"/>
-    <w:rsid w:val="00C15B7C"/>
-    <w:pPr>
-      <w:spacing w:after="200" w:line="276" w:lineRule="auto"/>
-    </w:pPr>
-    <w:rPr>
-      <w:kern w:val="0"/>
-      <w14:ligatures w14:val="none"/>
-    </w:rPr>
-  </w:style>
-  <w:style w:type="paragraph" w:customStyle="1" w:styleId="9DF79C5E213647DA97BB821966E9B799">
-    <w:name w:val="9DF79C5E213647DA97BB821966E9B799"/>
-    <w:rsid w:val="00D66AFC"/>
-    <w:pPr>
-      <w:spacing w:after="200" w:line="276" w:lineRule="auto"/>
-    </w:pPr>
-    <w:rPr>
-      <w:kern w:val="0"/>
-      <w14:ligatures w14:val="none"/>
-    </w:rPr>
-  </w:style>
-</w:styles>
-</file>
-
-<file path=word/glossary/stylesWithEffects.xml><?xml version="1.0" encoding="utf-8"?>
-<w:styles xmlns:wpc="http://schemas.microsoft.com/office/word/2010/wordprocessingCanvas" xmlns:mc="http://schemas.openxmlformats.org/markup-compatibility/2006" xmlns:o="urn:schemas-microsoft-com:office:office" xmlns:r="http://schemas.openxmlformats.org/officeDocument/2006/relationships" xmlns:m="http://schemas.openxmlformats.org/officeDocument/2006/math" xmlns:v="urn:schemas-microsoft-com:vml" xmlns:wp14="http://schemas.microsoft.com/office/word/2010/wordprocessingDrawing" xmlns:wp="http://schemas.openxmlformats.org/drawingml/2006/wordprocessingDrawing" xmlns:w10="urn:schemas-microsoft-com:office:word" xmlns:w="http://schemas.openxmlformats.org/wordprocessingml/2006/main" xmlns:w14="http://schemas.microsoft.com/office/word/2010/wordml" xmlns:wpg="http://schemas.microsoft.com/office/word/2010/wordprocessingGroup" xmlns:wpi="http://schemas.microsoft.com/office/word/2010/wordprocessingInk" xmlns:wne="http://schemas.microsoft.com/office/word/2006/wordml" xmlns:wps="http://schemas.microsoft.com/office/word/2010/wordprocessingShape" mc:Ignorable="w14 wp14">
-  <w:docDefaults>
-    <w:rPrDefault>
-      <w:rPr>
-        <w:rFonts w:asciiTheme="minorHAnsi" w:eastAsiaTheme="minorEastAsia" w:hAnsiTheme="minorHAnsi" w:cstheme="minorBidi"/>
-        <w:kern w:val="2"/>
-        <w:sz w:val="22"/>
-        <w:szCs w:val="28"/>
-        <w:lang w:val="en-US" w:eastAsia="en-US" w:bidi="th-TH"/>
-        <w14:ligatures w14:val="standardContextual"/>
-      </w:rPr>
-    </w:rPrDefault>
-    <w:pPrDefault>
-      <w:pPr>
-        <w:spacing w:after="160" w:line="259" w:lineRule="auto"/>
-      </w:pPr>
-    </w:pPrDefault>
-  </w:docDefaults>
-  <w:latentStyles w:defLockedState="0" w:defUIPriority="99" w:defSemiHidden="1" w:defUnhideWhenUsed="1" w:defQFormat="0" w:count="267">
-    <w:lsdException w:name="Normal" w:semiHidden="0" w:uiPriority="0" w:unhideWhenUsed="0" w:qFormat="1"/>
-    <w:lsdException w:name="heading 1" w:semiHidden="0" w:uiPriority="9" w:unhideWhenUsed="0" w:qFormat="1"/>
-    <w:lsdException w:name="heading 2" w:uiPriority="9" w:qFormat="1"/>
-    <w:lsdException w:name="heading 3" w:uiPriority="9" w:qFormat="1"/>
-    <w:lsdException w:name="heading 4" w:uiPriority="9" w:qFormat="1"/>
-    <w:lsdException w:name="heading 5" w:uiPriority="9" w:qFormat="1"/>
-    <w:lsdException w:name="heading 6" w:uiPriority="9" w:qFormat="1"/>
-    <w:lsdException w:name="heading 7" w:uiPriority="9" w:qFormat="1"/>
-    <w:lsdException w:name="heading 8" w:uiPriority="9" w:qFormat="1"/>
-    <w:lsdException w:name="heading 9" w:uiPriority="9" w:qFormat="1"/>
-    <w:lsdException w:name="toc 1" w:uiPriority="39"/>
-    <w:lsdException w:name="toc 2" w:uiPriority="39"/>
-    <w:lsdException w:name="toc 3" w:uiPriority="39"/>
-    <w:lsdException w:name="toc 4" w:uiPriority="39"/>
-    <w:lsdException w:name="toc 5" w:uiPriority="39"/>
-    <w:lsdException w:name="toc 6" w:uiPriority="39"/>
-    <w:lsdException w:name="toc 7" w:uiPriority="39"/>
-    <w:lsdException w:name="toc 8" w:uiPriority="39"/>
-    <w:lsdException w:name="toc 9" w:uiPriority="39"/>
-    <w:lsdException w:name="caption" w:uiPriority="35" w:qFormat="1"/>
-    <w:lsdException w:name="Title" w:semiHidden="0" w:uiPriority="10" w:unhideWhenUsed="0" w:qFormat="1"/>
-    <w:lsdException w:name="Default Paragraph Font" w:uiPriority="1"/>
-    <w:lsdException w:name="Subtitle" w:semiHidden="0" w:uiPriority="11" w:unhideWhenUsed="0" w:qFormat="1"/>
-    <w:lsdException w:name="Strong" w:semiHidden="0" w:uiPriority="22" w:unhideWhenUsed="0" w:qFormat="1"/>
-    <w:lsdException w:name="Emphasis" w:semiHidden="0" w:uiPriority="20" w:unhideWhenUsed="0" w:qFormat="1"/>
-    <w:lsdException w:name="Table Grid" w:semiHidden="0" w:uiPriority="39" w:unhideWhenUsed="0"/>
-    <w:lsdException w:name="Placeholder Text" w:unhideWhenUsed="0"/>
-    <w:lsdException w:name="No Spacing" w:semiHidden="0" w:uiPriority="1" w:unhideWhenUsed="0" w:qFormat="1"/>
-    <w:lsdException w:name="Light Shading" w:semiHidden="0" w:uiPriority="60" w:unhideWhenUsed="0"/>
-    <w:lsdException w:name="Light List" w:semiHidden="0" w:uiPriority="61" w:unhideWhenUsed="0"/>
-    <w:lsdException w:name="Light Grid" w:semiHidden="0" w:uiPriority="62" w:unhideWhenUsed="0"/>
-    <w:lsdException w:name="Medium Shading 1" w:semiHidden="0" w:uiPriority="63" w:unhideWhenUsed="0"/>
-    <w:lsdException w:name="Medium Shading 2" w:semiHidden="0" w:uiPriority="64" w:unhideWhenUsed="0"/>
-    <w:lsdException w:name="Medium List 1" w:semiHidden="0" w:uiPriority="65" w:unhideWhenUsed="0"/>
-    <w:lsdException w:name="Medium List 2" w:semiHidden="0" w:uiPriority="66" w:unhideWhenUsed="0"/>
-    <w:lsdException w:name="Medium Grid 1" w:semiHidden="0" w:uiPriority="67" w:unhideWhenUsed="0"/>
-    <w:lsdException w:name="Medium Grid 2" w:semiHidden="0" w:uiPriority="68" w:unhideWhenUsed="0"/>
-    <w:lsdException w:name="Medium Grid 3" w:semiHidden="0" w:uiPriority="69" w:unhideWhenUsed="0"/>
-    <w:lsdException w:name="Dark List" w:semiHidden="0" w:uiPriority="70" w:unhideWhenUsed="0"/>
-    <w:lsdException w:name="Colorful Shading" w:semiHidden="0" w:uiPriority="71" w:unhideWhenUsed="0"/>
-    <w:lsdException w:name="Colorful List" w:semiHidden="0" w:uiPriority="72" w:unhideWhenUsed="0"/>
-    <w:lsdException w:name="Colorful Grid" w:semiHidden="0" w:uiPriority="73" w:unhideWhenUsed="0"/>
-    <w:lsdException w:name="Light Shading Accent 1" w:semiHidden="0" w:uiPriority="60" w:unhideWhenUsed="0"/>
-    <w:lsdException w:name="Light List Accent 1" w:semiHidden="0" w:uiPriority="61" w:unhideWhenUsed="0"/>
-    <w:lsdException w:name="Light Grid Accent 1" w:semiHidden="0" w:uiPriority="62" w:unhideWhenUsed="0"/>
-    <w:lsdException w:name="Medium Shading 1 Accent 1" w:semiHidden="0" w:uiPriority="63" w:unhideWhenUsed="0"/>
-    <w:lsdException w:name="Medium Shading 2 Accent 1" w:semiHidden="0" w:uiPriority="64" w:unhideWhenUsed="0"/>
-    <w:lsdException w:name="Medium List 1 Accent 1" w:semiHidden="0" w:uiPriority="65" w:unhideWhenUsed="0"/>
-    <w:lsdException w:name="Revision" w:unhideWhenUsed="0"/>
-    <w:lsdException w:name="List Paragraph" w:semiHidden="0" w:uiPriority="34" w:unhideWhenUsed="0" w:qFormat="1"/>
-    <w:lsdException w:name="Quote" w:semiHidden="0" w:uiPriority="29" w:unhideWhenUsed="0" w:qFormat="1"/>
-    <w:lsdException w:name="Intense Quote" w:semiHidden="0" w:uiPriority="30" w:unhideWhenUsed="0" w:qFormat="1"/>
-    <w:lsdException w:name="Medium List 2 Accent 1" w:semiHidden="0" w:uiPriority="66" w:unhideWhenUsed="0"/>
-    <w:lsdException w:name="Medium Grid 1 Accent 1" w:semiHidden="0" w:uiPriority="67" w:unhideWhenUsed="0"/>
-    <w:lsdException w:name="Medium Grid 2 Accent 1" w:semiHidden="0" w:uiPriority="68" w:unhideWhenUsed="0"/>
-    <w:lsdException w:name="Medium Grid 3 Accent 1" w:semiHidden="0" w:uiPriority="69" w:unhideWhenUsed="0"/>
-    <w:lsdException w:name="Dark List Accent 1" w:semiHidden="0" w:uiPriority="70" w:unhideWhenUsed="0"/>
-    <w:lsdException w:name="Colorful Shading Accent 1" w:semiHidden="0" w:uiPriority="71" w:unhideWhenUsed="0"/>
-    <w:lsdException w:name="Colorful List Accent 1" w:semiHidden="0" w:uiPriority="72" w:unhideWhenUsed="0"/>
-    <w:lsdException w:name="Colorful Grid Accent 1" w:semiHidden="0" w:uiPriority="73" w:unhideWhenUsed="0"/>
-    <w:lsdException w:name="Light Shading Accent 2" w:semiHidden="0" w:uiPriority="60" w:unhideWhenUsed="0"/>
-    <w:lsdException w:name="Light List Accent 2" w:semiHidden="0" w:uiPriority="61" w:unhideWhenUsed="0"/>
-    <w:lsdException w:name="Light Grid Accent 2" w:semiHidden="0" w:uiPriority="62" w:unhideWhenUsed="0"/>
-    <w:lsdException w:name="Medium Shading 1 Accent 2" w:semiHidden="0" w:uiPriority="63" w:unhideWhenUsed="0"/>
-    <w:lsdException w:name="Medium Shading 2 Accent 2" w:semiHidden="0" w:uiPriority="64" w:unhideWhenUsed="0"/>
-    <w:lsdException w:name="Medium List 1 Accent 2" w:semiHidden="0" w:uiPriority="65" w:unhideWhenUsed="0"/>
-    <w:lsdException w:name="Medium List 2 Accent 2" w:semiHidden="0" w:uiPriority="66" w:unhideWhenUsed="0"/>
-    <w:lsdException w:name="Medium Grid 1 Accent 2" w:semiHidden="0" w:uiPriority="67" w:unhideWhenUsed="0"/>
-    <w:lsdException w:name="Medium Grid 2 Accent 2" w:semiHidden="0" w:uiPriority="68" w:unhideWhenUsed="0"/>
-    <w:lsdException w:name="Medium Grid 3 Accent 2" w:semiHidden="0" w:uiPriority="69" w:unhideWhenUsed="0"/>
-    <w:lsdException w:name="Dark List Accent 2" w:semiHidden="0" w:uiPriority="70" w:unhideWhenUsed="0"/>
-    <w:lsdException w:name="Colorful Shading Accent 2" w:semiHidden="0" w:uiPriority="71" w:unhideWhenUsed="0"/>
-    <w:lsdException w:name="Colorful List Accent 2" w:semiHidden="0" w:uiPriority="72" w:unhideWhenUsed="0"/>
-    <w:lsdException w:name="Colorful Grid Accent 2" w:semiHidden="0" w:uiPriority="73" w:unhideWhenUsed="0"/>
-    <w:lsdException w:name="Light Shading Accent 3" w:semiHidden="0" w:uiPriority="60" w:unhideWhenUsed="0"/>
-    <w:lsdException w:name="Light List Accent 3" w:semiHidden="0" w:uiPriority="61" w:unhideWhenUsed="0"/>
-    <w:lsdException w:name="Light Grid Accent 3" w:semiHidden="0" w:uiPriority="62" w:unhideWhenUsed="0"/>
-    <w:lsdException w:name="Medium Shading 1 Accent 3" w:semiHidden="0" w:uiPriority="63" w:unhideWhenUsed="0"/>
-    <w:lsdException w:name="Medium Shading 2 Accent 3" w:semiHidden="0" w:uiPriority="64" w:unhideWhenUsed="0"/>
-    <w:lsdException w:name="Medium List 1 Accent 3" w:semiHidden="0" w:uiPriority="65" w:unhideWhenUsed="0"/>
-    <w:lsdException w:name="Medium List 2 Accent 3" w:semiHidden="0" w:uiPriority="66" w:unhideWhenUsed="0"/>
-    <w:lsdException w:name="Medium Grid 1 Accent 3" w:semiHidden="0" w:uiPriority="67" w:unhideWhenUsed="0"/>
-    <w:lsdException w:name="Medium Grid 2 Accent 3" w:semiHidden="0" w:uiPriority="68" w:unhideWhenUsed="0"/>
-    <w:lsdException w:name="Medium Grid 3 Accent 3" w:semiHidden="0" w:uiPriority="69" w:unhideWhenUsed="0"/>
-    <w:lsdException w:name="Dark List Accent 3" w:semiHidden="0" w:uiPriority="70" w:unhideWhenUsed="0"/>
-    <w:lsdException w:name="Colorful Shading Accent 3" w:semiHidden="0" w:uiPriority="71" w:unhideWhenUsed="0"/>
-    <w:lsdException w:name="Colorful List Accent 3" w:semiHidden="0" w:uiPriority="72" w:unhideWhenUsed="0"/>
-    <w:lsdException w:name="Colorful Grid Accent 3" w:semiHidden="0" w:uiPriority="73" w:unhideWhenUsed="0"/>
-    <w:lsdException w:name="Light Shading Accent 4" w:semiHidden="0" w:uiPriority="60" w:unhideWhenUsed="0"/>
-    <w:lsdException w:name="Light List Accent 4" w:semiHidden="0" w:uiPriority="61" w:unhideWhenUsed="0"/>
-    <w:lsdException w:name="Light Grid Accent 4" w:semiHidden="0" w:uiPriority="62" w:unhideWhenUsed="0"/>
-    <w:lsdException w:name="Medium Shading 1 Accent 4" w:semiHidden="0" w:uiPriority="63" w:unhideWhenUsed="0"/>
-    <w:lsdException w:name="Medium Shading 2 Accent 4" w:semiHidden="0" w:uiPriority="64" w:unhideWhenUsed="0"/>
-    <w:lsdException w:name="Medium List 1 Accent 4" w:semiHidden="0" w:uiPriority="65" w:unhideWhenUsed="0"/>
-    <w:lsdException w:name="Medium List 2 Accent 4" w:semiHidden="0" w:uiPriority="66" w:unhideWhenUsed="0"/>
-    <w:lsdException w:name="Medium Grid 1 Accent 4" w:semiHidden="0" w:uiPriority="67" w:unhideWhenUsed="0"/>
-    <w:lsdException w:name="Medium Grid 2 Accent 4" w:semiHidden="0" w:uiPriority="68" w:unhideWhenUsed="0"/>
-    <w:lsdException w:name="Medium Grid 3 Accent 4" w:semiHidden="0" w:uiPriority="69" w:unhideWhenUsed="0"/>
-    <w:lsdException w:name="Dark List Accent 4" w:semiHidden="0" w:uiPriority="70" w:unhideWhenUsed="0"/>
-    <w:lsdException w:name="Colorful Shading Accent 4" w:semiHidden="0" w:uiPriority="71" w:unhideWhenUsed="0"/>
-    <w:lsdException w:name="Colorful List Accent 4" w:semiHidden="0" w:uiPriority="72" w:unhideWhenUsed="0"/>
-    <w:lsdException w:name="Colorful Grid Accent 4" w:semiHidden="0" w:uiPriority="73" w:unhideWhenUsed="0"/>
-    <w:lsdException w:name="Light Shading Accent 5" w:semiHidden="0" w:uiPriority="60" w:unhideWhenUsed="0"/>
-    <w:lsdException w:name="Light List Accent 5" w:semiHidden="0" w:uiPriority="61" w:unhideWhenUsed="0"/>
-    <w:lsdException w:name="Light Grid Accent 5" w:semiHidden="0" w:uiPriority="62" w:unhideWhenUsed="0"/>
-    <w:lsdException w:name="Medium Shading 1 Accent 5" w:semiHidden="0" w:uiPriority="63" w:unhideWhenUsed="0"/>
-    <w:lsdException w:name="Medium Shading 2 Accent 5" w:semiHidden="0" w:uiPriority="64" w:unhideWhenUsed="0"/>
-    <w:lsdException w:name="Medium List 1 Accent 5" w:semiHidden="0" w:uiPriority="65" w:unhideWhenUsed="0"/>
-    <w:lsdException w:name="Medium List 2 Accent 5" w:semiHidden="0" w:uiPriority="66" w:unhideWhenUsed="0"/>
-    <w:lsdException w:name="Medium Grid 1 Accent 5" w:semiHidden="0" w:uiPriority="67" w:unhideWhenUsed="0"/>
-    <w:lsdException w:name="Medium Grid 2 Accent 5" w:semiHidden="0" w:uiPriority="68" w:unhideWhenUsed="0"/>
-    <w:lsdException w:name="Medium Grid 3 Accent 5" w:semiHidden="0" w:uiPriority="69" w:unhideWhenUsed="0"/>
-    <w:lsdException w:name="Dark List Accent 5" w:semiHidden="0" w:uiPriority="70" w:unhideWhenUsed="0"/>
-    <w:lsdException w:name="Colorful Shading Accent 5" w:semiHidden="0" w:uiPriority="71" w:unhideWhenUsed="0"/>
-    <w:lsdException w:name="Colorful List Accent 5" w:semiHidden="0" w:uiPriority="72" w:unhideWhenUsed="0"/>
-    <w:lsdException w:name="Colorful Grid Accent 5" w:semiHidden="0" w:uiPriority="73" w:unhideWhenUsed="0"/>
-    <w:lsdException w:name="Light Shading Accent 6" w:semiHidden="0" w:uiPriority="60" w:unhideWhenUsed="0"/>
-    <w:lsdException w:name="Light List Accent 6" w:semiHidden="0" w:uiPriority="61" w:unhideWhenUsed="0"/>
-    <w:lsdException w:name="Light Grid Accent 6" w:semiHidden="0" w:uiPriority="62" w:unhideWhenUsed="0"/>
-    <w:lsdException w:name="Medium Shading 1 Accent 6" w:semiHidden="0" w:uiPriority="63" w:unhideWhenUsed="0"/>
-    <w:lsdException w:name="Medium Shading 2 Accent 6" w:semiHidden="0" w:uiPriority="64" w:unhideWhenUsed="0"/>
-    <w:lsdException w:name="Medium List 1 Accent 6" w:semiHidden="0" w:uiPriority="65" w:unhideWhenUsed="0"/>
-    <w:lsdException w:name="Medium List 2 Accent 6" w:semiHidden="0" w:uiPriority="66" w:unhideWhenUsed="0"/>
-    <w:lsdException w:name="Medium Grid 1 Accent 6" w:semiHidden="0" w:uiPriority="67" w:unhideWhenUsed="0"/>
-    <w:lsdException w:name="Medium Grid 2 Accent 6" w:semiHidden="0" w:uiPriority="68" w:unhideWhenUsed="0"/>
-    <w:lsdException w:name="Medium Grid 3 Accent 6" w:semiHidden="0" w:uiPriority="69" w:unhideWhenUsed="0"/>
-    <w:lsdException w:name="Dark List Accent 6" w:semiHidden="0" w:uiPriority="70" w:unhideWhenUsed="0"/>
-    <w:lsdException w:name="Colorful Shading Accent 6" w:semiHidden="0" w:uiPriority="71" w:unhideWhenUsed="0"/>
-    <w:lsdException w:name="Colorful List Accent 6" w:semiHidden="0" w:uiPriority="72" w:unhideWhenUsed="0"/>
-    <w:lsdException w:name="Colorful Grid Accent 6" w:semiHidden="0" w:uiPriority="73" w:unhideWhenUsed="0"/>
-    <w:lsdException w:name="Subtle Emphasis" w:semiHidden="0" w:uiPriority="19" w:unhideWhenUsed="0" w:qFormat="1"/>
-    <w:lsdException w:name="Intense Emphasis" w:semiHidden="0" w:uiPriority="21" w:unhideWhenUsed="0" w:qFormat="1"/>
-    <w:lsdException w:name="Subtle Reference" w:semiHidden="0" w:uiPriority="31" w:unhideWhenUsed="0" w:qFormat="1"/>
-    <w:lsdException w:name="Intense Reference" w:semiHidden="0" w:uiPriority="32" w:unhideWhenUsed="0" w:qFormat="1"/>
-    <w:lsdException w:name="Book Title" w:semiHidden="0" w:uiPriority="33" w:unhideWhenUsed="0" w:qFormat="1"/>
-    <w:lsdException w:name="Bibliography" w:uiPriority="37"/>
-    <w:lsdException w:name="TOC Heading" w:uiPriority="39" w:qFormat="1"/>
-  </w:latentStyles>
-  <w:style w:type="paragraph" w:default="1" w:styleId="Normal">
-    <w:name w:val="Normal"/>
-    <w:qFormat/>
-  </w:style>
-  <w:style w:type="character" w:default="1" w:styleId="DefaultParagraphFont">
-    <w:name w:val="Default Paragraph Font"/>
-    <w:uiPriority w:val="1"/>
-    <w:semiHidden/>
-    <w:unhideWhenUsed/>
-  </w:style>
-  <w:style w:type="table" w:default="1" w:styleId="TableNormal">
-    <w:name w:val="Normal Table"/>
-    <w:uiPriority w:val="99"/>
-    <w:semiHidden/>
-    <w:unhideWhenUsed/>
-    <w:tblPr>
-      <w:tblInd w:w="0" w:type="dxa"/>
-      <w:tblCellMar>
-        <w:top w:w="0" w:type="dxa"/>
-        <w:left w:w="108" w:type="dxa"/>
-        <w:bottom w:w="0" w:type="dxa"/>
-        <w:right w:w="108" w:type="dxa"/>
-      </w:tblCellMar>
-    </w:tblPr>
-  </w:style>
-  <w:style w:type="numbering" w:default="1" w:styleId="NoList">
-    <w:name w:val="No List"/>
-    <w:uiPriority w:val="99"/>
-    <w:semiHidden/>
-    <w:unhideWhenUsed/>
-  </w:style>
-  <w:style w:type="character" w:styleId="PlaceholderText">
-    <w:name w:val="Placeholder Text"/>
-    <w:basedOn w:val="DefaultParagraphFont"/>
-    <w:uiPriority w:val="99"/>
-    <w:semiHidden/>
-    <w:rsid w:val="00D66AFC"/>
-    <w:rPr>
-      <w:color w:val="808080"/>
-    </w:rPr>
-  </w:style>
-  <w:style w:type="paragraph" w:customStyle="1" w:styleId="C50F8CBE0D524DA794806A6E0D14340C">
-    <w:name w:val="C50F8CBE0D524DA794806A6E0D14340C"/>
-    <w:rsid w:val="00385873"/>
-  </w:style>
-  <w:style w:type="paragraph" w:customStyle="1" w:styleId="FEE028E79C5448A581232EFEB79E328E">
-    <w:name w:val="FEE028E79C5448A581232EFEB79E328E"/>
-    <w:rsid w:val="00385873"/>
-  </w:style>
-  <w:style w:type="paragraph" w:customStyle="1" w:styleId="6381A6C3F7AE4B0A9C15AB494FD1BDC3">
-    <w:name w:val="6381A6C3F7AE4B0A9C15AB494FD1BDC3"/>
-    <w:rsid w:val="00385873"/>
-  </w:style>
-  <w:style w:type="paragraph" w:customStyle="1" w:styleId="27F3D245EAE24568BF4EEDADCE4ADE6F">
-    <w:name w:val="27F3D245EAE24568BF4EEDADCE4ADE6F"/>
-    <w:rsid w:val="00385873"/>
-  </w:style>
-  <w:style w:type="paragraph" w:customStyle="1" w:styleId="17652BFD4B9A4CA596CEE7BF36A2E457">
-    <w:name w:val="17652BFD4B9A4CA596CEE7BF36A2E457"/>
-    <w:rsid w:val="00385873"/>
-  </w:style>
-  <w:style w:type="paragraph" w:customStyle="1" w:styleId="A4D1AB041D554F17B246DDDBF4A0E256">
-    <w:name w:val="A4D1AB041D554F17B246DDDBF4A0E256"/>
-    <w:rsid w:val="00385873"/>
-  </w:style>
-  <w:style w:type="paragraph" w:customStyle="1" w:styleId="3C6B9335877B4564A9E1380B0234A8F8">
-    <w:name w:val="3C6B9335877B4564A9E1380B0234A8F8"/>
-    <w:rsid w:val="00385873"/>
-  </w:style>
-  <w:style w:type="paragraph" w:customStyle="1" w:styleId="0B1968910FA8421F963F1C0AD4622D5D">
-    <w:name w:val="0B1968910FA8421F963F1C0AD4622D5D"/>
-    <w:rsid w:val="00385873"/>
-  </w:style>
-  <w:style w:type="paragraph" w:customStyle="1" w:styleId="5EFA0C161D7A470B81A0FC3C8673FC79">
-    <w:name w:val="5EFA0C161D7A470B81A0FC3C8673FC79"/>
-    <w:rsid w:val="00385873"/>
-  </w:style>
-  <w:style w:type="paragraph" w:customStyle="1" w:styleId="976EC10808464AAAAC486129B852A85B">
-    <w:name w:val="976EC10808464AAAAC486129B852A85B"/>
-    <w:rsid w:val="00385873"/>
-  </w:style>
-  <w:style w:type="paragraph" w:customStyle="1" w:styleId="FBCD7BA09DF44487923F2C927400C339">
-    <w:name w:val="FBCD7BA09DF44487923F2C927400C339"/>
-    <w:rsid w:val="00385873"/>
-  </w:style>
-  <w:style w:type="paragraph" w:customStyle="1" w:styleId="92A83CC4B7AE40589ECABC814209B215">
-    <w:name w:val="92A83CC4B7AE40589ECABC814209B215"/>
-    <w:rsid w:val="00385873"/>
-  </w:style>
-  <w:style w:type="paragraph" w:customStyle="1" w:styleId="674417D303B243DA8AFA8B412AEF579D">
-    <w:name w:val="674417D303B243DA8AFA8B412AEF579D"/>
-    <w:rsid w:val="00385873"/>
-  </w:style>
-  <w:style w:type="paragraph" w:customStyle="1" w:styleId="69E09FAEE26C4D66887E98AF25B6A358">
-    <w:name w:val="69E09FAEE26C4D66887E98AF25B6A358"/>
-    <w:rsid w:val="00385873"/>
-  </w:style>
-  <w:style w:type="paragraph" w:customStyle="1" w:styleId="AF7D1549837A482D925A31C3DC5E8BDE">
-    <w:name w:val="AF7D1549837A482D925A31C3DC5E8BDE"/>
-    <w:rsid w:val="00385873"/>
-  </w:style>
-  <w:style w:type="paragraph" w:customStyle="1" w:styleId="7FD3AD1FAB324C768641D2F45E7F2DDE">
-    <w:name w:val="7FD3AD1FAB324C768641D2F45E7F2DDE"/>
-    <w:rsid w:val="00385873"/>
-  </w:style>
-  <w:style w:type="paragraph" w:customStyle="1" w:styleId="433DE8868D2A4FA7B8667F72B2C55037">
-    <w:name w:val="433DE8868D2A4FA7B8667F72B2C55037"/>
-    <w:rsid w:val="00385873"/>
-  </w:style>
-  <w:style w:type="paragraph" w:customStyle="1" w:styleId="0C7AD2BD6DCF4A8EB3B39ECB9DCD3F6A">
-    <w:name w:val="0C7AD2BD6DCF4A8EB3B39ECB9DCD3F6A"/>
-    <w:rsid w:val="00385873"/>
-  </w:style>
-  <w:style w:type="paragraph" w:customStyle="1" w:styleId="70849B214A764A1FAFF0D36D8D12D125">
-    <w:name w:val="70849B214A764A1FAFF0D36D8D12D125"/>
-    <w:rsid w:val="00385873"/>
-  </w:style>
-  <w:style w:type="paragraph" w:customStyle="1" w:styleId="B202C43A14A54D0D8F526D87AA51DF86">
-    <w:name w:val="B202C43A14A54D0D8F526D87AA51DF86"/>
-    <w:rsid w:val="00385873"/>
-  </w:style>
-  <w:style w:type="paragraph" w:customStyle="1" w:styleId="63DFF691C0614CA780FF21B38BA9AC53">
-    <w:name w:val="63DFF691C0614CA780FF21B38BA9AC53"/>
-    <w:rsid w:val="00385873"/>
-  </w:style>
-  <w:style w:type="paragraph" w:customStyle="1" w:styleId="6F408DB1C28B404BA70B02A3E277C4E0">
-    <w:name w:val="6F408DB1C28B404BA70B02A3E277C4E0"/>
-    <w:rsid w:val="00385873"/>
-  </w:style>
-  <w:style w:type="paragraph" w:customStyle="1" w:styleId="0566F4F622F248388A73DB4C97BAC01B">
-    <w:name w:val="0566F4F622F248388A73DB4C97BAC01B"/>
-    <w:rsid w:val="00385873"/>
-  </w:style>
-  <w:style w:type="paragraph" w:customStyle="1" w:styleId="825AE8BA90B54021904E34A730A206EC">
-    <w:name w:val="825AE8BA90B54021904E34A730A206EC"/>
-    <w:rsid w:val="00C15B7C"/>
-    <w:pPr>
-      <w:spacing w:after="200" w:line="276" w:lineRule="auto"/>
-    </w:pPr>
-    <w:rPr>
-      <w:kern w:val="0"/>
-      <w14:ligatures w14:val="none"/>
-    </w:rPr>
-  </w:style>
-  <w:style w:type="paragraph" w:customStyle="1" w:styleId="C101429624734B5DBDFA44CE09DEC2DD">
-    <w:name w:val="C101429624734B5DBDFA44CE09DEC2DD"/>
-    <w:rsid w:val="00C15B7C"/>
-    <w:pPr>
-      <w:spacing w:after="200" w:line="276" w:lineRule="auto"/>
-    </w:pPr>
-    <w:rPr>
-      <w:kern w:val="0"/>
-      <w14:ligatures w14:val="none"/>
-    </w:rPr>
-  </w:style>
-  <w:style w:type="paragraph" w:customStyle="1" w:styleId="EC8D8AAEC0F1419A945A5500DD0B0B0E">
-    <w:name w:val="EC8D8AAEC0F1419A945A5500DD0B0B0E"/>
-    <w:rsid w:val="00C15B7C"/>
-    <w:pPr>
-      <w:spacing w:after="200" w:line="276" w:lineRule="auto"/>
-    </w:pPr>
-    <w:rPr>
-      <w:kern w:val="0"/>
-      <w14:ligatures w14:val="none"/>
-    </w:rPr>
-  </w:style>
   <w:style w:type="paragraph" w:customStyle="1" w:styleId="9DF79C5E213647DA97BB821966E9B799">
     <w:name w:val="9DF79C5E213647DA97BB821966E9B799"/>
     <w:rsid w:val="00D66AFC"/>
@@ -3953,7 +3637,7 @@
 </file>
 
 <file path=word/glossary/webSettings.xml><?xml version="1.0" encoding="utf-8"?>
-<w:webSettings xmlns:mc="http://schemas.openxmlformats.org/markup-compatibility/2006" xmlns:r="http://schemas.openxmlformats.org/officeDocument/2006/relationships" xmlns:w="http://schemas.openxmlformats.org/wordprocessingml/2006/main" xmlns:w14="http://schemas.microsoft.com/office/word/2010/wordml" mc:Ignorable="w14">
+<w:webSettings xmlns:mc="http://schemas.openxmlformats.org/markup-compatibility/2006" xmlns:r="http://schemas.openxmlformats.org/officeDocument/2006/relationships" xmlns:w="http://schemas.openxmlformats.org/wordprocessingml/2006/main" xmlns:w14="http://schemas.microsoft.com/office/word/2010/wordml" xmlns:w15="http://schemas.microsoft.com/office/word/2012/wordml" xmlns:w16cex="http://schemas.microsoft.com/office/word/2018/wordml/cex" xmlns:w16cid="http://schemas.microsoft.com/office/word/2016/wordml/cid" xmlns:w16="http://schemas.microsoft.com/office/word/2018/wordml" xmlns:w16du="http://schemas.microsoft.com/office/word/2023/wordml/word16du" xmlns:w16sdtdh="http://schemas.microsoft.com/office/word/2020/wordml/sdtdatahash" xmlns:w16sdtfl="http://schemas.microsoft.com/office/word/2024/wordml/sdtformatlock" xmlns:w16se="http://schemas.microsoft.com/office/word/2015/wordml/symex" mc:Ignorable="w14 w15 w16se w16cid w16 w16cex w16sdtdh w16sdtfl w16du">
   <w:optimizeForBrowser/>
   <w:allowPNG/>
 </w:webSettings>
@@ -4248,7 +3932,7 @@
   <a:extraClrSchemeLst/>
   <a:extLst>
     <a:ext uri="{05A4C25C-085E-4340-85A3-A5531E510DB2}">
-      <thm15:themeFamily xmlns:thm15="http://schemas.microsoft.com/office/thememl/2012/main" xmlns="" name="Office Theme" id="{62F939B6-93AF-4DB8-9C6B-D6C7DFDC589F}" vid="{4A3C46E8-61CC-4603-A589-7422A47A8E4A}"/>
+      <thm15:themeFamily xmlns:thm15="http://schemas.microsoft.com/office/thememl/2012/main" name="Office Theme" id="{62F939B6-93AF-4DB8-9C6B-D6C7DFDC589F}" vid="{4A3C46E8-61CC-4603-A589-7422A47A8E4A}"/>
     </a:ext>
   </a:extLst>
 </a:theme>
